--- a/materials/training-report.docx
+++ b/materials/training-report.docx
@@ -16,6 +16,7 @@
         <w:rPr>
           <w:rFonts w:ascii="Times New Roman" w:hAnsi="Times New Roman" w:eastAsia="宋体"/>
           <w:b/>
+          <w:color w:val="000000"/>
           <w:sz w:val="44"/>
         </w:rPr>
         <w:t>基于双重校验机制的高校实验室预约管理系统设计与实现</w:t>
@@ -29,6 +30,7 @@
         <w:rPr>
           <w:rFonts w:ascii="Times New Roman" w:hAnsi="Times New Roman" w:eastAsia="宋体"/>
           <w:b/>
+          <w:color w:val="000000"/>
           <w:sz w:val="32"/>
         </w:rPr>
         <w:t>—— 实 训 报 告 ——</w:t>
@@ -36,55 +38,83 @@
     </w:p>
     <w:p/>
     <w:p>
-      <w:pPr>
-        <w:jc w:val="center"/>
-      </w:pPr>
+      <w:r>
+        <w:rPr>
+          <w:rFonts w:ascii="Times New Roman" w:hAnsi="Times New Roman" w:eastAsia="宋体"/>
+          <w:b/>
+          <w:color w:val="000000"/>
+          <w:sz w:val="24"/>
+        </w:rPr>
+        <w:t>项目类型</w:t>
+      </w:r>
       <w:r>
         <w:rPr>
           <w:rFonts w:ascii="Times New Roman" w:hAnsi="Times New Roman" w:eastAsia="宋体"/>
           <w:b w:val="0"/>
+          <w:color w:val="000000"/>
           <w:sz w:val="24"/>
         </w:rPr>
-        <w:t>项目类型：高校实训项目（答辩版）</w:t>
+        <w:t>：高校实训项目（答辩版）</w:t>
       </w:r>
     </w:p>
     <w:p>
-      <w:pPr>
-        <w:jc w:val="center"/>
-      </w:pPr>
+      <w:r>
+        <w:rPr>
+          <w:rFonts w:ascii="Times New Roman" w:hAnsi="Times New Roman" w:eastAsia="宋体"/>
+          <w:b/>
+          <w:color w:val="000000"/>
+          <w:sz w:val="24"/>
+        </w:rPr>
+        <w:t>开发方式</w:t>
+      </w:r>
       <w:r>
         <w:rPr>
           <w:rFonts w:ascii="Times New Roman" w:hAnsi="Times New Roman" w:eastAsia="宋体"/>
           <w:b w:val="0"/>
+          <w:color w:val="000000"/>
           <w:sz w:val="24"/>
         </w:rPr>
-        <w:t>开发方式：基于顶层设计的迭代式增量开发（架构师/后端/前端/测试四角色协作）</w:t>
+        <w:t>：基于顶层设计的迭代式增量开发（架构师/后端/前端/测试四角色协作）</w:t>
       </w:r>
     </w:p>
     <w:p>
-      <w:pPr>
-        <w:jc w:val="center"/>
-      </w:pPr>
+      <w:r>
+        <w:rPr>
+          <w:rFonts w:ascii="Times New Roman" w:hAnsi="Times New Roman" w:eastAsia="宋体"/>
+          <w:b/>
+          <w:color w:val="000000"/>
+          <w:sz w:val="24"/>
+        </w:rPr>
+        <w:t>项目负责人</w:t>
+      </w:r>
       <w:r>
         <w:rPr>
           <w:rFonts w:ascii="Times New Roman" w:hAnsi="Times New Roman" w:eastAsia="宋体"/>
           <w:b w:val="0"/>
+          <w:color w:val="000000"/>
           <w:sz w:val="24"/>
         </w:rPr>
-        <w:t>项目负责人：负责最终验收</w:t>
+        <w:t>：负责最终验收</w:t>
       </w:r>
     </w:p>
     <w:p>
-      <w:pPr>
-        <w:jc w:val="center"/>
-      </w:pPr>
+      <w:r>
+        <w:rPr>
+          <w:rFonts w:ascii="Times New Roman" w:hAnsi="Times New Roman" w:eastAsia="宋体"/>
+          <w:b/>
+          <w:color w:val="000000"/>
+          <w:sz w:val="24"/>
+        </w:rPr>
+        <w:t>交付时间</w:t>
+      </w:r>
       <w:r>
         <w:rPr>
           <w:rFonts w:ascii="Times New Roman" w:hAnsi="Times New Roman" w:eastAsia="宋体"/>
           <w:b w:val="0"/>
+          <w:color w:val="000000"/>
           <w:sz w:val="24"/>
         </w:rPr>
-        <w:t>交付时间：2026 年 9 月</w:t>
+        <w:t>：2026 年 9 月</w:t>
       </w:r>
     </w:p>
     <w:p>
@@ -94,7 +124,6 @@
     </w:p>
     <w:p>
       <w:pPr>
-        <w:spacing w:before="120" w:after="240"/>
         <w:jc w:val="center"/>
       </w:pPr>
       <w:r>
@@ -108,130 +137,110 @@
       </w:r>
     </w:p>
     <w:p>
-      <w:pPr>
-        <w:ind w:left="567"/>
-      </w:pPr>
       <w:r>
         <w:rPr>
           <w:rFonts w:ascii="Times New Roman" w:hAnsi="Times New Roman" w:eastAsia="宋体"/>
           <w:b w:val="0"/>
+          <w:color w:val="000000"/>
           <w:sz w:val="24"/>
         </w:rPr>
         <w:t>摘要</w:t>
       </w:r>
     </w:p>
     <w:p>
-      <w:pPr>
-        <w:ind w:left="567"/>
-      </w:pPr>
       <w:r>
         <w:rPr>
           <w:rFonts w:ascii="Times New Roman" w:hAnsi="Times New Roman" w:eastAsia="宋体"/>
           <w:b w:val="0"/>
+          <w:color w:val="000000"/>
           <w:sz w:val="24"/>
         </w:rPr>
         <w:t>项目背景与意义</w:t>
       </w:r>
     </w:p>
     <w:p>
-      <w:pPr>
-        <w:ind w:left="567"/>
-      </w:pPr>
       <w:r>
         <w:rPr>
           <w:rFonts w:ascii="Times New Roman" w:hAnsi="Times New Roman" w:eastAsia="宋体"/>
           <w:b w:val="0"/>
+          <w:color w:val="000000"/>
           <w:sz w:val="24"/>
         </w:rPr>
         <w:t>需求分析</w:t>
       </w:r>
     </w:p>
     <w:p>
-      <w:pPr>
-        <w:ind w:left="567"/>
-      </w:pPr>
       <w:r>
         <w:rPr>
           <w:rFonts w:ascii="Times New Roman" w:hAnsi="Times New Roman" w:eastAsia="宋体"/>
           <w:b w:val="0"/>
+          <w:color w:val="000000"/>
           <w:sz w:val="24"/>
         </w:rPr>
         <w:t>技术选型</w:t>
       </w:r>
     </w:p>
     <w:p>
-      <w:pPr>
-        <w:ind w:left="567"/>
-      </w:pPr>
       <w:r>
         <w:rPr>
           <w:rFonts w:ascii="Times New Roman" w:hAnsi="Times New Roman" w:eastAsia="宋体"/>
           <w:b w:val="0"/>
+          <w:color w:val="000000"/>
           <w:sz w:val="24"/>
         </w:rPr>
         <w:t>系统设计</w:t>
       </w:r>
     </w:p>
     <w:p>
-      <w:pPr>
-        <w:ind w:left="567"/>
-      </w:pPr>
       <w:r>
         <w:rPr>
           <w:rFonts w:ascii="Times New Roman" w:hAnsi="Times New Roman" w:eastAsia="宋体"/>
           <w:b w:val="0"/>
+          <w:color w:val="000000"/>
           <w:sz w:val="24"/>
         </w:rPr>
         <w:t>核心实现</w:t>
       </w:r>
     </w:p>
     <w:p>
-      <w:pPr>
-        <w:ind w:left="567"/>
-      </w:pPr>
       <w:r>
         <w:rPr>
           <w:rFonts w:ascii="Times New Roman" w:hAnsi="Times New Roman" w:eastAsia="宋体"/>
           <w:b w:val="0"/>
+          <w:color w:val="000000"/>
           <w:sz w:val="24"/>
         </w:rPr>
         <w:t>测试与质量保障</w:t>
       </w:r>
     </w:p>
     <w:p>
-      <w:pPr>
-        <w:ind w:left="567"/>
-      </w:pPr>
       <w:r>
         <w:rPr>
           <w:rFonts w:ascii="Times New Roman" w:hAnsi="Times New Roman" w:eastAsia="宋体"/>
           <w:b w:val="0"/>
+          <w:color w:val="000000"/>
           <w:sz w:val="24"/>
         </w:rPr>
         <w:t>AI 接入说明</w:t>
       </w:r>
     </w:p>
     <w:p>
-      <w:pPr>
-        <w:ind w:left="567"/>
-      </w:pPr>
       <w:r>
         <w:rPr>
           <w:rFonts w:ascii="Times New Roman" w:hAnsi="Times New Roman" w:eastAsia="宋体"/>
           <w:b w:val="0"/>
+          <w:color w:val="000000"/>
           <w:sz w:val="24"/>
         </w:rPr>
         <w:t>总结与展望</w:t>
       </w:r>
     </w:p>
     <w:p>
-      <w:pPr>
-        <w:ind w:left="567"/>
-      </w:pPr>
       <w:r>
         <w:rPr>
           <w:rFonts w:ascii="Times New Roman" w:hAnsi="Times New Roman" w:eastAsia="宋体"/>
           <w:b w:val="0"/>
+          <w:color w:val="000000"/>
           <w:sz w:val="24"/>
         </w:rPr>
         <w:t>参考文献</w:t>
@@ -250,13 +259,11 @@
     <w:p>
       <w:pPr>
         <w:pStyle w:val="Heading1"/>
-        <w:keepNext/>
-        <w:spacing w:before="120" w:after="240"/>
       </w:pPr>
       <w:r>
         <w:rPr>
           <w:rFonts w:ascii="Arial" w:hAnsi="Arial" w:eastAsia="黑体"/>
-          <w:b/>
+          <w:b w:val="0"/>
           <w:color w:val="1F3B73"/>
           <w:sz w:val="36"/>
         </w:rPr>
@@ -264,36 +271,31 @@
       </w:r>
     </w:p>
     <w:p>
-      <w:pPr>
-        <w:spacing w:line="336" w:lineRule="auto"/>
-        <w:ind w:firstLine="420"/>
-      </w:pPr>
       <w:r>
         <w:rPr>
           <w:rFonts w:ascii="Times New Roman" w:hAnsi="Times New Roman" w:eastAsia="宋体"/>
           <w:b w:val="0"/>
+          <w:color w:val="000000"/>
           <w:sz w:val="24"/>
         </w:rPr>
-        <w:t>本项目设计并实现了一套基于前后端分离架构的高校实验室/教室预约管理系统。系统面向高校师生与管理人员，覆盖教室资源浏览、预约申请、冲突检测、审核管理、数据统计等完整业务闭环，共 13 个功能页面；后端提供 35 个 RESTful 接口（31 个核心业务接口 + 4 个 AI 只读接口），前端采用 Vue 3 + Vite 5 + Element Plus 技术栈实现。</w:t>
+        <w:t>本项目设计并实现了一套基于前后端分离架构的高校实验室/教室预约管理系统。系统面向高校师生与管理人员，覆盖教室资源浏览、预约申请、冲突检测、审核管理、数据统计等完整业务闭环，共 13 个功能页面；后端提供 36 个 RESTful 接口（32 个核心业务接口 + 4 个 AI 只读接口），前端采用 Vue 3 + Vite 5 + Element Plus 技术栈实现。</w:t>
       </w:r>
     </w:p>
     <w:p>
-      <w:pPr>
-        <w:spacing w:line="336" w:lineRule="auto"/>
-        <w:ind w:firstLine="420"/>
-      </w:pPr>
       <w:r>
         <w:rPr>
           <w:rFonts w:ascii="Times New Roman" w:hAnsi="Times New Roman" w:eastAsia="宋体"/>
           <w:b w:val="0"/>
+          <w:color w:val="000000"/>
           <w:sz w:val="24"/>
         </w:rPr>
-        <w:t>系统在严谨的核心业务逻辑之上，重点实现了三大亮点：一是</w:t>
+        <w:t>系统在严谨的核心业务逻辑之上，重点实现了四大亮点：一是</w:t>
       </w:r>
       <w:r>
         <w:rPr>
           <w:rFonts w:ascii="Times New Roman" w:hAnsi="Times New Roman" w:eastAsia="宋体"/>
           <w:b/>
+          <w:color w:val="000000"/>
           <w:sz w:val="24"/>
         </w:rPr>
         <w:t>前后端双重冲突校验机制</w:t>
@@ -302,6 +304,7 @@
         <w:rPr>
           <w:rFonts w:ascii="Times New Roman" w:hAnsi="Times New Roman" w:eastAsia="宋体"/>
           <w:b w:val="0"/>
+          <w:color w:val="000000"/>
           <w:sz w:val="24"/>
         </w:rPr>
         <w:t>，前端实时校验与后端二次校验相结合，确保预约时间冲突检测精准可靠；二是</w:t>
@@ -310,6 +313,7 @@
         <w:rPr>
           <w:rFonts w:ascii="Times New Roman" w:hAnsi="Times New Roman" w:eastAsia="宋体"/>
           <w:b/>
+          <w:color w:val="000000"/>
           <w:sz w:val="24"/>
         </w:rPr>
         <w:t>完整的预约状态机</w:t>
@@ -318,6 +322,7 @@
         <w:rPr>
           <w:rFonts w:ascii="Times New Roman" w:hAnsi="Times New Roman" w:eastAsia="宋体"/>
           <w:b w:val="0"/>
+          <w:color w:val="000000"/>
           <w:sz w:val="24"/>
         </w:rPr>
         <w:t>与批量审核、快捷驳回等管理端效率能力；三是</w:t>
@@ -326,6 +331,7 @@
         <w:rPr>
           <w:rFonts w:ascii="Times New Roman" w:hAnsi="Times New Roman" w:eastAsia="宋体"/>
           <w:b/>
+          <w:color w:val="000000"/>
           <w:sz w:val="24"/>
         </w:rPr>
         <w:t>轻量场景化 AI 能力接入</w:t>
@@ -334,34 +340,47 @@
         <w:rPr>
           <w:rFonts w:ascii="Times New Roman" w:hAnsi="Times New Roman" w:eastAsia="宋体"/>
           <w:b w:val="0"/>
+          <w:color w:val="000000"/>
           <w:sz w:val="24"/>
         </w:rPr>
-        <w:t>，围绕「提升预约效率、降低审核成本」两个核心价值，提供智能教室推荐、自然语言快速预约、预约合规校验、智能问答四项能力，并实现了双开关控制与规则模拟降级兜底，保证系统在真实大模型限流或网络异常时依然可用。</w:t>
+        <w:t xml:space="preserve">，围绕「提升预约效率、降低审核成本」两个核心价值，提供智能教室推荐、自然语言快速预约、预约合规校验、智能问答四项能力，并实现了双开关控制与规则模拟降级兜底，保证系统在真实大模型限流或网络异常时依然可用；四是 </w:t>
       </w:r>
-    </w:p>
-    <w:p>
-      <w:pPr>
-        <w:spacing w:line="336" w:lineRule="auto"/>
-        <w:ind w:firstLine="420"/>
-      </w:pPr>
+      <w:r>
+        <w:rPr>
+          <w:rFonts w:ascii="Times New Roman" w:hAnsi="Times New Roman" w:eastAsia="宋体"/>
+          <w:b/>
+          <w:color w:val="000000"/>
+          <w:sz w:val="24"/>
+        </w:rPr>
+        <w:t>Redis 加分项</w:t>
+      </w:r>
       <w:r>
         <w:rPr>
           <w:rFonts w:ascii="Times New Roman" w:hAnsi="Times New Roman" w:eastAsia="宋体"/>
           <w:b w:val="0"/>
+          <w:color w:val="000000"/>
           <w:sz w:val="24"/>
         </w:rPr>
-        <w:t>项目基于 JDK 21 + Spring Boot 3.2.10 LTS 与 Vue 3.4 + Vite 5 构建，数据库采用 MySQL 8.0（Docker 容器化部署）。测试方面，R1-R6 共 210 条基线用例零回归失败，R7 新增用例后交付配置 228/228、联调模式 234/234 全部通过，核心业务闭环与 AI 能力均经过浏览器实测验证。</w:t>
+        <w:t>，Docker 容器化部署 Redis 7.0，缓存热门教室数据与登录 Token，实现「退出即失效 + 单点会话」与写后失效的缓存一致性，且 Redis 故障时自动降级不阻断业务。</w:t>
       </w:r>
     </w:p>
     <w:p>
-      <w:pPr>
-        <w:spacing w:line="336" w:lineRule="auto"/>
-        <w:ind w:firstLine="420"/>
-      </w:pPr>
+      <w:r>
+        <w:rPr>
+          <w:rFonts w:ascii="Times New Roman" w:hAnsi="Times New Roman" w:eastAsia="宋体"/>
+          <w:b w:val="0"/>
+          <w:color w:val="000000"/>
+          <w:sz w:val="24"/>
+        </w:rPr>
+        <w:t>项目基于 JDK 21 + Spring Boot 3.2.10 LTS 与 Vue 3.4 + Vite 5 构建，数据库采用 MySQL 8.0、缓存与会话采用 Redis 7.0（均以 Docker 容器方式部署运行）。测试方面，R1-R6 共 210 条基线用例零回归失败，R7 新增用例后交付配置 228/228、联调模式 234/234 全部通过，核心业务闭环、AI 能力与 Redis 加分项均经过实机验证。</w:t>
+      </w:r>
+    </w:p>
+    <w:p>
       <w:r>
         <w:rPr>
           <w:rFonts w:ascii="Times New Roman" w:hAnsi="Times New Roman" w:eastAsia="宋体"/>
           <w:b/>
+          <w:color w:val="000000"/>
           <w:sz w:val="24"/>
         </w:rPr>
         <w:t>关键词</w:t>
@@ -370,9 +389,10 @@
         <w:rPr>
           <w:rFonts w:ascii="Times New Roman" w:hAnsi="Times New Roman" w:eastAsia="宋体"/>
           <w:b w:val="0"/>
+          <w:color w:val="000000"/>
           <w:sz w:val="24"/>
         </w:rPr>
-        <w:t>：教室预约；双重校验；冲突检测；状态机；AI 降级容错；前后端分离</w:t>
+        <w:t>：教室预约；双重校验；冲突检测；状态机；AI 降级容错；Redis 会话与缓存；前后端分离</w:t>
       </w:r>
     </w:p>
     <w:p>
@@ -383,13 +403,11 @@
     <w:p>
       <w:pPr>
         <w:pStyle w:val="Heading1"/>
-        <w:keepNext/>
-        <w:spacing w:before="120" w:after="240"/>
       </w:pPr>
       <w:r>
         <w:rPr>
           <w:rFonts w:ascii="Arial" w:hAnsi="Arial" w:eastAsia="黑体"/>
-          <w:b/>
+          <w:b w:val="0"/>
           <w:color w:val="1F3B73"/>
           <w:sz w:val="36"/>
         </w:rPr>
@@ -399,13 +417,11 @@
     <w:p>
       <w:pPr>
         <w:pStyle w:val="Heading2"/>
-        <w:keepNext/>
-        <w:spacing w:before="120" w:after="240"/>
       </w:pPr>
       <w:r>
         <w:rPr>
           <w:rFonts w:ascii="Arial" w:hAnsi="Arial" w:eastAsia="黑体"/>
-          <w:b/>
+          <w:b w:val="0"/>
           <w:color w:val="2E549C"/>
           <w:sz w:val="28"/>
         </w:rPr>
@@ -413,14 +429,11 @@
       </w:r>
     </w:p>
     <w:p>
-      <w:pPr>
-        <w:spacing w:line="336" w:lineRule="auto"/>
-        <w:ind w:firstLine="420"/>
-      </w:pPr>
       <w:r>
         <w:rPr>
           <w:rFonts w:ascii="Times New Roman" w:hAnsi="Times New Roman" w:eastAsia="宋体"/>
           <w:b w:val="0"/>
+          <w:color w:val="000000"/>
           <w:sz w:val="24"/>
         </w:rPr>
         <w:t>高校实验室、教室等教学资源普遍存在</w:t>
@@ -429,6 +442,7 @@
         <w:rPr>
           <w:rFonts w:ascii="Times New Roman" w:hAnsi="Times New Roman" w:eastAsia="宋体"/>
           <w:b/>
+          <w:color w:val="000000"/>
           <w:sz w:val="24"/>
         </w:rPr>
         <w:t>线下流程繁琐、预约冲突频发、找房效率低、审核工作量巨大</w:t>
@@ -437,6 +451,7 @@
         <w:rPr>
           <w:rFonts w:ascii="Times New Roman" w:hAnsi="Times New Roman" w:eastAsia="宋体"/>
           <w:b w:val="0"/>
+          <w:color w:val="000000"/>
           <w:sz w:val="24"/>
         </w:rPr>
         <w:t>四大痛点：</w:t>
@@ -450,6 +465,7 @@
         <w:rPr>
           <w:rFonts w:ascii="Times New Roman" w:hAnsi="Times New Roman" w:eastAsia="宋体"/>
           <w:b/>
+          <w:color w:val="000000"/>
           <w:sz w:val="24"/>
         </w:rPr>
         <w:t>流程繁琐</w:t>
@@ -458,6 +474,7 @@
         <w:rPr>
           <w:rFonts w:ascii="Times New Roman" w:hAnsi="Times New Roman" w:eastAsia="宋体"/>
           <w:b w:val="0"/>
+          <w:color w:val="000000"/>
           <w:sz w:val="24"/>
         </w:rPr>
         <w:t>：传统的教室借用依赖线下申请单、人工审批，师生需要多次往返，沟通成本高、周期长；</w:t>
@@ -471,6 +488,7 @@
         <w:rPr>
           <w:rFonts w:ascii="Times New Roman" w:hAnsi="Times New Roman" w:eastAsia="宋体"/>
           <w:b/>
+          <w:color w:val="000000"/>
           <w:sz w:val="24"/>
         </w:rPr>
         <w:t>冲突频发</w:t>
@@ -479,6 +497,7 @@
         <w:rPr>
           <w:rFonts w:ascii="Times New Roman" w:hAnsi="Times New Roman" w:eastAsia="宋体"/>
           <w:b w:val="0"/>
+          <w:color w:val="000000"/>
           <w:sz w:val="24"/>
         </w:rPr>
         <w:t>：同一教室同一时段被重复申请的情况时有发生，缺乏统一的冲突检测机制；</w:t>
@@ -492,6 +511,7 @@
         <w:rPr>
           <w:rFonts w:ascii="Times New Roman" w:hAnsi="Times New Roman" w:eastAsia="宋体"/>
           <w:b/>
+          <w:color w:val="000000"/>
           <w:sz w:val="24"/>
         </w:rPr>
         <w:t>找房效率低</w:t>
@@ -500,6 +520,7 @@
         <w:rPr>
           <w:rFonts w:ascii="Times New Roman" w:hAnsi="Times New Roman" w:eastAsia="宋体"/>
           <w:b w:val="0"/>
+          <w:color w:val="000000"/>
           <w:sz w:val="24"/>
         </w:rPr>
         <w:t>：师生不了解各教室的类型、容量、设备与实时占用情况，只能逐个询问，效率极低；</w:t>
@@ -513,6 +534,7 @@
         <w:rPr>
           <w:rFonts w:ascii="Times New Roman" w:hAnsi="Times New Roman" w:eastAsia="宋体"/>
           <w:b/>
+          <w:color w:val="000000"/>
           <w:sz w:val="24"/>
         </w:rPr>
         <w:t>审核工作量大</w:t>
@@ -521,6 +543,7 @@
         <w:rPr>
           <w:rFonts w:ascii="Times New Roman" w:hAnsi="Times New Roman" w:eastAsia="宋体"/>
           <w:b w:val="0"/>
+          <w:color w:val="000000"/>
           <w:sz w:val="24"/>
         </w:rPr>
         <w:t>：管理人员面对大量预约申请，逐条审核、手工登记，工作负担重，且容易出错。</w:t>
@@ -529,13 +552,11 @@
     <w:p>
       <w:pPr>
         <w:pStyle w:val="Heading2"/>
-        <w:keepNext/>
-        <w:spacing w:before="120" w:after="240"/>
       </w:pPr>
       <w:r>
         <w:rPr>
           <w:rFonts w:ascii="Arial" w:hAnsi="Arial" w:eastAsia="黑体"/>
-          <w:b/>
+          <w:b w:val="0"/>
           <w:color w:val="2E549C"/>
           <w:sz w:val="28"/>
         </w:rPr>
@@ -543,14 +564,11 @@
       </w:r>
     </w:p>
     <w:p>
-      <w:pPr>
-        <w:spacing w:line="336" w:lineRule="auto"/>
-        <w:ind w:firstLine="420"/>
-      </w:pPr>
       <w:r>
         <w:rPr>
           <w:rFonts w:ascii="Times New Roman" w:hAnsi="Times New Roman" w:eastAsia="宋体"/>
           <w:b w:val="0"/>
+          <w:color w:val="000000"/>
           <w:sz w:val="24"/>
         </w:rPr>
         <w:t>本项目不止于做一个「信息录入 + 状态管理」的工具型系统，而是致力于在严谨核心业务逻辑基础上，把系统</w:t>
@@ -559,6 +577,7 @@
         <w:rPr>
           <w:rFonts w:ascii="Times New Roman" w:hAnsi="Times New Roman" w:eastAsia="宋体"/>
           <w:b/>
+          <w:color w:val="000000"/>
           <w:sz w:val="24"/>
         </w:rPr>
         <w:t>从管理工具升级为智能化资源调度服务</w:t>
@@ -567,6 +586,7 @@
         <w:rPr>
           <w:rFonts w:ascii="Times New Roman" w:hAnsi="Times New Roman" w:eastAsia="宋体"/>
           <w:b w:val="0"/>
+          <w:color w:val="000000"/>
           <w:sz w:val="24"/>
         </w:rPr>
         <w:t>：</w:t>
@@ -580,6 +600,7 @@
         <w:rPr>
           <w:rFonts w:ascii="Times New Roman" w:hAnsi="Times New Roman" w:eastAsia="宋体"/>
           <w:b/>
+          <w:color w:val="000000"/>
           <w:sz w:val="24"/>
         </w:rPr>
         <w:t>对师生</w:t>
@@ -588,6 +609,7 @@
         <w:rPr>
           <w:rFonts w:ascii="Times New Roman" w:hAnsi="Times New Roman" w:eastAsia="宋体"/>
           <w:b w:val="0"/>
+          <w:color w:val="000000"/>
           <w:sz w:val="24"/>
         </w:rPr>
         <w:t>：通过多条件筛选、实时状态标签、收藏快捷入口、日历总览与 AI 辅助，显著降低找房与预约的操作成本；</w:t>
@@ -601,6 +623,7 @@
         <w:rPr>
           <w:rFonts w:ascii="Times New Roman" w:hAnsi="Times New Roman" w:eastAsia="宋体"/>
           <w:b/>
+          <w:color w:val="000000"/>
           <w:sz w:val="24"/>
         </w:rPr>
         <w:t>对管理人员</w:t>
@@ -609,6 +632,7 @@
         <w:rPr>
           <w:rFonts w:ascii="Times New Roman" w:hAnsi="Times New Roman" w:eastAsia="宋体"/>
           <w:b w:val="0"/>
+          <w:color w:val="000000"/>
           <w:sz w:val="24"/>
         </w:rPr>
         <w:t>：通过批量审核、快捷驳回、数据看板与 AI 合规校验辅助，大幅提升审核与资源管理效率；</w:t>
@@ -622,6 +646,7 @@
         <w:rPr>
           <w:rFonts w:ascii="Times New Roman" w:hAnsi="Times New Roman" w:eastAsia="宋体"/>
           <w:b/>
+          <w:color w:val="000000"/>
           <w:sz w:val="24"/>
         </w:rPr>
         <w:t>对高校信息化建设</w:t>
@@ -630,6 +655,7 @@
         <w:rPr>
           <w:rFonts w:ascii="Times New Roman" w:hAnsi="Times New Roman" w:eastAsia="宋体"/>
           <w:b w:val="0"/>
+          <w:color w:val="000000"/>
           <w:sz w:val="24"/>
         </w:rPr>
         <w:t>：探索「场景化 AI + 核心业务系统」的低耦合融合范式，为同类资源调度系统提供可复用的设计参考。</w:t>
@@ -643,13 +669,11 @@
     <w:p>
       <w:pPr>
         <w:pStyle w:val="Heading1"/>
-        <w:keepNext/>
-        <w:spacing w:before="120" w:after="240"/>
       </w:pPr>
       <w:r>
         <w:rPr>
           <w:rFonts w:ascii="Arial" w:hAnsi="Arial" w:eastAsia="黑体"/>
-          <w:b/>
+          <w:b w:val="0"/>
           <w:color w:val="1F3B73"/>
           <w:sz w:val="36"/>
         </w:rPr>
@@ -659,13 +683,11 @@
     <w:p>
       <w:pPr>
         <w:pStyle w:val="Heading2"/>
-        <w:keepNext/>
-        <w:spacing w:before="120" w:after="240"/>
       </w:pPr>
       <w:r>
         <w:rPr>
           <w:rFonts w:ascii="Arial" w:hAnsi="Arial" w:eastAsia="黑体"/>
-          <w:b/>
+          <w:b w:val="0"/>
           <w:color w:val="2E549C"/>
           <w:sz w:val="28"/>
         </w:rPr>
@@ -676,7 +698,6 @@
       <w:tblPr>
         <w:tblStyle w:val="TableGrid"/>
         <w:tblW w:type="auto" w:w="0"/>
-        <w:jc w:val="center"/>
         <w:tblLook w:firstColumn="1" w:firstRow="1" w:lastColumn="0" w:lastRow="0" w:noHBand="0" w:noVBand="1" w:val="04A0"/>
       </w:tblPr>
       <w:tblGrid>
@@ -688,20 +709,13 @@
         <w:tc>
           <w:tcPr>
             <w:tcW w:type="dxa" w:w="2946"/>
-            <w:shd w:val="clear" w:fill="4472C4"/>
           </w:tcPr>
           <w:p>
             <w:r>
               <w:rPr>
-                <w:color w:val="FFFFFF"/>
-              </w:rPr>
-            </w:r>
-            <w:r>
-              <w:rPr>
                 <w:rFonts w:ascii="Times New Roman" w:hAnsi="Times New Roman" w:eastAsia="宋体"/>
                 <w:b/>
-                <w:color w:val="FFFFFF"/>
-                <w:sz w:val="21"/>
+                <w:sz w:val="24"/>
               </w:rPr>
               <w:t>角色</w:t>
             </w:r>
@@ -710,20 +724,13 @@
         <w:tc>
           <w:tcPr>
             <w:tcW w:type="dxa" w:w="2946"/>
-            <w:shd w:val="clear" w:fill="4472C4"/>
           </w:tcPr>
           <w:p>
             <w:r>
               <w:rPr>
-                <w:color w:val="FFFFFF"/>
-              </w:rPr>
-            </w:r>
-            <w:r>
-              <w:rPr>
                 <w:rFonts w:ascii="Times New Roman" w:hAnsi="Times New Roman" w:eastAsia="宋体"/>
                 <w:b/>
-                <w:color w:val="FFFFFF"/>
-                <w:sz w:val="21"/>
+                <w:sz w:val="24"/>
               </w:rPr>
               <w:t>权限范围</w:t>
             </w:r>
@@ -732,20 +739,13 @@
         <w:tc>
           <w:tcPr>
             <w:tcW w:type="dxa" w:w="2946"/>
-            <w:shd w:val="clear" w:fill="4472C4"/>
           </w:tcPr>
           <w:p>
             <w:r>
               <w:rPr>
-                <w:color w:val="FFFFFF"/>
-              </w:rPr>
-            </w:r>
-            <w:r>
-              <w:rPr>
                 <w:rFonts w:ascii="Times New Roman" w:hAnsi="Times New Roman" w:eastAsia="宋体"/>
                 <w:b/>
-                <w:color w:val="FFFFFF"/>
-                <w:sz w:val="21"/>
+                <w:sz w:val="24"/>
               </w:rPr>
               <w:t>核心设计视角</w:t>
             </w:r>
@@ -758,12 +758,11 @@
             <w:tcW w:type="dxa" w:w="2946"/>
           </w:tcPr>
           <w:p>
-            <w:r/>
             <w:r>
               <w:rPr>
                 <w:rFonts w:ascii="Times New Roman" w:hAnsi="Times New Roman" w:eastAsia="宋体"/>
                 <w:b w:val="0"/>
-                <w:sz w:val="21"/>
+                <w:sz w:val="24"/>
               </w:rPr>
               <w:t>学生</w:t>
             </w:r>
@@ -774,12 +773,11 @@
             <w:tcW w:type="dxa" w:w="2946"/>
           </w:tcPr>
           <w:p>
-            <w:r/>
             <w:r>
               <w:rPr>
                 <w:rFonts w:ascii="Times New Roman" w:hAnsi="Times New Roman" w:eastAsia="宋体"/>
                 <w:b w:val="0"/>
-                <w:sz w:val="21"/>
+                <w:sz w:val="24"/>
               </w:rPr>
               <w:t>浏览教室、提交预约、管理个人预约、收藏常用教室、查看个人数据、AI 辅助预约</w:t>
             </w:r>
@@ -790,12 +788,11 @@
             <w:tcW w:type="dxa" w:w="2946"/>
           </w:tcPr>
           <w:p>
-            <w:r/>
             <w:r>
               <w:rPr>
                 <w:rFonts w:ascii="Times New Roman" w:hAnsi="Times New Roman" w:eastAsia="宋体"/>
                 <w:b w:val="0"/>
-                <w:sz w:val="21"/>
+                <w:sz w:val="24"/>
               </w:rPr>
               <w:t>降低操作成本，快速找到可用教室，及时获知预约状态</w:t>
             </w:r>
@@ -808,12 +805,11 @@
             <w:tcW w:type="dxa" w:w="2946"/>
           </w:tcPr>
           <w:p>
-            <w:r/>
             <w:r>
               <w:rPr>
                 <w:rFonts w:ascii="Times New Roman" w:hAnsi="Times New Roman" w:eastAsia="宋体"/>
                 <w:b w:val="0"/>
-                <w:sz w:val="21"/>
+                <w:sz w:val="24"/>
               </w:rPr>
               <w:t>管理员</w:t>
             </w:r>
@@ -824,12 +820,11 @@
             <w:tcW w:type="dxa" w:w="2946"/>
           </w:tcPr>
           <w:p>
-            <w:r/>
             <w:r>
               <w:rPr>
                 <w:rFonts w:ascii="Times New Roman" w:hAnsi="Times New Roman" w:eastAsia="宋体"/>
                 <w:b w:val="0"/>
-                <w:sz w:val="21"/>
+                <w:sz w:val="24"/>
               </w:rPr>
               <w:t>教室资源管理、预约审核、用户管理、全量记录查询、数据统计、AI 辅助审核</w:t>
             </w:r>
@@ -840,12 +835,11 @@
             <w:tcW w:type="dxa" w:w="2946"/>
           </w:tcPr>
           <w:p>
-            <w:r/>
             <w:r>
               <w:rPr>
                 <w:rFonts w:ascii="Times New Roman" w:hAnsi="Times New Roman" w:eastAsia="宋体"/>
                 <w:b w:val="0"/>
-                <w:sz w:val="21"/>
+                <w:sz w:val="24"/>
               </w:rPr>
               <w:t>提升审核效率，批量处理操作，数据直观可览</w:t>
             </w:r>
@@ -853,17 +847,14 @@
         </w:tc>
       </w:tr>
     </w:tbl>
-    <w:p/>
     <w:p>
       <w:pPr>
         <w:pStyle w:val="Heading2"/>
-        <w:keepNext/>
-        <w:spacing w:before="120" w:after="240"/>
       </w:pPr>
       <w:r>
         <w:rPr>
           <w:rFonts w:ascii="Arial" w:hAnsi="Arial" w:eastAsia="黑体"/>
-          <w:b/>
+          <w:b w:val="0"/>
           <w:color w:val="2E549C"/>
           <w:sz w:val="28"/>
         </w:rPr>
@@ -871,28 +862,22 @@
       </w:r>
     </w:p>
     <w:p>
-      <w:pPr>
-        <w:spacing w:line="336" w:lineRule="auto"/>
-        <w:ind w:firstLine="420"/>
-      </w:pPr>
       <w:r>
         <w:rPr>
           <w:rFonts w:ascii="Times New Roman" w:hAnsi="Times New Roman" w:eastAsia="宋体"/>
           <w:b w:val="0"/>
+          <w:color w:val="000000"/>
           <w:sz w:val="24"/>
         </w:rPr>
         <w:t>系统共设计 13 个功能页面，分层覆盖公共功能、学生端与管理端：</w:t>
       </w:r>
     </w:p>
     <w:p>
-      <w:pPr>
-        <w:spacing w:line="336" w:lineRule="auto"/>
-        <w:ind w:firstLine="420"/>
-      </w:pPr>
       <w:r>
         <w:rPr>
           <w:rFonts w:ascii="Times New Roman" w:hAnsi="Times New Roman" w:eastAsia="宋体"/>
           <w:b/>
+          <w:color w:val="000000"/>
           <w:sz w:val="24"/>
         </w:rPr>
         <w:t>公共功能（2 页）</w:t>
@@ -901,20 +886,18 @@
         <w:rPr>
           <w:rFonts w:ascii="Times New Roman" w:hAnsi="Times New Roman" w:eastAsia="宋体"/>
           <w:b w:val="0"/>
+          <w:color w:val="000000"/>
           <w:sz w:val="24"/>
         </w:rPr>
         <w:t>：双角色登录、学生自主注册，并提供「当日有即将开始的预约」登录温和提醒。</w:t>
       </w:r>
     </w:p>
     <w:p>
-      <w:pPr>
-        <w:spacing w:line="336" w:lineRule="auto"/>
-        <w:ind w:firstLine="420"/>
-      </w:pPr>
       <w:r>
         <w:rPr>
           <w:rFonts w:ascii="Times New Roman" w:hAnsi="Times New Roman" w:eastAsia="宋体"/>
           <w:b/>
+          <w:color w:val="000000"/>
           <w:sz w:val="24"/>
         </w:rPr>
         <w:t>学生端功能（5 页）</w:t>
@@ -923,20 +906,18 @@
         <w:rPr>
           <w:rFonts w:ascii="Times New Roman" w:hAnsi="Times New Roman" w:eastAsia="宋体"/>
           <w:b w:val="0"/>
+          <w:color w:val="000000"/>
           <w:sz w:val="24"/>
         </w:rPr>
         <w:t>：教室资源列表（多条件筛选、实时状态标签、筛选条件记忆）、教室详情（时段占用可视化、收藏、预约申请）、我的预约（状态分类、取消、今日置顶）、个人中心（数据概览、常用教室快捷入口、消息通知）、预约日历总览（FullCalendar 月/周视图、点击快速预约）。</w:t>
       </w:r>
     </w:p>
     <w:p>
-      <w:pPr>
-        <w:spacing w:line="336" w:lineRule="auto"/>
-        <w:ind w:firstLine="420"/>
-      </w:pPr>
       <w:r>
         <w:rPr>
           <w:rFonts w:ascii="Times New Roman" w:hAnsi="Times New Roman" w:eastAsia="宋体"/>
           <w:b/>
+          <w:color w:val="000000"/>
           <w:sz w:val="24"/>
         </w:rPr>
         <w:t>管理端功能（6 页）</w:t>
@@ -945,20 +926,18 @@
         <w:rPr>
           <w:rFonts w:ascii="Times New Roman" w:hAnsi="Times New Roman" w:eastAsia="宋体"/>
           <w:b w:val="0"/>
+          <w:color w:val="000000"/>
           <w:sz w:val="24"/>
         </w:rPr>
         <w:t>：后台首页（数据概览卡片 + 快捷入口）、教室资源管理（CRUD、状态管理、批量操作）、预约审核管理（全量查询、通过/驳回、批量审核、快捷驳回原因、AI 合规校验标签）、用户管理（查询、禁用/启用、重置密码）、预约记录查询（多条件筛选、Excel 导出）、数据可视化看板（ECharts 三图表）。</w:t>
       </w:r>
     </w:p>
     <w:p>
-      <w:pPr>
-        <w:spacing w:line="336" w:lineRule="auto"/>
-        <w:ind w:firstLine="420"/>
-      </w:pPr>
       <w:r>
         <w:rPr>
           <w:rFonts w:ascii="Times New Roman" w:hAnsi="Times New Roman" w:eastAsia="宋体"/>
           <w:b/>
+          <w:color w:val="000000"/>
           <w:sz w:val="24"/>
         </w:rPr>
         <w:t>AI 能力（3 处学生端交互 + 1 处管理端交互）</w:t>
@@ -967,6 +946,7 @@
         <w:rPr>
           <w:rFonts w:ascii="Times New Roman" w:hAnsi="Times New Roman" w:eastAsia="宋体"/>
           <w:b w:val="0"/>
+          <w:color w:val="000000"/>
           <w:sz w:val="24"/>
         </w:rPr>
         <w:t>：智能教室推荐 Top3、自然语言快速预约、全局悬浮智能助手（学生端）；预约用途合规校验标签（管理端审核页，只提示不改状态）。</w:t>
@@ -975,13 +955,11 @@
     <w:p>
       <w:pPr>
         <w:pStyle w:val="Heading2"/>
-        <w:keepNext/>
-        <w:spacing w:before="120" w:after="240"/>
       </w:pPr>
       <w:r>
         <w:rPr>
           <w:rFonts w:ascii="Arial" w:hAnsi="Arial" w:eastAsia="黑体"/>
-          <w:b/>
+          <w:b w:val="0"/>
           <w:color w:val="2E549C"/>
           <w:sz w:val="28"/>
         </w:rPr>
@@ -996,6 +974,7 @@
         <w:rPr>
           <w:rFonts w:ascii="Times New Roman" w:hAnsi="Times New Roman" w:eastAsia="宋体"/>
           <w:b w:val="0"/>
+          <w:color w:val="000000"/>
           <w:sz w:val="24"/>
         </w:rPr>
         <w:t>响应时间：普通页面加载 ≤2s，冲突检测查询 ≤500ms，AI 接口响应 ≤60s（模型实测响应可达数十秒，超时自动降级）；</w:t>
@@ -1009,6 +988,7 @@
         <w:rPr>
           <w:rFonts w:ascii="Times New Roman" w:hAnsi="Times New Roman" w:eastAsia="宋体"/>
           <w:b w:val="0"/>
+          <w:color w:val="000000"/>
           <w:sz w:val="24"/>
         </w:rPr>
         <w:t>兼容性：兼容 Chrome、Edge 主流浏览器；</w:t>
@@ -1022,6 +1002,7 @@
         <w:rPr>
           <w:rFonts w:ascii="Times New Roman" w:hAnsi="Times New Roman" w:eastAsia="宋体"/>
           <w:b w:val="0"/>
+          <w:color w:val="000000"/>
           <w:sz w:val="24"/>
         </w:rPr>
         <w:t>安全性：密码 BCrypt 加密存储、接口权限拦截、参数合法性校验、API 密钥仅后端环境变量持有；</w:t>
@@ -1035,6 +1016,7 @@
         <w:rPr>
           <w:rFonts w:ascii="Times New Roman" w:hAnsi="Times New Roman" w:eastAsia="宋体"/>
           <w:b w:val="0"/>
+          <w:color w:val="000000"/>
           <w:sz w:val="24"/>
         </w:rPr>
         <w:t>易用性：核心操作流程不超过 3 步，关键操作均有二次确认。</w:t>
@@ -1043,13 +1025,11 @@
     <w:p>
       <w:pPr>
         <w:pStyle w:val="Heading2"/>
-        <w:keepNext/>
-        <w:spacing w:before="120" w:after="240"/>
       </w:pPr>
       <w:r>
         <w:rPr>
           <w:rFonts w:ascii="Arial" w:hAnsi="Arial" w:eastAsia="黑体"/>
-          <w:b/>
+          <w:b w:val="0"/>
           <w:color w:val="2E549C"/>
           <w:sz w:val="28"/>
         </w:rPr>
@@ -1064,6 +1044,7 @@
         <w:rPr>
           <w:rFonts w:ascii="Times New Roman" w:hAnsi="Times New Roman" w:eastAsia="宋体"/>
           <w:b/>
+          <w:color w:val="000000"/>
           <w:sz w:val="24"/>
         </w:rPr>
         <w:t>预约冲突检测（前后端双重校验）</w:t>
@@ -1072,25 +1053,10 @@
         <w:rPr>
           <w:rFonts w:ascii="Times New Roman" w:hAnsi="Times New Roman" w:eastAsia="宋体"/>
           <w:b w:val="0"/>
+          <w:color w:val="000000"/>
           <w:sz w:val="24"/>
         </w:rPr>
-        <w:t>：同一教室、同一预约日期下，新预约时间段与已通过预约时间段存在重叠即判定冲突。重叠判定公式：</w:t>
-      </w:r>
-      <w:r>
-        <w:rPr>
-          <w:rFonts w:ascii="Consolas" w:hAnsi="Consolas" w:eastAsia="宋体"/>
-          <w:b w:val="0"/>
-          <w:sz w:val="22"/>
-        </w:rPr>
-        <w:t>新开始 &lt; 旧结束 AND 新结束 &gt; 旧开始</w:t>
-      </w:r>
-      <w:r>
-        <w:rPr>
-          <w:rFonts w:ascii="Times New Roman" w:hAnsi="Times New Roman" w:eastAsia="宋体"/>
-          <w:b w:val="0"/>
-          <w:sz w:val="24"/>
-        </w:rPr>
-        <w:t>。前端选择时段后实时校验并禁用提交，后端提交接口二次校验防止绕过前端。</w:t>
+        <w:t>：同一教室、同一预约日期下，新预约时间段与已通过预约时间段存在重叠即判定冲突。重叠判定公式：`新开始 &lt; 旧结束 AND 新结束 &gt; 旧开始`。前端选择时段后实时校验并禁用提交，后端提交接口二次校验防止绕过前端。</w:t>
       </w:r>
     </w:p>
     <w:p>
@@ -1101,6 +1067,7 @@
         <w:rPr>
           <w:rFonts w:ascii="Times New Roman" w:hAnsi="Times New Roman" w:eastAsia="宋体"/>
           <w:b/>
+          <w:color w:val="000000"/>
           <w:sz w:val="24"/>
         </w:rPr>
         <w:t>预约状态机</w:t>
@@ -1109,105 +1076,10 @@
         <w:rPr>
           <w:rFonts w:ascii="Times New Roman" w:hAnsi="Times New Roman" w:eastAsia="宋体"/>
           <w:b w:val="0"/>
+          <w:color w:val="000000"/>
           <w:sz w:val="24"/>
         </w:rPr>
-        <w:t>：</w:t>
-      </w:r>
-      <w:r>
-        <w:rPr>
-          <w:rFonts w:ascii="Consolas" w:hAnsi="Consolas" w:eastAsia="宋体"/>
-          <w:b w:val="0"/>
-          <w:sz w:val="22"/>
-        </w:rPr>
-        <w:t>待审核(0)</w:t>
-      </w:r>
-      <w:r>
-        <w:rPr>
-          <w:rFonts w:ascii="Times New Roman" w:hAnsi="Times New Roman" w:eastAsia="宋体"/>
-          <w:b w:val="0"/>
-          <w:sz w:val="24"/>
-        </w:rPr>
-        <w:t xml:space="preserve"> → 管理员通过 → </w:t>
-      </w:r>
-      <w:r>
-        <w:rPr>
-          <w:rFonts w:ascii="Consolas" w:hAnsi="Consolas" w:eastAsia="宋体"/>
-          <w:b w:val="0"/>
-          <w:sz w:val="22"/>
-        </w:rPr>
-        <w:t>已通过(1)</w:t>
-      </w:r>
-      <w:r>
-        <w:rPr>
-          <w:rFonts w:ascii="Times New Roman" w:hAnsi="Times New Roman" w:eastAsia="宋体"/>
-          <w:b w:val="0"/>
-          <w:sz w:val="24"/>
-        </w:rPr>
-        <w:t>；</w:t>
-      </w:r>
-      <w:r>
-        <w:rPr>
-          <w:rFonts w:ascii="Consolas" w:hAnsi="Consolas" w:eastAsia="宋体"/>
-          <w:b w:val="0"/>
-          <w:sz w:val="22"/>
-        </w:rPr>
-        <w:t>待审核(0)</w:t>
-      </w:r>
-      <w:r>
-        <w:rPr>
-          <w:rFonts w:ascii="Times New Roman" w:hAnsi="Times New Roman" w:eastAsia="宋体"/>
-          <w:b w:val="0"/>
-          <w:sz w:val="24"/>
-        </w:rPr>
-        <w:t xml:space="preserve"> → 驳回 → </w:t>
-      </w:r>
-      <w:r>
-        <w:rPr>
-          <w:rFonts w:ascii="Consolas" w:hAnsi="Consolas" w:eastAsia="宋体"/>
-          <w:b w:val="0"/>
-          <w:sz w:val="22"/>
-        </w:rPr>
-        <w:t>已驳回(2)</w:t>
-      </w:r>
-      <w:r>
-        <w:rPr>
-          <w:rFonts w:ascii="Times New Roman" w:hAnsi="Times New Roman" w:eastAsia="宋体"/>
-          <w:b w:val="0"/>
-          <w:sz w:val="24"/>
-        </w:rPr>
-        <w:t>；</w:t>
-      </w:r>
-      <w:r>
-        <w:rPr>
-          <w:rFonts w:ascii="Consolas" w:hAnsi="Consolas" w:eastAsia="宋体"/>
-          <w:b w:val="0"/>
-          <w:sz w:val="22"/>
-        </w:rPr>
-        <w:t>待审核(0)/已通过(1)</w:t>
-      </w:r>
-      <w:r>
-        <w:rPr>
-          <w:rFonts w:ascii="Times New Roman" w:hAnsi="Times New Roman" w:eastAsia="宋体"/>
-          <w:b w:val="0"/>
-          <w:sz w:val="24"/>
-        </w:rPr>
-        <w:t xml:space="preserve"> → 用户取消 → </w:t>
-      </w:r>
-      <w:r>
-        <w:rPr>
-          <w:rFonts w:ascii="Consolas" w:hAnsi="Consolas" w:eastAsia="宋体"/>
-          <w:b w:val="0"/>
-          <w:sz w:val="22"/>
-        </w:rPr>
-        <w:t>已取消(3)</w:t>
-      </w:r>
-      <w:r>
-        <w:rPr>
-          <w:rFonts w:ascii="Times New Roman" w:hAnsi="Times New Roman" w:eastAsia="宋体"/>
-          <w:b w:val="0"/>
-          <w:sz w:val="24"/>
-        </w:rPr>
-        <w:t>。</w:t>
+        <w:t>：`待审核(0)` → 管理员通过 → `已通过(1)`；`待审核(0)` → 驳回 → `已驳回(2)`；`待审核(0)/已通过(1)` → 用户取消 → `已取消(3)`。</w:t>
       </w:r>
     </w:p>
     <w:p>
@@ -1218,6 +1090,7 @@
         <w:rPr>
           <w:rFonts w:ascii="Times New Roman" w:hAnsi="Times New Roman" w:eastAsia="宋体"/>
           <w:b/>
+          <w:color w:val="000000"/>
           <w:sz w:val="24"/>
         </w:rPr>
         <w:t>补充规则</w:t>
@@ -1226,6 +1099,7 @@
         <w:rPr>
           <w:rFonts w:ascii="Times New Roman" w:hAnsi="Times New Roman" w:eastAsia="宋体"/>
           <w:b w:val="0"/>
+          <w:color w:val="000000"/>
           <w:sz w:val="24"/>
         </w:rPr>
         <w:t>：取消时限为预约开始前 1 小时；每人收藏上限 10 间；批量审核仅限待审核状态。</w:t>
@@ -1234,13 +1108,11 @@
     <w:p>
       <w:pPr>
         <w:pStyle w:val="Heading2"/>
-        <w:keepNext/>
-        <w:spacing w:before="120" w:after="240"/>
       </w:pPr>
       <w:r>
         <w:rPr>
           <w:rFonts w:ascii="Arial" w:hAnsi="Arial" w:eastAsia="黑体"/>
-          <w:b/>
+          <w:b w:val="0"/>
           <w:color w:val="2E549C"/>
           <w:sz w:val="28"/>
         </w:rPr>
@@ -1255,6 +1127,7 @@
         <w:rPr>
           <w:rFonts w:ascii="Times New Roman" w:hAnsi="Times New Roman" w:eastAsia="宋体"/>
           <w:b w:val="0"/>
+          <w:color w:val="000000"/>
           <w:sz w:val="24"/>
         </w:rPr>
         <w:t>场景绝对限定：AI 仅服务于教室预约业务场景，拒绝无关话题；</w:t>
@@ -1268,6 +1141,7 @@
         <w:rPr>
           <w:rFonts w:ascii="Times New Roman" w:hAnsi="Times New Roman" w:eastAsia="宋体"/>
           <w:b w:val="0"/>
+          <w:color w:val="000000"/>
           <w:sz w:val="24"/>
         </w:rPr>
         <w:t>只读不写：AI 仅查询、解析、建议，所有业务操作必须用户手动确认；</w:t>
@@ -1281,6 +1155,7 @@
         <w:rPr>
           <w:rFonts w:ascii="Times New Roman" w:hAnsi="Times New Roman" w:eastAsia="宋体"/>
           <w:b w:val="0"/>
+          <w:color w:val="000000"/>
           <w:sz w:val="24"/>
         </w:rPr>
         <w:t>降级容错：调用超时/报错/限流/密钥缺失自动降级本地规则模拟，不阻断业务；</w:t>
@@ -1294,6 +1169,7 @@
         <w:rPr>
           <w:rFonts w:ascii="Times New Roman" w:hAnsi="Times New Roman" w:eastAsia="宋体"/>
           <w:b w:val="0"/>
+          <w:color w:val="000000"/>
           <w:sz w:val="24"/>
         </w:rPr>
         <w:t>结果可质疑：AI 结果均提供修改/重新选择入口；</w:t>
@@ -1307,6 +1183,7 @@
         <w:rPr>
           <w:rFonts w:ascii="Times New Roman" w:hAnsi="Times New Roman" w:eastAsia="宋体"/>
           <w:b w:val="0"/>
+          <w:color w:val="000000"/>
           <w:sz w:val="24"/>
         </w:rPr>
         <w:t>内容标注：前端统一标注「AI 生成，仅供参考」。</w:t>
@@ -1320,13 +1197,11 @@
     <w:p>
       <w:pPr>
         <w:pStyle w:val="Heading1"/>
-        <w:keepNext/>
-        <w:spacing w:before="120" w:after="240"/>
       </w:pPr>
       <w:r>
         <w:rPr>
           <w:rFonts w:ascii="Arial" w:hAnsi="Arial" w:eastAsia="黑体"/>
-          <w:b/>
+          <w:b w:val="0"/>
           <w:color w:val="1F3B73"/>
           <w:sz w:val="36"/>
         </w:rPr>
@@ -1336,13 +1211,11 @@
     <w:p>
       <w:pPr>
         <w:pStyle w:val="Heading2"/>
-        <w:keepNext/>
-        <w:spacing w:before="120" w:after="240"/>
       </w:pPr>
       <w:r>
         <w:rPr>
           <w:rFonts w:ascii="Arial" w:hAnsi="Arial" w:eastAsia="黑体"/>
-          <w:b/>
+          <w:b w:val="0"/>
           <w:color w:val="2E549C"/>
           <w:sz w:val="28"/>
         </w:rPr>
@@ -1353,7 +1226,6 @@
       <w:tblPr>
         <w:tblStyle w:val="TableGrid"/>
         <w:tblW w:type="auto" w:w="0"/>
-        <w:jc w:val="center"/>
         <w:tblLook w:firstColumn="1" w:firstRow="1" w:lastColumn="0" w:lastRow="0" w:noHBand="0" w:noVBand="1" w:val="04A0"/>
       </w:tblPr>
       <w:tblGrid>
@@ -1366,20 +1238,13 @@
         <w:tc>
           <w:tcPr>
             <w:tcW w:type="dxa" w:w="2209"/>
-            <w:shd w:val="clear" w:fill="4472C4"/>
           </w:tcPr>
           <w:p>
             <w:r>
               <w:rPr>
-                <w:color w:val="FFFFFF"/>
-              </w:rPr>
-            </w:r>
-            <w:r>
-              <w:rPr>
                 <w:rFonts w:ascii="Times New Roman" w:hAnsi="Times New Roman" w:eastAsia="宋体"/>
                 <w:b/>
-                <w:color w:val="FFFFFF"/>
-                <w:sz w:val="21"/>
+                <w:sz w:val="24"/>
               </w:rPr>
               <w:t>层级</w:t>
             </w:r>
@@ -1388,20 +1253,13 @@
         <w:tc>
           <w:tcPr>
             <w:tcW w:type="dxa" w:w="2209"/>
-            <w:shd w:val="clear" w:fill="4472C4"/>
           </w:tcPr>
           <w:p>
             <w:r>
               <w:rPr>
-                <w:color w:val="FFFFFF"/>
-              </w:rPr>
-            </w:r>
-            <w:r>
-              <w:rPr>
                 <w:rFonts w:ascii="Times New Roman" w:hAnsi="Times New Roman" w:eastAsia="宋体"/>
                 <w:b/>
-                <w:color w:val="FFFFFF"/>
-                <w:sz w:val="21"/>
+                <w:sz w:val="24"/>
               </w:rPr>
               <w:t>技术选型</w:t>
             </w:r>
@@ -1410,20 +1268,13 @@
         <w:tc>
           <w:tcPr>
             <w:tcW w:type="dxa" w:w="2209"/>
-            <w:shd w:val="clear" w:fill="4472C4"/>
           </w:tcPr>
           <w:p>
             <w:r>
               <w:rPr>
-                <w:color w:val="FFFFFF"/>
-              </w:rPr>
-            </w:r>
-            <w:r>
-              <w:rPr>
                 <w:rFonts w:ascii="Times New Roman" w:hAnsi="Times New Roman" w:eastAsia="宋体"/>
                 <w:b/>
-                <w:color w:val="FFFFFF"/>
-                <w:sz w:val="21"/>
+                <w:sz w:val="24"/>
               </w:rPr>
               <w:t>版本</w:t>
             </w:r>
@@ -1432,20 +1283,13 @@
         <w:tc>
           <w:tcPr>
             <w:tcW w:type="dxa" w:w="2209"/>
-            <w:shd w:val="clear" w:fill="4472C4"/>
           </w:tcPr>
           <w:p>
             <w:r>
               <w:rPr>
-                <w:color w:val="FFFFFF"/>
-              </w:rPr>
-            </w:r>
-            <w:r>
-              <w:rPr>
                 <w:rFonts w:ascii="Times New Roman" w:hAnsi="Times New Roman" w:eastAsia="宋体"/>
                 <w:b/>
-                <w:color w:val="FFFFFF"/>
-                <w:sz w:val="21"/>
+                <w:sz w:val="24"/>
               </w:rPr>
               <w:t>说明</w:t>
             </w:r>
@@ -1458,12 +1302,11 @@
             <w:tcW w:type="dxa" w:w="2209"/>
           </w:tcPr>
           <w:p>
-            <w:r/>
             <w:r>
               <w:rPr>
                 <w:rFonts w:ascii="Times New Roman" w:hAnsi="Times New Roman" w:eastAsia="宋体"/>
                 <w:b w:val="0"/>
-                <w:sz w:val="21"/>
+                <w:sz w:val="24"/>
               </w:rPr>
               <w:t>开发环境</w:t>
             </w:r>
@@ -1474,12 +1317,11 @@
             <w:tcW w:type="dxa" w:w="2209"/>
           </w:tcPr>
           <w:p>
-            <w:r/>
             <w:r>
               <w:rPr>
                 <w:rFonts w:ascii="Times New Roman" w:hAnsi="Times New Roman" w:eastAsia="宋体"/>
                 <w:b w:val="0"/>
-                <w:sz w:val="21"/>
+                <w:sz w:val="24"/>
               </w:rPr>
               <w:t>JDK</w:t>
             </w:r>
@@ -1490,12 +1332,11 @@
             <w:tcW w:type="dxa" w:w="2209"/>
           </w:tcPr>
           <w:p>
-            <w:r/>
             <w:r>
               <w:rPr>
                 <w:rFonts w:ascii="Times New Roman" w:hAnsi="Times New Roman" w:eastAsia="宋体"/>
                 <w:b w:val="0"/>
-                <w:sz w:val="21"/>
+                <w:sz w:val="24"/>
               </w:rPr>
               <w:t>21 LTS</w:t>
             </w:r>
@@ -1506,12 +1347,11 @@
             <w:tcW w:type="dxa" w:w="2209"/>
           </w:tcPr>
           <w:p>
-            <w:r/>
             <w:r>
               <w:rPr>
                 <w:rFonts w:ascii="Times New Roman" w:hAnsi="Times New Roman" w:eastAsia="宋体"/>
                 <w:b w:val="0"/>
-                <w:sz w:val="21"/>
+                <w:sz w:val="24"/>
               </w:rPr>
               <w:t>官方长期支持版</w:t>
             </w:r>
@@ -1524,12 +1364,11 @@
             <w:tcW w:type="dxa" w:w="2209"/>
           </w:tcPr>
           <w:p>
-            <w:r/>
             <w:r>
               <w:rPr>
                 <w:rFonts w:ascii="Times New Roman" w:hAnsi="Times New Roman" w:eastAsia="宋体"/>
                 <w:b w:val="0"/>
-                <w:sz w:val="21"/>
+                <w:sz w:val="24"/>
               </w:rPr>
               <w:t>构建工具</w:t>
             </w:r>
@@ -1540,12 +1379,11 @@
             <w:tcW w:type="dxa" w:w="2209"/>
           </w:tcPr>
           <w:p>
-            <w:r/>
             <w:r>
               <w:rPr>
                 <w:rFonts w:ascii="Times New Roman" w:hAnsi="Times New Roman" w:eastAsia="宋体"/>
                 <w:b w:val="0"/>
-                <w:sz w:val="21"/>
+                <w:sz w:val="24"/>
               </w:rPr>
               <w:t>Maven</w:t>
             </w:r>
@@ -1556,12 +1394,11 @@
             <w:tcW w:type="dxa" w:w="2209"/>
           </w:tcPr>
           <w:p>
-            <w:r/>
             <w:r>
               <w:rPr>
                 <w:rFonts w:ascii="Times New Roman" w:hAnsi="Times New Roman" w:eastAsia="宋体"/>
                 <w:b w:val="0"/>
-                <w:sz w:val="21"/>
+                <w:sz w:val="24"/>
               </w:rPr>
               <w:t>3.9.x（IDEA 内置）</w:t>
             </w:r>
@@ -1572,12 +1409,11 @@
             <w:tcW w:type="dxa" w:w="2209"/>
           </w:tcPr>
           <w:p>
-            <w:r/>
             <w:r>
               <w:rPr>
                 <w:rFonts w:ascii="Times New Roman" w:hAnsi="Times New Roman" w:eastAsia="宋体"/>
                 <w:b w:val="0"/>
-                <w:sz w:val="21"/>
+                <w:sz w:val="24"/>
               </w:rPr>
               <w:t>无需单独安装</w:t>
             </w:r>
@@ -1590,12 +1426,11 @@
             <w:tcW w:type="dxa" w:w="2209"/>
           </w:tcPr>
           <w:p>
-            <w:r/>
             <w:r>
               <w:rPr>
                 <w:rFonts w:ascii="Times New Roman" w:hAnsi="Times New Roman" w:eastAsia="宋体"/>
                 <w:b w:val="0"/>
-                <w:sz w:val="21"/>
+                <w:sz w:val="24"/>
               </w:rPr>
               <w:t>后端核心框架</w:t>
             </w:r>
@@ -1606,12 +1441,11 @@
             <w:tcW w:type="dxa" w:w="2209"/>
           </w:tcPr>
           <w:p>
-            <w:r/>
             <w:r>
               <w:rPr>
                 <w:rFonts w:ascii="Times New Roman" w:hAnsi="Times New Roman" w:eastAsia="宋体"/>
                 <w:b w:val="0"/>
-                <w:sz w:val="21"/>
+                <w:sz w:val="24"/>
               </w:rPr>
               <w:t>Spring Boot</w:t>
             </w:r>
@@ -1622,12 +1456,11 @@
             <w:tcW w:type="dxa" w:w="2209"/>
           </w:tcPr>
           <w:p>
-            <w:r/>
             <w:r>
               <w:rPr>
                 <w:rFonts w:ascii="Times New Roman" w:hAnsi="Times New Roman" w:eastAsia="宋体"/>
                 <w:b w:val="0"/>
-                <w:sz w:val="21"/>
+                <w:sz w:val="24"/>
               </w:rPr>
               <w:t>3.2.10 LTS</w:t>
             </w:r>
@@ -1638,12 +1471,11 @@
             <w:tcW w:type="dxa" w:w="2209"/>
           </w:tcPr>
           <w:p>
-            <w:r/>
             <w:r>
               <w:rPr>
                 <w:rFonts w:ascii="Times New Roman" w:hAnsi="Times New Roman" w:eastAsia="宋体"/>
                 <w:b w:val="0"/>
-                <w:sz w:val="21"/>
+                <w:sz w:val="24"/>
               </w:rPr>
               <w:t>官方正式支持 JDK 21</w:t>
             </w:r>
@@ -1656,12 +1488,11 @@
             <w:tcW w:type="dxa" w:w="2209"/>
           </w:tcPr>
           <w:p>
-            <w:r/>
             <w:r>
               <w:rPr>
                 <w:rFonts w:ascii="Times New Roman" w:hAnsi="Times New Roman" w:eastAsia="宋体"/>
                 <w:b w:val="0"/>
-                <w:sz w:val="21"/>
+                <w:sz w:val="24"/>
               </w:rPr>
               <w:t>ORM 框架</w:t>
             </w:r>
@@ -1672,12 +1503,11 @@
             <w:tcW w:type="dxa" w:w="2209"/>
           </w:tcPr>
           <w:p>
-            <w:r/>
             <w:r>
               <w:rPr>
                 <w:rFonts w:ascii="Times New Roman" w:hAnsi="Times New Roman" w:eastAsia="宋体"/>
                 <w:b w:val="0"/>
-                <w:sz w:val="21"/>
+                <w:sz w:val="24"/>
               </w:rPr>
               <w:t>MyBatis-Plus</w:t>
             </w:r>
@@ -1688,12 +1518,11 @@
             <w:tcW w:type="dxa" w:w="2209"/>
           </w:tcPr>
           <w:p>
-            <w:r/>
             <w:r>
               <w:rPr>
                 <w:rFonts w:ascii="Times New Roman" w:hAnsi="Times New Roman" w:eastAsia="宋体"/>
                 <w:b w:val="0"/>
-                <w:sz w:val="21"/>
+                <w:sz w:val="24"/>
               </w:rPr>
               <w:t>3.5.7（spring-boot3 版）</w:t>
             </w:r>
@@ -1704,12 +1533,11 @@
             <w:tcW w:type="dxa" w:w="2209"/>
           </w:tcPr>
           <w:p>
-            <w:r/>
             <w:r>
               <w:rPr>
                 <w:rFonts w:ascii="Times New Roman" w:hAnsi="Times New Roman" w:eastAsia="宋体"/>
                 <w:b w:val="0"/>
-                <w:sz w:val="21"/>
+                <w:sz w:val="24"/>
               </w:rPr>
               <w:t>适配 Spring Boot 3</w:t>
             </w:r>
@@ -1722,12 +1550,11 @@
             <w:tcW w:type="dxa" w:w="2209"/>
           </w:tcPr>
           <w:p>
-            <w:r/>
             <w:r>
               <w:rPr>
                 <w:rFonts w:ascii="Times New Roman" w:hAnsi="Times New Roman" w:eastAsia="宋体"/>
                 <w:b w:val="0"/>
-                <w:sz w:val="21"/>
+                <w:sz w:val="24"/>
               </w:rPr>
               <w:t>接口文档</w:t>
             </w:r>
@@ -1738,12 +1565,11 @@
             <w:tcW w:type="dxa" w:w="2209"/>
           </w:tcPr>
           <w:p>
-            <w:r/>
             <w:r>
               <w:rPr>
                 <w:rFonts w:ascii="Times New Roman" w:hAnsi="Times New Roman" w:eastAsia="宋体"/>
                 <w:b w:val="0"/>
-                <w:sz w:val="21"/>
+                <w:sz w:val="24"/>
               </w:rPr>
               <w:t>Knife4j</w:t>
             </w:r>
@@ -1754,12 +1580,11 @@
             <w:tcW w:type="dxa" w:w="2209"/>
           </w:tcPr>
           <w:p>
-            <w:r/>
             <w:r>
               <w:rPr>
                 <w:rFonts w:ascii="Times New Roman" w:hAnsi="Times New Roman" w:eastAsia="宋体"/>
                 <w:b w:val="0"/>
-                <w:sz w:val="21"/>
+                <w:sz w:val="24"/>
               </w:rPr>
               <w:t>4.4.0（openapi3-jakarta）</w:t>
             </w:r>
@@ -1770,12 +1595,11 @@
             <w:tcW w:type="dxa" w:w="2209"/>
           </w:tcPr>
           <w:p>
-            <w:r/>
             <w:r>
               <w:rPr>
                 <w:rFonts w:ascii="Times New Roman" w:hAnsi="Times New Roman" w:eastAsia="宋体"/>
                 <w:b w:val="0"/>
-                <w:sz w:val="21"/>
+                <w:sz w:val="24"/>
               </w:rPr>
               <w:t>OpenAPI 3 规范</w:t>
             </w:r>
@@ -1788,12 +1612,11 @@
             <w:tcW w:type="dxa" w:w="2209"/>
           </w:tcPr>
           <w:p>
-            <w:r/>
             <w:r>
               <w:rPr>
                 <w:rFonts w:ascii="Times New Roman" w:hAnsi="Times New Roman" w:eastAsia="宋体"/>
                 <w:b w:val="0"/>
-                <w:sz w:val="21"/>
+                <w:sz w:val="24"/>
               </w:rPr>
               <w:t>Excel 导出</w:t>
             </w:r>
@@ -1804,12 +1627,11 @@
             <w:tcW w:type="dxa" w:w="2209"/>
           </w:tcPr>
           <w:p>
-            <w:r/>
             <w:r>
               <w:rPr>
                 <w:rFonts w:ascii="Times New Roman" w:hAnsi="Times New Roman" w:eastAsia="宋体"/>
                 <w:b w:val="0"/>
-                <w:sz w:val="21"/>
+                <w:sz w:val="24"/>
               </w:rPr>
               <w:t>EasyExcel</w:t>
             </w:r>
@@ -1820,12 +1642,11 @@
             <w:tcW w:type="dxa" w:w="2209"/>
           </w:tcPr>
           <w:p>
-            <w:r/>
             <w:r>
               <w:rPr>
                 <w:rFonts w:ascii="Times New Roman" w:hAnsi="Times New Roman" w:eastAsia="宋体"/>
                 <w:b w:val="0"/>
-                <w:sz w:val="21"/>
+                <w:sz w:val="24"/>
               </w:rPr>
               <w:t>3.4.0</w:t>
             </w:r>
@@ -1836,12 +1657,11 @@
             <w:tcW w:type="dxa" w:w="2209"/>
           </w:tcPr>
           <w:p>
-            <w:r/>
             <w:r>
               <w:rPr>
                 <w:rFonts w:ascii="Times New Roman" w:hAnsi="Times New Roman" w:eastAsia="宋体"/>
                 <w:b w:val="0"/>
-                <w:sz w:val="21"/>
+                <w:sz w:val="24"/>
               </w:rPr>
               <w:t>兼容高版本 JDK</w:t>
             </w:r>
@@ -1854,12 +1674,11 @@
             <w:tcW w:type="dxa" w:w="2209"/>
           </w:tcPr>
           <w:p>
-            <w:r/>
             <w:r>
               <w:rPr>
                 <w:rFonts w:ascii="Times New Roman" w:hAnsi="Times New Roman" w:eastAsia="宋体"/>
                 <w:b w:val="0"/>
-                <w:sz w:val="21"/>
+                <w:sz w:val="24"/>
               </w:rPr>
               <w:t>工具库</w:t>
             </w:r>
@@ -1870,12 +1689,11 @@
             <w:tcW w:type="dxa" w:w="2209"/>
           </w:tcPr>
           <w:p>
-            <w:r/>
             <w:r>
               <w:rPr>
                 <w:rFonts w:ascii="Times New Roman" w:hAnsi="Times New Roman" w:eastAsia="宋体"/>
                 <w:b w:val="0"/>
-                <w:sz w:val="21"/>
+                <w:sz w:val="24"/>
               </w:rPr>
               <w:t>Hutool / Lombok</w:t>
             </w:r>
@@ -1886,12 +1704,11 @@
             <w:tcW w:type="dxa" w:w="2209"/>
           </w:tcPr>
           <w:p>
-            <w:r/>
             <w:r>
               <w:rPr>
                 <w:rFonts w:ascii="Times New Roman" w:hAnsi="Times New Roman" w:eastAsia="宋体"/>
                 <w:b w:val="0"/>
-                <w:sz w:val="21"/>
+                <w:sz w:val="24"/>
               </w:rPr>
               <w:t>5.8.32 / 1.18.34</w:t>
             </w:r>
@@ -1902,12 +1719,11 @@
             <w:tcW w:type="dxa" w:w="2209"/>
           </w:tcPr>
           <w:p>
-            <w:r/>
             <w:r>
               <w:rPr>
                 <w:rFonts w:ascii="Times New Roman" w:hAnsi="Times New Roman" w:eastAsia="宋体"/>
                 <w:b w:val="0"/>
-                <w:sz w:val="21"/>
+                <w:sz w:val="24"/>
               </w:rPr>
               <w:t>通用工具</w:t>
             </w:r>
@@ -1920,12 +1736,11 @@
             <w:tcW w:type="dxa" w:w="2209"/>
           </w:tcPr>
           <w:p>
-            <w:r/>
             <w:r>
               <w:rPr>
                 <w:rFonts w:ascii="Times New Roman" w:hAnsi="Times New Roman" w:eastAsia="宋体"/>
                 <w:b w:val="0"/>
-                <w:sz w:val="21"/>
+                <w:sz w:val="24"/>
               </w:rPr>
               <w:t>数据库</w:t>
             </w:r>
@@ -1936,12 +1751,11 @@
             <w:tcW w:type="dxa" w:w="2209"/>
           </w:tcPr>
           <w:p>
-            <w:r/>
             <w:r>
               <w:rPr>
                 <w:rFonts w:ascii="Times New Roman" w:hAnsi="Times New Roman" w:eastAsia="宋体"/>
                 <w:b w:val="0"/>
-                <w:sz w:val="21"/>
+                <w:sz w:val="24"/>
               </w:rPr>
               <w:t>MySQL</w:t>
             </w:r>
@@ -1952,12 +1766,11 @@
             <w:tcW w:type="dxa" w:w="2209"/>
           </w:tcPr>
           <w:p>
-            <w:r/>
             <w:r>
               <w:rPr>
                 <w:rFonts w:ascii="Times New Roman" w:hAnsi="Times New Roman" w:eastAsia="宋体"/>
                 <w:b w:val="0"/>
-                <w:sz w:val="21"/>
+                <w:sz w:val="24"/>
               </w:rPr>
               <w:t>8.0.x</w:t>
             </w:r>
@@ -1968,12 +1781,11 @@
             <w:tcW w:type="dxa" w:w="2209"/>
           </w:tcPr>
           <w:p>
-            <w:r/>
             <w:r>
               <w:rPr>
                 <w:rFonts w:ascii="Times New Roman" w:hAnsi="Times New Roman" w:eastAsia="宋体"/>
                 <w:b w:val="0"/>
-                <w:sz w:val="21"/>
+                <w:sz w:val="24"/>
               </w:rPr>
               <w:t>Docker 容器化运行</w:t>
             </w:r>
@@ -1986,12 +1798,11 @@
             <w:tcW w:type="dxa" w:w="2209"/>
           </w:tcPr>
           <w:p>
-            <w:r/>
             <w:r>
               <w:rPr>
                 <w:rFonts w:ascii="Times New Roman" w:hAnsi="Times New Roman" w:eastAsia="宋体"/>
                 <w:b w:val="0"/>
-                <w:sz w:val="21"/>
+                <w:sz w:val="24"/>
               </w:rPr>
               <w:t>前端运行环境</w:t>
             </w:r>
@@ -2002,12 +1813,11 @@
             <w:tcW w:type="dxa" w:w="2209"/>
           </w:tcPr>
           <w:p>
-            <w:r/>
             <w:r>
               <w:rPr>
                 <w:rFonts w:ascii="Times New Roman" w:hAnsi="Times New Roman" w:eastAsia="宋体"/>
                 <w:b w:val="0"/>
-                <w:sz w:val="21"/>
+                <w:sz w:val="24"/>
               </w:rPr>
               <w:t>Node.js</w:t>
             </w:r>
@@ -2018,12 +1828,11 @@
             <w:tcW w:type="dxa" w:w="2209"/>
           </w:tcPr>
           <w:p>
-            <w:r/>
             <w:r>
               <w:rPr>
                 <w:rFonts w:ascii="Times New Roman" w:hAnsi="Times New Roman" w:eastAsia="宋体"/>
                 <w:b w:val="0"/>
-                <w:sz w:val="21"/>
+                <w:sz w:val="24"/>
               </w:rPr>
               <w:t>22.x</w:t>
             </w:r>
@@ -2034,12 +1843,11 @@
             <w:tcW w:type="dxa" w:w="2209"/>
           </w:tcPr>
           <w:p>
-            <w:r/>
             <w:r>
               <w:rPr>
                 <w:rFonts w:ascii="Times New Roman" w:hAnsi="Times New Roman" w:eastAsia="宋体"/>
                 <w:b w:val="0"/>
-                <w:sz w:val="21"/>
+                <w:sz w:val="24"/>
               </w:rPr>
               <w:t>LTS</w:t>
             </w:r>
@@ -2052,12 +1860,11 @@
             <w:tcW w:type="dxa" w:w="2209"/>
           </w:tcPr>
           <w:p>
-            <w:r/>
             <w:r>
               <w:rPr>
                 <w:rFonts w:ascii="Times New Roman" w:hAnsi="Times New Roman" w:eastAsia="宋体"/>
                 <w:b w:val="0"/>
-                <w:sz w:val="21"/>
+                <w:sz w:val="24"/>
               </w:rPr>
               <w:t>前端框架</w:t>
             </w:r>
@@ -2068,12 +1875,11 @@
             <w:tcW w:type="dxa" w:w="2209"/>
           </w:tcPr>
           <w:p>
-            <w:r/>
             <w:r>
               <w:rPr>
                 <w:rFonts w:ascii="Times New Roman" w:hAnsi="Times New Roman" w:eastAsia="宋体"/>
                 <w:b w:val="0"/>
-                <w:sz w:val="21"/>
+                <w:sz w:val="24"/>
               </w:rPr>
               <w:t>Vue 3 + Vite</w:t>
             </w:r>
@@ -2084,12 +1890,11 @@
             <w:tcW w:type="dxa" w:w="2209"/>
           </w:tcPr>
           <w:p>
-            <w:r/>
             <w:r>
               <w:rPr>
                 <w:rFonts w:ascii="Times New Roman" w:hAnsi="Times New Roman" w:eastAsia="宋体"/>
                 <w:b w:val="0"/>
-                <w:sz w:val="21"/>
+                <w:sz w:val="24"/>
               </w:rPr>
               <w:t>3.4.x / 5.x</w:t>
             </w:r>
@@ -2100,12 +1905,11 @@
             <w:tcW w:type="dxa" w:w="2209"/>
           </w:tcPr>
           <w:p>
-            <w:r/>
             <w:r>
               <w:rPr>
                 <w:rFonts w:ascii="Times New Roman" w:hAnsi="Times New Roman" w:eastAsia="宋体"/>
                 <w:b w:val="0"/>
-                <w:sz w:val="21"/>
+                <w:sz w:val="24"/>
               </w:rPr>
               <w:t>完美兼容 Node 22</w:t>
             </w:r>
@@ -2118,12 +1922,11 @@
             <w:tcW w:type="dxa" w:w="2209"/>
           </w:tcPr>
           <w:p>
-            <w:r/>
             <w:r>
               <w:rPr>
                 <w:rFonts w:ascii="Times New Roman" w:hAnsi="Times New Roman" w:eastAsia="宋体"/>
                 <w:b w:val="0"/>
-                <w:sz w:val="21"/>
+                <w:sz w:val="24"/>
               </w:rPr>
               <w:t>UI 组件库</w:t>
             </w:r>
@@ -2134,12 +1937,11 @@
             <w:tcW w:type="dxa" w:w="2209"/>
           </w:tcPr>
           <w:p>
-            <w:r/>
             <w:r>
               <w:rPr>
                 <w:rFonts w:ascii="Times New Roman" w:hAnsi="Times New Roman" w:eastAsia="宋体"/>
                 <w:b w:val="0"/>
-                <w:sz w:val="21"/>
+                <w:sz w:val="24"/>
               </w:rPr>
               <w:t>Element Plus</w:t>
             </w:r>
@@ -2150,12 +1952,11 @@
             <w:tcW w:type="dxa" w:w="2209"/>
           </w:tcPr>
           <w:p>
-            <w:r/>
             <w:r>
               <w:rPr>
                 <w:rFonts w:ascii="Times New Roman" w:hAnsi="Times New Roman" w:eastAsia="宋体"/>
                 <w:b w:val="0"/>
-                <w:sz w:val="21"/>
+                <w:sz w:val="24"/>
               </w:rPr>
               <w:t>2.7.8</w:t>
             </w:r>
@@ -2166,12 +1967,11 @@
             <w:tcW w:type="dxa" w:w="2209"/>
           </w:tcPr>
           <w:p>
-            <w:r/>
             <w:r>
               <w:rPr>
                 <w:rFonts w:ascii="Times New Roman" w:hAnsi="Times New Roman" w:eastAsia="宋体"/>
                 <w:b w:val="0"/>
-                <w:sz w:val="21"/>
+                <w:sz w:val="24"/>
               </w:rPr>
               <w:t>后台系统首选</w:t>
             </w:r>
@@ -2184,12 +1984,11 @@
             <w:tcW w:type="dxa" w:w="2209"/>
           </w:tcPr>
           <w:p>
-            <w:r/>
             <w:r>
               <w:rPr>
                 <w:rFonts w:ascii="Times New Roman" w:hAnsi="Times New Roman" w:eastAsia="宋体"/>
                 <w:b w:val="0"/>
-                <w:sz w:val="21"/>
+                <w:sz w:val="24"/>
               </w:rPr>
               <w:t>状态/路由</w:t>
             </w:r>
@@ -2200,12 +1999,11 @@
             <w:tcW w:type="dxa" w:w="2209"/>
           </w:tcPr>
           <w:p>
-            <w:r/>
             <w:r>
               <w:rPr>
                 <w:rFonts w:ascii="Times New Roman" w:hAnsi="Times New Roman" w:eastAsia="宋体"/>
                 <w:b w:val="0"/>
-                <w:sz w:val="21"/>
+                <w:sz w:val="24"/>
               </w:rPr>
               <w:t>Pinia / Vue Router</w:t>
             </w:r>
@@ -2216,12 +2014,11 @@
             <w:tcW w:type="dxa" w:w="2209"/>
           </w:tcPr>
           <w:p>
-            <w:r/>
             <w:r>
               <w:rPr>
                 <w:rFonts w:ascii="Times New Roman" w:hAnsi="Times New Roman" w:eastAsia="宋体"/>
                 <w:b w:val="0"/>
-                <w:sz w:val="21"/>
+                <w:sz w:val="24"/>
               </w:rPr>
               <w:t>2.x / 4.x</w:t>
             </w:r>
@@ -2232,12 +2029,11 @@
             <w:tcW w:type="dxa" w:w="2209"/>
           </w:tcPr>
           <w:p>
-            <w:r/>
             <w:r>
               <w:rPr>
                 <w:rFonts w:ascii="Times New Roman" w:hAnsi="Times New Roman" w:eastAsia="宋体"/>
                 <w:b w:val="0"/>
-                <w:sz w:val="21"/>
+                <w:sz w:val="24"/>
               </w:rPr>
               <w:t>Vue3 官方推荐</w:t>
             </w:r>
@@ -2250,12 +2046,11 @@
             <w:tcW w:type="dxa" w:w="2209"/>
           </w:tcPr>
           <w:p>
-            <w:r/>
             <w:r>
               <w:rPr>
                 <w:rFonts w:ascii="Times New Roman" w:hAnsi="Times New Roman" w:eastAsia="宋体"/>
                 <w:b w:val="0"/>
-                <w:sz w:val="21"/>
+                <w:sz w:val="24"/>
               </w:rPr>
               <w:t>亮点插件</w:t>
             </w:r>
@@ -2266,12 +2061,11 @@
             <w:tcW w:type="dxa" w:w="2209"/>
           </w:tcPr>
           <w:p>
-            <w:r/>
             <w:r>
               <w:rPr>
                 <w:rFonts w:ascii="Times New Roman" w:hAnsi="Times New Roman" w:eastAsia="宋体"/>
                 <w:b w:val="0"/>
-                <w:sz w:val="21"/>
+                <w:sz w:val="24"/>
               </w:rPr>
               <w:t>ECharts / FullCalendar</w:t>
             </w:r>
@@ -2282,12 +2076,11 @@
             <w:tcW w:type="dxa" w:w="2209"/>
           </w:tcPr>
           <w:p>
-            <w:r/>
             <w:r>
               <w:rPr>
                 <w:rFonts w:ascii="Times New Roman" w:hAnsi="Times New Roman" w:eastAsia="宋体"/>
                 <w:b w:val="0"/>
-                <w:sz w:val="21"/>
+                <w:sz w:val="24"/>
               </w:rPr>
               <w:t>5.5.1 / 6.1.15</w:t>
             </w:r>
@@ -2298,12 +2091,11 @@
             <w:tcW w:type="dxa" w:w="2209"/>
           </w:tcPr>
           <w:p>
-            <w:r/>
             <w:r>
               <w:rPr>
                 <w:rFonts w:ascii="Times New Roman" w:hAnsi="Times New Roman" w:eastAsia="宋体"/>
                 <w:b w:val="0"/>
-                <w:sz w:val="21"/>
+                <w:sz w:val="24"/>
               </w:rPr>
               <w:t>数据看板 / 日历视图</w:t>
             </w:r>
@@ -2316,12 +2108,11 @@
             <w:tcW w:type="dxa" w:w="2209"/>
           </w:tcPr>
           <w:p>
-            <w:r/>
             <w:r>
               <w:rPr>
                 <w:rFonts w:ascii="Times New Roman" w:hAnsi="Times New Roman" w:eastAsia="宋体"/>
                 <w:b w:val="0"/>
-                <w:sz w:val="21"/>
+                <w:sz w:val="24"/>
               </w:rPr>
               <w:t>时间工具</w:t>
             </w:r>
@@ -2332,12 +2123,11 @@
             <w:tcW w:type="dxa" w:w="2209"/>
           </w:tcPr>
           <w:p>
-            <w:r/>
             <w:r>
               <w:rPr>
                 <w:rFonts w:ascii="Times New Roman" w:hAnsi="Times New Roman" w:eastAsia="宋体"/>
                 <w:b w:val="0"/>
-                <w:sz w:val="21"/>
+                <w:sz w:val="24"/>
               </w:rPr>
               <w:t>day.js</w:t>
             </w:r>
@@ -2348,12 +2138,11 @@
             <w:tcW w:type="dxa" w:w="2209"/>
           </w:tcPr>
           <w:p>
-            <w:r/>
             <w:r>
               <w:rPr>
                 <w:rFonts w:ascii="Times New Roman" w:hAnsi="Times New Roman" w:eastAsia="宋体"/>
                 <w:b w:val="0"/>
-                <w:sz w:val="21"/>
+                <w:sz w:val="24"/>
               </w:rPr>
               <w:t>1.11.x</w:t>
             </w:r>
@@ -2364,12 +2153,11 @@
             <w:tcW w:type="dxa" w:w="2209"/>
           </w:tcPr>
           <w:p>
-            <w:r/>
             <w:r>
               <w:rPr>
                 <w:rFonts w:ascii="Times New Roman" w:hAnsi="Times New Roman" w:eastAsia="宋体"/>
                 <w:b w:val="0"/>
-                <w:sz w:val="21"/>
+                <w:sz w:val="24"/>
               </w:rPr>
               <w:t>轻量时间处理</w:t>
             </w:r>
@@ -2382,12 +2170,11 @@
             <w:tcW w:type="dxa" w:w="2209"/>
           </w:tcPr>
           <w:p>
-            <w:r/>
             <w:r>
               <w:rPr>
                 <w:rFonts w:ascii="Times New Roman" w:hAnsi="Times New Roman" w:eastAsia="宋体"/>
                 <w:b w:val="0"/>
-                <w:sz w:val="21"/>
+                <w:sz w:val="24"/>
               </w:rPr>
               <w:t>AI 服务</w:t>
             </w:r>
@@ -2398,12 +2185,11 @@
             <w:tcW w:type="dxa" w:w="2209"/>
           </w:tcPr>
           <w:p>
-            <w:r/>
             <w:r>
               <w:rPr>
                 <w:rFonts w:ascii="Times New Roman" w:hAnsi="Times New Roman" w:eastAsia="宋体"/>
                 <w:b w:val="0"/>
-                <w:sz w:val="21"/>
+                <w:sz w:val="24"/>
               </w:rPr>
               <w:t>Agnes AI</w:t>
             </w:r>
@@ -2414,12 +2200,11 @@
             <w:tcW w:type="dxa" w:w="2209"/>
           </w:tcPr>
           <w:p>
-            <w:r/>
             <w:r>
               <w:rPr>
                 <w:rFonts w:ascii="Times New Roman" w:hAnsi="Times New Roman" w:eastAsia="宋体"/>
                 <w:b w:val="0"/>
-                <w:sz w:val="21"/>
+                <w:sz w:val="24"/>
               </w:rPr>
               <w:t>agnes-2.0-flash</w:t>
             </w:r>
@@ -2430,30 +2215,88 @@
             <w:tcW w:type="dxa" w:w="2209"/>
           </w:tcPr>
           <w:p>
-            <w:r/>
             <w:r>
               <w:rPr>
                 <w:rFonts w:ascii="Times New Roman" w:hAnsi="Times New Roman" w:eastAsia="宋体"/>
                 <w:b w:val="0"/>
-                <w:sz w:val="21"/>
+                <w:sz w:val="24"/>
               </w:rPr>
               <w:t>兼容 OpenAI v1 接口规范</w:t>
             </w:r>
           </w:p>
         </w:tc>
       </w:tr>
+      <w:tr>
+        <w:tc>
+          <w:tcPr>
+            <w:tcW w:type="dxa" w:w="2209"/>
+          </w:tcPr>
+          <w:p>
+            <w:r>
+              <w:rPr>
+                <w:rFonts w:ascii="Times New Roman" w:hAnsi="Times New Roman" w:eastAsia="宋体"/>
+                <w:b w:val="0"/>
+                <w:sz w:val="24"/>
+              </w:rPr>
+              <w:t>缓存中间件</w:t>
+            </w:r>
+          </w:p>
+        </w:tc>
+        <w:tc>
+          <w:tcPr>
+            <w:tcW w:type="dxa" w:w="2209"/>
+          </w:tcPr>
+          <w:p>
+            <w:r>
+              <w:rPr>
+                <w:rFonts w:ascii="Times New Roman" w:hAnsi="Times New Roman" w:eastAsia="宋体"/>
+                <w:b w:val="0"/>
+                <w:sz w:val="24"/>
+              </w:rPr>
+              <w:t>Redis</w:t>
+            </w:r>
+          </w:p>
+        </w:tc>
+        <w:tc>
+          <w:tcPr>
+            <w:tcW w:type="dxa" w:w="2209"/>
+          </w:tcPr>
+          <w:p>
+            <w:r>
+              <w:rPr>
+                <w:rFonts w:ascii="Times New Roman" w:hAnsi="Times New Roman" w:eastAsia="宋体"/>
+                <w:b w:val="0"/>
+                <w:sz w:val="24"/>
+              </w:rPr>
+              <w:t>7.0.x</w:t>
+            </w:r>
+          </w:p>
+        </w:tc>
+        <w:tc>
+          <w:tcPr>
+            <w:tcW w:type="dxa" w:w="2209"/>
+          </w:tcPr>
+          <w:p>
+            <w:r>
+              <w:rPr>
+                <w:rFonts w:ascii="Times New Roman" w:hAnsi="Times New Roman" w:eastAsia="宋体"/>
+                <w:b w:val="0"/>
+                <w:sz w:val="24"/>
+              </w:rPr>
+              <w:t>Docker 容器方式运行（reservation-redis，映射 6379:6379），缓存热门教室数据、存储登录 Token（需求文档 2.2 可选加分项）</w:t>
+            </w:r>
+          </w:p>
+        </w:tc>
+      </w:tr>
     </w:tbl>
-    <w:p/>
     <w:p>
       <w:pPr>
         <w:pStyle w:val="Heading2"/>
-        <w:keepNext/>
-        <w:spacing w:before="120" w:after="240"/>
       </w:pPr>
       <w:r>
         <w:rPr>
           <w:rFonts w:ascii="Arial" w:hAnsi="Arial" w:eastAsia="黑体"/>
-          <w:b/>
+          <w:b w:val="0"/>
           <w:color w:val="2E549C"/>
           <w:sz w:val="28"/>
         </w:rPr>
@@ -2461,14 +2304,11 @@
       </w:r>
     </w:p>
     <w:p>
-      <w:pPr>
-        <w:spacing w:line="336" w:lineRule="auto"/>
-        <w:ind w:firstLine="420"/>
-      </w:pPr>
       <w:r>
         <w:rPr>
           <w:rFonts w:ascii="Times New Roman" w:hAnsi="Times New Roman" w:eastAsia="宋体"/>
           <w:b w:val="0"/>
+          <w:color w:val="000000"/>
           <w:sz w:val="24"/>
         </w:rPr>
         <w:t>选型原则为</w:t>
@@ -2477,6 +2317,7 @@
         <w:rPr>
           <w:rFonts w:ascii="Times New Roman" w:hAnsi="Times New Roman" w:eastAsia="宋体"/>
           <w:b/>
+          <w:color w:val="000000"/>
           <w:sz w:val="24"/>
         </w:rPr>
         <w:t>稳定优先、兼容优先、避坑优先</w:t>
@@ -2485,6 +2326,7 @@
         <w:rPr>
           <w:rFonts w:ascii="Times New Roman" w:hAnsi="Times New Roman" w:eastAsia="宋体"/>
           <w:b w:val="0"/>
+          <w:color w:val="000000"/>
           <w:sz w:val="24"/>
         </w:rPr>
         <w:t>：</w:t>
@@ -2498,6 +2340,7 @@
         <w:rPr>
           <w:rFonts w:ascii="Times New Roman" w:hAnsi="Times New Roman" w:eastAsia="宋体"/>
           <w:b/>
+          <w:color w:val="000000"/>
           <w:sz w:val="24"/>
         </w:rPr>
         <w:t>JDK 21 + Spring Boot 3.2 LTS</w:t>
@@ -2506,25 +2349,10 @@
         <w:rPr>
           <w:rFonts w:ascii="Times New Roman" w:hAnsi="Times New Roman" w:eastAsia="宋体"/>
           <w:b w:val="0"/>
+          <w:color w:val="000000"/>
           <w:sz w:val="24"/>
         </w:rPr>
-        <w:t xml:space="preserve">：当前企业技术升级的主流组合。Spring Boot 3.2 为官方 LTS 版本、完整支持 JDK 21，同时强制使用 </w:t>
-      </w:r>
-      <w:r>
-        <w:rPr>
-          <w:rFonts w:ascii="Consolas" w:hAnsi="Consolas" w:eastAsia="宋体"/>
-          <w:b w:val="0"/>
-          <w:sz w:val="22"/>
-        </w:rPr>
-        <w:t>jakarta.*</w:t>
-      </w:r>
-      <w:r>
-        <w:rPr>
-          <w:rFonts w:ascii="Times New Roman" w:hAnsi="Times New Roman" w:eastAsia="宋体"/>
-          <w:b w:val="0"/>
-          <w:sz w:val="24"/>
-        </w:rPr>
-        <w:t xml:space="preserve"> 命名空间（Spring Boot 3 迁移的关键点），体现对技术生态的跟进与选型考量；</w:t>
+        <w:t>：当前企业技术升级的主流组合。Spring Boot 3.2 为官方 LTS 版本、完整支持 JDK 21，同时强制使用 `jakarta.*` 命名空间（Spring Boot 3 迁移的关键点），体现对技术生态的跟进与选型考量；</w:t>
       </w:r>
     </w:p>
     <w:p>
@@ -2535,6 +2363,7 @@
         <w:rPr>
           <w:rFonts w:ascii="Times New Roman" w:hAnsi="Times New Roman" w:eastAsia="宋体"/>
           <w:b/>
+          <w:color w:val="000000"/>
           <w:sz w:val="24"/>
         </w:rPr>
         <w:t>Vue 3 + Vite 5 + Element Plus</w:t>
@@ -2543,6 +2372,7 @@
         <w:rPr>
           <w:rFonts w:ascii="Times New Roman" w:hAnsi="Times New Roman" w:eastAsia="宋体"/>
           <w:b w:val="0"/>
+          <w:color w:val="000000"/>
           <w:sz w:val="24"/>
         </w:rPr>
         <w:t>：Vue 3.4 与 Vite 5 完整支持 Node 22，组合成熟、构建性能优异；Element Plus 提供丰富的后台组件，显著提升开发效率与界面一致性；</w:t>
@@ -2556,6 +2386,7 @@
         <w:rPr>
           <w:rFonts w:ascii="Times New Roman" w:hAnsi="Times New Roman" w:eastAsia="宋体"/>
           <w:b/>
+          <w:color w:val="000000"/>
           <w:sz w:val="24"/>
         </w:rPr>
         <w:t>MySQL 8.0（Docker 容器化）</w:t>
@@ -2564,6 +2395,7 @@
         <w:rPr>
           <w:rFonts w:ascii="Times New Roman" w:hAnsi="Times New Roman" w:eastAsia="宋体"/>
           <w:b w:val="0"/>
+          <w:color w:val="000000"/>
           <w:sz w:val="24"/>
         </w:rPr>
         <w:t>：避免本机环境差异，容器可随时重建、数据卷持久化，保证开发/演示环境一致；</w:t>
@@ -2577,6 +2409,7 @@
         <w:rPr>
           <w:rFonts w:ascii="Times New Roman" w:hAnsi="Times New Roman" w:eastAsia="宋体"/>
           <w:b/>
+          <w:color w:val="000000"/>
           <w:sz w:val="24"/>
         </w:rPr>
         <w:t>MyBatis-Plus</w:t>
@@ -2585,9 +2418,33 @@
         <w:rPr>
           <w:rFonts w:ascii="Times New Roman" w:hAnsi="Times New Roman" w:eastAsia="宋体"/>
           <w:b w:val="0"/>
+          <w:color w:val="000000"/>
           <w:sz w:val="24"/>
         </w:rPr>
         <w:t>：在保留 SQL 可控性的同时提供通用 CRUD 与自动填充，兼顾开发效率与复杂查询灵活性。</w:t>
+      </w:r>
+    </w:p>
+    <w:p>
+      <w:pPr>
+        <w:pStyle w:val="ListBullet"/>
+      </w:pPr>
+      <w:r>
+        <w:rPr>
+          <w:rFonts w:ascii="Times New Roman" w:hAnsi="Times New Roman" w:eastAsia="宋体"/>
+          <w:b/>
+          <w:color w:val="000000"/>
+          <w:sz w:val="24"/>
+        </w:rPr>
+        <w:t>Redis 7.0（Docker 容器化）</w:t>
+      </w:r>
+      <w:r>
+        <w:rPr>
+          <w:rFonts w:ascii="Times New Roman" w:hAnsi="Times New Roman" w:eastAsia="宋体"/>
+          <w:b w:val="0"/>
+          <w:color w:val="000000"/>
+          <w:sz w:val="24"/>
+        </w:rPr>
+        <w:t>：与 MySQL 一致采用容器部署（reservation-redis，映射 6379:6379），后端仅引入 `spring-boot-starter-data-redis` 一个依赖（默认 Lettuce 客户端），为「高频读、变化慢」的看板统计与教室列表提供短缓存、为 JWT 提供可注销会话与单点会话，全程可降级，不引入额外中间件。</w:t>
       </w:r>
     </w:p>
     <w:p>
@@ -2598,13 +2455,11 @@
     <w:p>
       <w:pPr>
         <w:pStyle w:val="Heading1"/>
-        <w:keepNext/>
-        <w:spacing w:before="120" w:after="240"/>
       </w:pPr>
       <w:r>
         <w:rPr>
           <w:rFonts w:ascii="Arial" w:hAnsi="Arial" w:eastAsia="黑体"/>
-          <w:b/>
+          <w:b w:val="0"/>
           <w:color w:val="1F3B73"/>
           <w:sz w:val="36"/>
         </w:rPr>
@@ -2614,13 +2469,11 @@
     <w:p>
       <w:pPr>
         <w:pStyle w:val="Heading2"/>
-        <w:keepNext/>
-        <w:spacing w:before="120" w:after="240"/>
       </w:pPr>
       <w:r>
         <w:rPr>
           <w:rFonts w:ascii="Arial" w:hAnsi="Arial" w:eastAsia="黑体"/>
-          <w:b/>
+          <w:b w:val="0"/>
           <w:color w:val="2E549C"/>
           <w:sz w:val="28"/>
         </w:rPr>
@@ -2628,31 +2481,17 @@
       </w:r>
     </w:p>
     <w:p>
-      <w:pPr>
-        <w:spacing w:line="336" w:lineRule="auto"/>
-        <w:ind w:firstLine="420"/>
-      </w:pPr>
       <w:r>
         <w:rPr>
           <w:rFonts w:ascii="Times New Roman" w:hAnsi="Times New Roman" w:eastAsia="宋体"/>
           <w:b w:val="0"/>
+          <w:color w:val="000000"/>
           <w:sz w:val="24"/>
         </w:rPr>
-        <w:t>系统采用标准前后端分离 B/S 架构，AI 模块独立封装、低耦合可插拔：</w:t>
+        <w:t>系统采用标准前后端分离 B/S 架构，AI 模块独立封装、低耦合可插拔，Redis 以容器方式承载缓存与登录会话：</w:t>
       </w:r>
     </w:p>
     <w:p>
-      <w:pPr>
-        <w:spacing w:line="336" w:lineRule="auto"/>
-        <w:ind w:firstLine="420"/>
-      </w:pPr>
-      <w:r>
-        <w:rPr>
-          <w:rFonts w:ascii="Consolas" w:hAnsi="Consolas" w:eastAsia="宋体"/>
-          <w:b w:val="0"/>
-          <w:sz w:val="22"/>
-        </w:rPr>
-      </w:r>
       <w:r>
         <w:rPr>
           <w:rFonts w:ascii="Consolas" w:hAnsi="Consolas" w:eastAsia="宋体"/>
@@ -2662,87 +2501,61 @@
       </w:r>
     </w:p>
     <w:p>
-      <w:pPr>
-        <w:spacing w:line="336" w:lineRule="auto"/>
-        <w:ind w:firstLine="420"/>
-      </w:pPr>
       <w:r>
         <w:rPr>
           <w:rFonts w:ascii="Times New Roman" w:hAnsi="Times New Roman" w:eastAsia="宋体"/>
           <w:b w:val="0"/>
+          <w:color w:val="000000"/>
           <w:sz w:val="24"/>
         </w:rPr>
         <w:t>浏览器 → Vue 前端应用（AI 交互组件） → HTTP 请求 → Spring Boot 接口层</w:t>
       </w:r>
     </w:p>
     <w:p>
-      <w:pPr>
-        <w:spacing w:line="336" w:lineRule="auto"/>
-        <w:ind w:firstLine="420"/>
-      </w:pPr>
       <w:r>
         <w:rPr>
           <w:rFonts w:ascii="Times New Roman" w:hAnsi="Times New Roman" w:eastAsia="宋体"/>
           <w:b w:val="0"/>
+          <w:color w:val="000000"/>
           <w:sz w:val="24"/>
         </w:rPr>
         <w:t xml:space="preserve">                                                        ↓</w:t>
       </w:r>
     </w:p>
     <w:p>
-      <w:pPr>
-        <w:spacing w:line="336" w:lineRule="auto"/>
-        <w:ind w:firstLine="420"/>
-      </w:pPr>
       <w:r>
         <w:rPr>
           <w:rFonts w:ascii="Times New Roman" w:hAnsi="Times New Roman" w:eastAsia="宋体"/>
           <w:b w:val="0"/>
+          <w:color w:val="000000"/>
           <w:sz w:val="24"/>
         </w:rPr>
         <w:t xml:space="preserve">                                    核心业务逻辑层 ← 独立 AI 能力层 → Agnes AI 开放接口</w:t>
       </w:r>
     </w:p>
     <w:p>
-      <w:pPr>
-        <w:spacing w:line="336" w:lineRule="auto"/>
-        <w:ind w:firstLine="420"/>
-      </w:pPr>
       <w:r>
         <w:rPr>
           <w:rFonts w:ascii="Times New Roman" w:hAnsi="Times New Roman" w:eastAsia="宋体"/>
           <w:b w:val="0"/>
+          <w:color w:val="000000"/>
           <w:sz w:val="24"/>
         </w:rPr>
         <w:t xml:space="preserve">                                                        ↓</w:t>
       </w:r>
     </w:p>
     <w:p>
-      <w:pPr>
-        <w:spacing w:line="336" w:lineRule="auto"/>
-        <w:ind w:firstLine="420"/>
-      </w:pPr>
       <w:r>
         <w:rPr>
           <w:rFonts w:ascii="Times New Roman" w:hAnsi="Times New Roman" w:eastAsia="宋体"/>
           <w:b w:val="0"/>
+          <w:color w:val="000000"/>
           <w:sz w:val="24"/>
         </w:rPr>
-        <w:t xml:space="preserve">                                                  MySQL 数据库</w:t>
+        <w:t xml:space="preserve">                                  MySQL 数据库 + Redis（缓存/登录会话）</w:t>
       </w:r>
     </w:p>
     <w:p>
-      <w:pPr>
-        <w:spacing w:line="336" w:lineRule="auto"/>
-        <w:ind w:firstLine="420"/>
-      </w:pPr>
-      <w:r>
-        <w:rPr>
-          <w:rFonts w:ascii="Consolas" w:hAnsi="Consolas" w:eastAsia="宋体"/>
-          <w:b w:val="0"/>
-          <w:sz w:val="22"/>
-        </w:rPr>
-      </w:r>
       <w:r>
         <w:rPr>
           <w:rFonts w:ascii="Consolas" w:hAnsi="Consolas" w:eastAsia="宋体"/>
@@ -2754,13 +2567,11 @@
     <w:p>
       <w:pPr>
         <w:pStyle w:val="Heading2"/>
-        <w:keepNext/>
-        <w:spacing w:before="120" w:after="240"/>
       </w:pPr>
       <w:r>
         <w:rPr>
           <w:rFonts w:ascii="Arial" w:hAnsi="Arial" w:eastAsia="黑体"/>
-          <w:b/>
+          <w:b w:val="0"/>
           <w:color w:val="2E549C"/>
           <w:sz w:val="28"/>
         </w:rPr>
@@ -2768,107 +2579,35 @@
       </w:r>
     </w:p>
     <w:p>
-      <w:pPr>
-        <w:spacing w:line="336" w:lineRule="auto"/>
-        <w:ind w:firstLine="420"/>
-      </w:pPr>
       <w:r>
         <w:rPr>
           <w:rFonts w:ascii="Times New Roman" w:hAnsi="Times New Roman" w:eastAsia="宋体"/>
           <w:b w:val="0"/>
+          <w:color w:val="000000"/>
           <w:sz w:val="24"/>
         </w:rPr>
-        <w:t xml:space="preserve">后端严格遵循 </w:t>
+        <w:t>后端严格遵循 `controller → service → mapper → entity` 四层结构，业务逻辑禁止写在 controller 层；AI 代码独立存放于 `ai` 包（config/dto/service），通过依赖注入调用业务数据，不侵入原有业务逻辑。</w:t>
       </w:r>
-      <w:r>
-        <w:rPr>
-          <w:rFonts w:ascii="Consolas" w:hAnsi="Consolas" w:eastAsia="宋体"/>
-          <w:b w:val="0"/>
-          <w:sz w:val="22"/>
-        </w:rPr>
-        <w:t>controller → service → mapper → entity</w:t>
-      </w:r>
+    </w:p>
+    <w:p>
       <w:r>
         <w:rPr>
           <w:rFonts w:ascii="Times New Roman" w:hAnsi="Times New Roman" w:eastAsia="宋体"/>
           <w:b w:val="0"/>
+          <w:color w:val="000000"/>
           <w:sz w:val="24"/>
         </w:rPr>
-        <w:t xml:space="preserve"> 四层结构，业务逻辑禁止写在 controller 层；AI 代码独立存放于 </w:t>
-      </w:r>
-      <w:r>
-        <w:rPr>
-          <w:rFonts w:ascii="Consolas" w:hAnsi="Consolas" w:eastAsia="宋体"/>
-          <w:b w:val="0"/>
-          <w:sz w:val="22"/>
-        </w:rPr>
-        <w:t>ai</w:t>
-      </w:r>
-      <w:r>
-        <w:rPr>
-          <w:rFonts w:ascii="Times New Roman" w:hAnsi="Times New Roman" w:eastAsia="宋体"/>
-          <w:b w:val="0"/>
-          <w:sz w:val="24"/>
-        </w:rPr>
-        <w:t xml:space="preserve"> 包（config/dto/service），通过依赖注入调用业务数据，不侵入原有业务逻辑。</w:t>
-      </w:r>
-    </w:p>
-    <w:p>
-      <w:pPr>
-        <w:spacing w:line="336" w:lineRule="auto"/>
-        <w:ind w:firstLine="420"/>
-      </w:pPr>
-      <w:r>
-        <w:rPr>
-          <w:rFonts w:ascii="Times New Roman" w:hAnsi="Times New Roman" w:eastAsia="宋体"/>
-          <w:b w:val="0"/>
-          <w:sz w:val="24"/>
-        </w:rPr>
-        <w:t xml:space="preserve">统一返回结构 </w:t>
-      </w:r>
-      <w:r>
-        <w:rPr>
-          <w:rFonts w:ascii="Consolas" w:hAnsi="Consolas" w:eastAsia="宋体"/>
-          <w:b w:val="0"/>
-          <w:sz w:val="22"/>
-        </w:rPr>
-        <w:t>Result</w:t>
-      </w:r>
-      <w:r>
-        <w:rPr>
-          <w:rFonts w:ascii="Times New Roman" w:hAnsi="Times New Roman" w:eastAsia="宋体"/>
-          <w:b w:val="0"/>
-          <w:sz w:val="24"/>
-        </w:rPr>
-        <w:t>：</w:t>
-      </w:r>
-      <w:r>
-        <w:rPr>
-          <w:rFonts w:ascii="Consolas" w:hAnsi="Consolas" w:eastAsia="宋体"/>
-          <w:b w:val="0"/>
-          <w:sz w:val="22"/>
-        </w:rPr>
-        <w:t>{ "code": 200, "message": "操作成功", "data": {} }</w:t>
-      </w:r>
-      <w:r>
-        <w:rPr>
-          <w:rFonts w:ascii="Times New Roman" w:hAnsi="Times New Roman" w:eastAsia="宋体"/>
-          <w:b w:val="0"/>
-          <w:sz w:val="24"/>
-        </w:rPr>
-        <w:t>，业务错误使用 4xx/5xx 语义化错误码；实现全局异常处理器，禁止将异常堆栈直接返回前端。</w:t>
+        <w:t>统一返回结构 `Result`：`{ "code": 200, "message": "操作成功", "data": {} }`，业务错误使用 4xx/5xx 语义化错误码；实现全局异常处理器，禁止将异常堆栈直接返回前端。</w:t>
       </w:r>
     </w:p>
     <w:p>
       <w:pPr>
         <w:pStyle w:val="Heading2"/>
-        <w:keepNext/>
-        <w:spacing w:before="120" w:after="240"/>
       </w:pPr>
       <w:r>
         <w:rPr>
           <w:rFonts w:ascii="Arial" w:hAnsi="Arial" w:eastAsia="黑体"/>
-          <w:b/>
+          <w:b w:val="0"/>
           <w:color w:val="2E549C"/>
           <w:sz w:val="28"/>
         </w:rPr>
@@ -2876,122 +2615,33 @@
       </w:r>
     </w:p>
     <w:p>
-      <w:pPr>
-        <w:spacing w:line="336" w:lineRule="auto"/>
-        <w:ind w:firstLine="420"/>
-      </w:pPr>
       <w:r>
         <w:rPr>
           <w:rFonts w:ascii="Times New Roman" w:hAnsi="Times New Roman" w:eastAsia="宋体"/>
           <w:b w:val="0"/>
+          <w:color w:val="000000"/>
           <w:sz w:val="24"/>
         </w:rPr>
-        <w:t>系统共 5 张表：</w:t>
+        <w:t>系统共 5 张表：`sys_user`（用户）、`classroom`（教室）、`reservation`（预约）、`user_favorite`（收藏）、`ai_config`（AI 配置）。</w:t>
       </w:r>
-      <w:r>
-        <w:rPr>
-          <w:rFonts w:ascii="Consolas" w:hAnsi="Consolas" w:eastAsia="宋体"/>
-          <w:b w:val="0"/>
-          <w:sz w:val="22"/>
-        </w:rPr>
-        <w:t>sys_user</w:t>
-      </w:r>
+    </w:p>
+    <w:p>
       <w:r>
         <w:rPr>
           <w:rFonts w:ascii="Times New Roman" w:hAnsi="Times New Roman" w:eastAsia="宋体"/>
           <w:b w:val="0"/>
-          <w:sz w:val="24"/>
-        </w:rPr>
-        <w:t>（用户）、</w:t>
-      </w:r>
-      <w:r>
-        <w:rPr>
-          <w:rFonts w:ascii="Consolas" w:hAnsi="Consolas" w:eastAsia="宋体"/>
-          <w:b w:val="0"/>
-          <w:sz w:val="22"/>
-        </w:rPr>
-        <w:t>classroom</w:t>
-      </w:r>
-      <w:r>
-        <w:rPr>
-          <w:rFonts w:ascii="Times New Roman" w:hAnsi="Times New Roman" w:eastAsia="宋体"/>
-          <w:b w:val="0"/>
-          <w:sz w:val="24"/>
-        </w:rPr>
-        <w:t>（教室）、</w:t>
-      </w:r>
-      <w:r>
-        <w:rPr>
-          <w:rFonts w:ascii="Consolas" w:hAnsi="Consolas" w:eastAsia="宋体"/>
-          <w:b w:val="0"/>
-          <w:sz w:val="22"/>
-        </w:rPr>
-        <w:t>reservation</w:t>
-      </w:r>
-      <w:r>
-        <w:rPr>
-          <w:rFonts w:ascii="Times New Roman" w:hAnsi="Times New Roman" w:eastAsia="宋体"/>
-          <w:b w:val="0"/>
-          <w:sz w:val="24"/>
-        </w:rPr>
-        <w:t>（预约）、</w:t>
-      </w:r>
-      <w:r>
-        <w:rPr>
-          <w:rFonts w:ascii="Consolas" w:hAnsi="Consolas" w:eastAsia="宋体"/>
-          <w:b w:val="0"/>
-          <w:sz w:val="22"/>
-        </w:rPr>
-        <w:t>user_favorite</w:t>
-      </w:r>
-      <w:r>
-        <w:rPr>
-          <w:rFonts w:ascii="Times New Roman" w:hAnsi="Times New Roman" w:eastAsia="宋体"/>
-          <w:b w:val="0"/>
-          <w:sz w:val="24"/>
-        </w:rPr>
-        <w:t>（收藏）、</w:t>
-      </w:r>
-      <w:r>
-        <w:rPr>
-          <w:rFonts w:ascii="Consolas" w:hAnsi="Consolas" w:eastAsia="宋体"/>
-          <w:b w:val="0"/>
-          <w:sz w:val="22"/>
-        </w:rPr>
-        <w:t>ai_config</w:t>
-      </w:r>
-      <w:r>
-        <w:rPr>
-          <w:rFonts w:ascii="Times New Roman" w:hAnsi="Times New Roman" w:eastAsia="宋体"/>
-          <w:b w:val="0"/>
-          <w:sz w:val="24"/>
-        </w:rPr>
-        <w:t>（AI 配置）。</w:t>
-      </w:r>
-    </w:p>
-    <w:p>
-      <w:pPr>
-        <w:spacing w:line="336" w:lineRule="auto"/>
-        <w:ind w:firstLine="420"/>
-      </w:pPr>
-      <w:r>
-        <w:rPr>
-          <w:rFonts w:ascii="Times New Roman" w:hAnsi="Times New Roman" w:eastAsia="宋体"/>
-          <w:b w:val="0"/>
+          <w:color w:val="000000"/>
           <w:sz w:val="24"/>
         </w:rPr>
         <w:t>核心 E-R 关系：用户表一对多预约表；教室表一对多预约表；用户与教室通过收藏表构成多对多关系；AI 功能不新增核心业务表，仅新增 1 张轻量配置表。</w:t>
       </w:r>
     </w:p>
     <w:p>
-      <w:pPr>
-        <w:spacing w:line="336" w:lineRule="auto"/>
-        <w:ind w:firstLine="420"/>
-      </w:pPr>
       <w:r>
         <w:rPr>
           <w:rFonts w:ascii="Times New Roman" w:hAnsi="Times New Roman" w:eastAsia="宋体"/>
           <w:b w:val="0"/>
+          <w:color w:val="000000"/>
           <w:sz w:val="24"/>
         </w:rPr>
         <w:t>关键索引设计：</w:t>
@@ -3003,35 +2653,12 @@
       </w:pPr>
       <w:r>
         <w:rPr>
-          <w:rFonts w:ascii="Consolas" w:hAnsi="Consolas" w:eastAsia="宋体"/>
-          <w:b w:val="0"/>
-          <w:sz w:val="22"/>
-        </w:rPr>
-        <w:t>reservation</w:t>
-      </w:r>
-      <w:r>
-        <w:rPr>
           <w:rFonts w:ascii="Times New Roman" w:hAnsi="Times New Roman" w:eastAsia="宋体"/>
           <w:b w:val="0"/>
+          <w:color w:val="000000"/>
           <w:sz w:val="24"/>
         </w:rPr>
-        <w:t xml:space="preserve">：联合索引 </w:t>
-      </w:r>
-      <w:r>
-        <w:rPr>
-          <w:rFonts w:ascii="Consolas" w:hAnsi="Consolas" w:eastAsia="宋体"/>
-          <w:b w:val="0"/>
-          <w:sz w:val="22"/>
-        </w:rPr>
-        <w:t>idx_class_date(classroom_id, reserve_date)</w:t>
-      </w:r>
-      <w:r>
-        <w:rPr>
-          <w:rFonts w:ascii="Times New Roman" w:hAnsi="Times New Roman" w:eastAsia="宋体"/>
-          <w:b w:val="0"/>
-          <w:sz w:val="24"/>
-        </w:rPr>
-        <w:t>，优化冲突检测查询；</w:t>
+        <w:t>`reservation`：联合索引 `idx_class_date(classroom_id, reserve_date)`，优化冲突检测查询；</w:t>
       </w:r>
     </w:p>
     <w:p>
@@ -3040,46 +2667,20 @@
       </w:pPr>
       <w:r>
         <w:rPr>
-          <w:rFonts w:ascii="Consolas" w:hAnsi="Consolas" w:eastAsia="宋体"/>
+          <w:rFonts w:ascii="Times New Roman" w:hAnsi="Times New Roman" w:eastAsia="宋体"/>
           <w:b w:val="0"/>
-          <w:sz w:val="22"/>
+          <w:color w:val="000000"/>
+          <w:sz w:val="24"/>
         </w:rPr>
-        <w:t>user_favorite</w:t>
+        <w:t>`user_favorite`：联合唯一索引 `idx_user_class(user_id, classroom_id)`，防止重复收藏。</w:t>
       </w:r>
+    </w:p>
+    <w:p>
       <w:r>
         <w:rPr>
           <w:rFonts w:ascii="Times New Roman" w:hAnsi="Times New Roman" w:eastAsia="宋体"/>
           <w:b w:val="0"/>
-          <w:sz w:val="24"/>
-        </w:rPr>
-        <w:t xml:space="preserve">：联合唯一索引 </w:t>
-      </w:r>
-      <w:r>
-        <w:rPr>
-          <w:rFonts w:ascii="Consolas" w:hAnsi="Consolas" w:eastAsia="宋体"/>
-          <w:b w:val="0"/>
-          <w:sz w:val="22"/>
-        </w:rPr>
-        <w:t>idx_user_class(user_id, classroom_id)</w:t>
-      </w:r>
-      <w:r>
-        <w:rPr>
-          <w:rFonts w:ascii="Times New Roman" w:hAnsi="Times New Roman" w:eastAsia="宋体"/>
-          <w:b w:val="0"/>
-          <w:sz w:val="24"/>
-        </w:rPr>
-        <w:t>，防止重复收藏。</w:t>
-      </w:r>
-    </w:p>
-    <w:p>
-      <w:pPr>
-        <w:spacing w:line="336" w:lineRule="auto"/>
-        <w:ind w:firstLine="420"/>
-      </w:pPr>
-      <w:r>
-        <w:rPr>
-          <w:rFonts w:ascii="Times New Roman" w:hAnsi="Times New Roman" w:eastAsia="宋体"/>
-          <w:b w:val="0"/>
+          <w:color w:val="000000"/>
           <w:sz w:val="24"/>
         </w:rPr>
         <w:t>初始测试数据基线：用户 5（管理员 1 + 学生 4）、教室 12 间（普通教室/实验室/机房 3 类）、预约 13 条（覆盖待审核 3 / 已通过 6 / 已驳回 2 / 已取消 2 四种状态，含当日、本周、本月数据与一条「已通过且即将开始」数据）、收藏 6 条、AI 配置 5 行。</w:t>
@@ -3088,13 +2689,11 @@
     <w:p>
       <w:pPr>
         <w:pStyle w:val="Heading2"/>
-        <w:keepNext/>
-        <w:spacing w:before="120" w:after="240"/>
       </w:pPr>
       <w:r>
         <w:rPr>
           <w:rFonts w:ascii="Arial" w:hAnsi="Arial" w:eastAsia="黑体"/>
-          <w:b/>
+          <w:b w:val="0"/>
           <w:color w:val="2E549C"/>
           <w:sz w:val="28"/>
         </w:rPr>
@@ -3102,24 +2701,20 @@
       </w:r>
     </w:p>
     <w:p>
-      <w:pPr>
-        <w:spacing w:line="336" w:lineRule="auto"/>
-        <w:ind w:firstLine="420"/>
-      </w:pPr>
       <w:r>
         <w:rPr>
           <w:rFonts w:ascii="Times New Roman" w:hAnsi="Times New Roman" w:eastAsia="宋体"/>
           <w:b w:val="0"/>
+          <w:color w:val="000000"/>
           <w:sz w:val="24"/>
         </w:rPr>
-        <w:t>后端共 35 个接口，分为 5 大模块：</w:t>
+        <w:t>后端共 36 个接口，分为 5 大模块：</w:t>
       </w:r>
     </w:p>
     <w:tbl>
       <w:tblPr>
         <w:tblStyle w:val="TableGrid"/>
         <w:tblW w:type="auto" w:w="0"/>
-        <w:jc w:val="center"/>
         <w:tblLook w:firstColumn="1" w:firstRow="1" w:lastColumn="0" w:lastRow="0" w:noHBand="0" w:noVBand="1" w:val="04A0"/>
       </w:tblPr>
       <w:tblGrid>
@@ -3131,20 +2726,13 @@
         <w:tc>
           <w:tcPr>
             <w:tcW w:type="dxa" w:w="2946"/>
-            <w:shd w:val="clear" w:fill="4472C4"/>
           </w:tcPr>
           <w:p>
             <w:r>
               <w:rPr>
-                <w:color w:val="FFFFFF"/>
-              </w:rPr>
-            </w:r>
-            <w:r>
-              <w:rPr>
                 <w:rFonts w:ascii="Times New Roman" w:hAnsi="Times New Roman" w:eastAsia="宋体"/>
                 <w:b/>
-                <w:color w:val="FFFFFF"/>
-                <w:sz w:val="21"/>
+                <w:sz w:val="24"/>
               </w:rPr>
               <w:t>模块</w:t>
             </w:r>
@@ -3153,20 +2741,13 @@
         <w:tc>
           <w:tcPr>
             <w:tcW w:type="dxa" w:w="2946"/>
-            <w:shd w:val="clear" w:fill="4472C4"/>
           </w:tcPr>
           <w:p>
             <w:r>
               <w:rPr>
-                <w:color w:val="FFFFFF"/>
-              </w:rPr>
-            </w:r>
-            <w:r>
-              <w:rPr>
                 <w:rFonts w:ascii="Times New Roman" w:hAnsi="Times New Roman" w:eastAsia="宋体"/>
                 <w:b/>
-                <w:color w:val="FFFFFF"/>
-                <w:sz w:val="21"/>
+                <w:sz w:val="24"/>
               </w:rPr>
               <w:t>接口数</w:t>
             </w:r>
@@ -3175,20 +2756,13 @@
         <w:tc>
           <w:tcPr>
             <w:tcW w:type="dxa" w:w="2946"/>
-            <w:shd w:val="clear" w:fill="4472C4"/>
           </w:tcPr>
           <w:p>
             <w:r>
               <w:rPr>
-                <w:color w:val="FFFFFF"/>
-              </w:rPr>
-            </w:r>
-            <w:r>
-              <w:rPr>
                 <w:rFonts w:ascii="Times New Roman" w:hAnsi="Times New Roman" w:eastAsia="宋体"/>
                 <w:b/>
-                <w:color w:val="FFFFFF"/>
-                <w:sz w:val="21"/>
+                <w:sz w:val="24"/>
               </w:rPr>
               <w:t>说明</w:t>
             </w:r>
@@ -3201,12 +2775,11 @@
             <w:tcW w:type="dxa" w:w="2946"/>
           </w:tcPr>
           <w:p>
-            <w:r/>
             <w:r>
               <w:rPr>
                 <w:rFonts w:ascii="Times New Roman" w:hAnsi="Times New Roman" w:eastAsia="宋体"/>
                 <w:b w:val="0"/>
-                <w:sz w:val="21"/>
+                <w:sz w:val="24"/>
               </w:rPr>
               <w:t>用户模块</w:t>
             </w:r>
@@ -3217,14 +2790,13 @@
             <w:tcW w:type="dxa" w:w="2946"/>
           </w:tcPr>
           <w:p>
-            <w:r/>
             <w:r>
               <w:rPr>
                 <w:rFonts w:ascii="Times New Roman" w:hAnsi="Times New Roman" w:eastAsia="宋体"/>
                 <w:b w:val="0"/>
-                <w:sz w:val="21"/>
+                <w:sz w:val="24"/>
               </w:rPr>
-              <w:t>10</w:t>
+              <w:t>11</w:t>
             </w:r>
           </w:p>
         </w:tc>
@@ -3233,14 +2805,13 @@
             <w:tcW w:type="dxa" w:w="2946"/>
           </w:tcPr>
           <w:p>
-            <w:r/>
             <w:r>
               <w:rPr>
                 <w:rFonts w:ascii="Times New Roman" w:hAnsi="Times New Roman" w:eastAsia="宋体"/>
                 <w:b w:val="0"/>
-                <w:sz w:val="21"/>
+                <w:sz w:val="24"/>
               </w:rPr>
-              <w:t>登录、注册、个人信息、密码修改、用户管理、个人统计</w:t>
+              <w:t>登录、注册、登出、个人信息、密码修改、用户管理、个人统计</w:t>
             </w:r>
           </w:p>
         </w:tc>
@@ -3251,12 +2822,11 @@
             <w:tcW w:type="dxa" w:w="2946"/>
           </w:tcPr>
           <w:p>
-            <w:r/>
             <w:r>
               <w:rPr>
                 <w:rFonts w:ascii="Times New Roman" w:hAnsi="Times New Roman" w:eastAsia="宋体"/>
                 <w:b w:val="0"/>
-                <w:sz w:val="21"/>
+                <w:sz w:val="24"/>
               </w:rPr>
               <w:t>教室模块</w:t>
             </w:r>
@@ -3267,12 +2837,11 @@
             <w:tcW w:type="dxa" w:w="2946"/>
           </w:tcPr>
           <w:p>
-            <w:r/>
             <w:r>
               <w:rPr>
                 <w:rFonts w:ascii="Times New Roman" w:hAnsi="Times New Roman" w:eastAsia="宋体"/>
                 <w:b w:val="0"/>
-                <w:sz w:val="21"/>
+                <w:sz w:val="24"/>
               </w:rPr>
               <w:t>8</w:t>
             </w:r>
@@ -3283,12 +2852,11 @@
             <w:tcW w:type="dxa" w:w="2946"/>
           </w:tcPr>
           <w:p>
-            <w:r/>
             <w:r>
               <w:rPr>
                 <w:rFonts w:ascii="Times New Roman" w:hAnsi="Times New Roman" w:eastAsia="宋体"/>
                 <w:b w:val="0"/>
-                <w:sz w:val="21"/>
+                <w:sz w:val="24"/>
               </w:rPr>
               <w:t>列表/详情/占用查询、管理 CRUD、收藏</w:t>
             </w:r>
@@ -3301,12 +2869,11 @@
             <w:tcW w:type="dxa" w:w="2946"/>
           </w:tcPr>
           <w:p>
-            <w:r/>
             <w:r>
               <w:rPr>
                 <w:rFonts w:ascii="Times New Roman" w:hAnsi="Times New Roman" w:eastAsia="宋体"/>
                 <w:b w:val="0"/>
-                <w:sz w:val="21"/>
+                <w:sz w:val="24"/>
               </w:rPr>
               <w:t>预约模块</w:t>
             </w:r>
@@ -3317,12 +2884,11 @@
             <w:tcW w:type="dxa" w:w="2946"/>
           </w:tcPr>
           <w:p>
-            <w:r/>
             <w:r>
               <w:rPr>
                 <w:rFonts w:ascii="Times New Roman" w:hAnsi="Times New Roman" w:eastAsia="宋体"/>
                 <w:b w:val="0"/>
-                <w:sz w:val="21"/>
+                <w:sz w:val="24"/>
               </w:rPr>
               <w:t>9</w:t>
             </w:r>
@@ -3333,12 +2899,11 @@
             <w:tcW w:type="dxa" w:w="2946"/>
           </w:tcPr>
           <w:p>
-            <w:r/>
             <w:r>
               <w:rPr>
                 <w:rFonts w:ascii="Times New Roman" w:hAnsi="Times New Roman" w:eastAsia="宋体"/>
                 <w:b w:val="0"/>
-                <w:sz w:val="21"/>
+                <w:sz w:val="24"/>
               </w:rPr>
               <w:t>提交（后端二次冲突校验）、取消、我的预约、审核、批量审核、全量查询、冲突检测、Excel 导出</w:t>
             </w:r>
@@ -3351,12 +2916,11 @@
             <w:tcW w:type="dxa" w:w="2946"/>
           </w:tcPr>
           <w:p>
-            <w:r/>
             <w:r>
               <w:rPr>
                 <w:rFonts w:ascii="Times New Roman" w:hAnsi="Times New Roman" w:eastAsia="宋体"/>
                 <w:b w:val="0"/>
-                <w:sz w:val="21"/>
+                <w:sz w:val="24"/>
               </w:rPr>
               <w:t>统计模块</w:t>
             </w:r>
@@ -3367,12 +2931,11 @@
             <w:tcW w:type="dxa" w:w="2946"/>
           </w:tcPr>
           <w:p>
-            <w:r/>
             <w:r>
               <w:rPr>
                 <w:rFonts w:ascii="Times New Roman" w:hAnsi="Times New Roman" w:eastAsia="宋体"/>
                 <w:b w:val="0"/>
-                <w:sz w:val="21"/>
+                <w:sz w:val="24"/>
               </w:rPr>
               <w:t>4</w:t>
             </w:r>
@@ -3383,12 +2946,11 @@
             <w:tcW w:type="dxa" w:w="2946"/>
           </w:tcPr>
           <w:p>
-            <w:r/>
             <w:r>
               <w:rPr>
                 <w:rFonts w:ascii="Times New Roman" w:hAnsi="Times New Roman" w:eastAsia="宋体"/>
                 <w:b w:val="0"/>
-                <w:sz w:val="21"/>
+                <w:sz w:val="24"/>
               </w:rPr>
               <w:t>首页概览、教室使用率、月度趋势、时段分布</w:t>
             </w:r>
@@ -3401,12 +2963,11 @@
             <w:tcW w:type="dxa" w:w="2946"/>
           </w:tcPr>
           <w:p>
-            <w:r/>
             <w:r>
               <w:rPr>
                 <w:rFonts w:ascii="Times New Roman" w:hAnsi="Times New Roman" w:eastAsia="宋体"/>
                 <w:b w:val="0"/>
-                <w:sz w:val="21"/>
+                <w:sz w:val="24"/>
               </w:rPr>
               <w:t>AI 能力模块</w:t>
             </w:r>
@@ -3417,12 +2978,11 @@
             <w:tcW w:type="dxa" w:w="2946"/>
           </w:tcPr>
           <w:p>
-            <w:r/>
             <w:r>
               <w:rPr>
                 <w:rFonts w:ascii="Times New Roman" w:hAnsi="Times New Roman" w:eastAsia="宋体"/>
                 <w:b w:val="0"/>
-                <w:sz w:val="21"/>
+                <w:sz w:val="24"/>
               </w:rPr>
               <w:t>4</w:t>
             </w:r>
@@ -3433,12 +2993,11 @@
             <w:tcW w:type="dxa" w:w="2946"/>
           </w:tcPr>
           <w:p>
-            <w:r/>
             <w:r>
               <w:rPr>
                 <w:rFonts w:ascii="Times New Roman" w:hAnsi="Times New Roman" w:eastAsia="宋体"/>
                 <w:b w:val="0"/>
-                <w:sz w:val="21"/>
+                <w:sz w:val="24"/>
               </w:rPr>
               <w:t>智能推荐、自然语言解析、场景问答、合规校验（全部只读）</w:t>
             </w:r>
@@ -3446,63 +3005,25 @@
         </w:tc>
       </w:tr>
     </w:tbl>
-    <w:p/>
     <w:p>
-      <w:pPr>
-        <w:spacing w:line="336" w:lineRule="auto"/>
-        <w:ind w:firstLine="420"/>
-      </w:pPr>
       <w:r>
         <w:rPr>
           <w:rFonts w:ascii="Times New Roman" w:hAnsi="Times New Roman" w:eastAsia="宋体"/>
           <w:b w:val="0"/>
+          <w:color w:val="000000"/>
           <w:sz w:val="24"/>
         </w:rPr>
-        <w:t xml:space="preserve">所有接口统一返回 </w:t>
-      </w:r>
-      <w:r>
-        <w:rPr>
-          <w:rFonts w:ascii="Consolas" w:hAnsi="Consolas" w:eastAsia="宋体"/>
-          <w:b w:val="0"/>
-          <w:sz w:val="22"/>
-        </w:rPr>
-        <w:t>Result</w:t>
-      </w:r>
-      <w:r>
-        <w:rPr>
-          <w:rFonts w:ascii="Times New Roman" w:hAnsi="Times New Roman" w:eastAsia="宋体"/>
-          <w:b w:val="0"/>
-          <w:sz w:val="24"/>
-        </w:rPr>
-        <w:t>；除登录/注册外均需 Token 鉴权，管理员接口额外校验角色；</w:t>
-      </w:r>
-      <w:r>
-        <w:rPr>
-          <w:rFonts w:ascii="Consolas" w:hAnsi="Consolas" w:eastAsia="宋体"/>
-          <w:b w:val="0"/>
-          <w:sz w:val="22"/>
-        </w:rPr>
-        <w:t>/api/ai/*</w:t>
-      </w:r>
-      <w:r>
-        <w:rPr>
-          <w:rFonts w:ascii="Times New Roman" w:hAnsi="Times New Roman" w:eastAsia="宋体"/>
-          <w:b w:val="0"/>
-          <w:sz w:val="24"/>
-        </w:rPr>
-        <w:t xml:space="preserve"> 四个 AI 接口为「登录即可」（仅 401 校验）。</w:t>
+        <w:t>所有接口统一返回 `Result`；除登录/注册外均需 Token 鉴权，管理员接口额外校验角色；`/api/ai/*` 四个 AI 接口为「登录即可」（仅 401 校验）。</w:t>
       </w:r>
     </w:p>
     <w:p>
       <w:pPr>
         <w:pStyle w:val="Heading2"/>
-        <w:keepNext/>
-        <w:spacing w:before="120" w:after="240"/>
       </w:pPr>
       <w:r>
         <w:rPr>
           <w:rFonts w:ascii="Arial" w:hAnsi="Arial" w:eastAsia="黑体"/>
-          <w:b/>
+          <w:b w:val="0"/>
           <w:color w:val="2E549C"/>
           <w:sz w:val="28"/>
         </w:rPr>
@@ -3510,38 +3031,20 @@
       </w:r>
     </w:p>
     <w:p>
-      <w:pPr>
-        <w:spacing w:line="336" w:lineRule="auto"/>
-        <w:ind w:firstLine="420"/>
-      </w:pPr>
       <w:r>
         <w:rPr>
           <w:rFonts w:ascii="Times New Roman" w:hAnsi="Times New Roman" w:eastAsia="宋体"/>
           <w:b w:val="0"/>
+          <w:color w:val="000000"/>
           <w:sz w:val="24"/>
         </w:rPr>
-        <w:t xml:space="preserve">登录后签发 JWT Token，前端请求头携带 </w:t>
-      </w:r>
-      <w:r>
-        <w:rPr>
-          <w:rFonts w:ascii="Consolas" w:hAnsi="Consolas" w:eastAsia="宋体"/>
-          <w:b w:val="0"/>
-          <w:sz w:val="22"/>
-        </w:rPr>
-        <w:t>Authorization: Bearer {token}</w:t>
-      </w:r>
-      <w:r>
-        <w:rPr>
-          <w:rFonts w:ascii="Times New Roman" w:hAnsi="Times New Roman" w:eastAsia="宋体"/>
-          <w:b w:val="0"/>
-          <w:sz w:val="24"/>
-        </w:rPr>
-        <w:t>；后端拦截器统一校验并依据</w:t>
+        <w:t>登录后签发 JWT Token，前端请求头携带 `Authorization: Bearer {token}`；后端拦截器统一校验并依据</w:t>
       </w:r>
       <w:r>
         <w:rPr>
           <w:rFonts w:ascii="Times New Roman" w:hAnsi="Times New Roman" w:eastAsia="宋体"/>
           <w:b/>
+          <w:color w:val="000000"/>
           <w:sz w:val="24"/>
         </w:rPr>
         <w:t>权限矩阵</w:t>
@@ -3550,9 +3053,21 @@
         <w:rPr>
           <w:rFonts w:ascii="Times New Roman" w:hAnsi="Times New Roman" w:eastAsia="宋体"/>
           <w:b w:val="0"/>
+          <w:color w:val="000000"/>
           <w:sz w:val="24"/>
         </w:rPr>
         <w:t>区分公开接口、登录接口与管理接口。密码使用 BCrypt 加密存储，数据库中无明文。</w:t>
+      </w:r>
+    </w:p>
+    <w:p>
+      <w:r>
+        <w:rPr>
+          <w:rFonts w:ascii="Times New Roman" w:hAnsi="Times New Roman" w:eastAsia="宋体"/>
+          <w:b w:val="0"/>
+          <w:color w:val="000000"/>
+          <w:sz w:val="24"/>
+        </w:rPr>
+        <w:t>登录会话增强（Redis 加分项）：登录成功将 Token 写入 Redis（Key 固定 `auth:token:{userId}`，TTL 与 JWT 一致），拦截器在 JWT 验签、账号状态校验通过后再查 Redis 比对当前会话——退出登录删除 Key、旧 Token 立刻失效（可注销会话）；同账号新登录覆盖旧 Key、旧设备 Token 立刻失效（单点会话）。Redis 不可用时自动退化为纯 JWT 校验，不阻断业务。</w:t>
       </w:r>
     </w:p>
     <w:p>
@@ -3563,13 +3078,11 @@
     <w:p>
       <w:pPr>
         <w:pStyle w:val="Heading1"/>
-        <w:keepNext/>
-        <w:spacing w:before="120" w:after="240"/>
       </w:pPr>
       <w:r>
         <w:rPr>
           <w:rFonts w:ascii="Arial" w:hAnsi="Arial" w:eastAsia="黑体"/>
-          <w:b/>
+          <w:b w:val="0"/>
           <w:color w:val="1F3B73"/>
           <w:sz w:val="36"/>
         </w:rPr>
@@ -3579,13 +3092,11 @@
     <w:p>
       <w:pPr>
         <w:pStyle w:val="Heading2"/>
-        <w:keepNext/>
-        <w:spacing w:before="120" w:after="240"/>
       </w:pPr>
       <w:r>
         <w:rPr>
           <w:rFonts w:ascii="Arial" w:hAnsi="Arial" w:eastAsia="黑体"/>
-          <w:b/>
+          <w:b w:val="0"/>
           <w:color w:val="2E549C"/>
           <w:sz w:val="28"/>
         </w:rPr>
@@ -3600,6 +3111,7 @@
         <w:rPr>
           <w:rFonts w:ascii="Times New Roman" w:hAnsi="Times New Roman" w:eastAsia="宋体"/>
           <w:b/>
+          <w:color w:val="000000"/>
           <w:sz w:val="24"/>
         </w:rPr>
         <w:t>前端实时校验</w:t>
@@ -3608,6 +3120,7 @@
         <w:rPr>
           <w:rFonts w:ascii="Times New Roman" w:hAnsi="Times New Roman" w:eastAsia="宋体"/>
           <w:b w:val="0"/>
+          <w:color w:val="000000"/>
           <w:sz w:val="24"/>
         </w:rPr>
         <w:t>：选择教室、日期、时段后，实时查询该教室该日已通过时段，使用重叠公式逐段比对，冲突即禁用提交并给出提示；</w:t>
@@ -3621,6 +3134,7 @@
         <w:rPr>
           <w:rFonts w:ascii="Times New Roman" w:hAnsi="Times New Roman" w:eastAsia="宋体"/>
           <w:b/>
+          <w:color w:val="000000"/>
           <w:sz w:val="24"/>
         </w:rPr>
         <w:t>后端二次校验</w:t>
@@ -3629,6 +3143,7 @@
         <w:rPr>
           <w:rFonts w:ascii="Times New Roman" w:hAnsi="Times New Roman" w:eastAsia="宋体"/>
           <w:b w:val="0"/>
+          <w:color w:val="000000"/>
           <w:sz w:val="24"/>
         </w:rPr>
         <w:t>：提交接口在入库前再次执行冲突检测（查询已通过预约区间做重叠判断），防止绕过前端直接调用 API 造成数据冲突；</w:t>
@@ -3642,6 +3157,7 @@
         <w:rPr>
           <w:rFonts w:ascii="Times New Roman" w:hAnsi="Times New Roman" w:eastAsia="宋体"/>
           <w:b w:val="0"/>
+          <w:color w:val="000000"/>
           <w:sz w:val="24"/>
         </w:rPr>
         <w:t>边界场景（首尾相接、完全包含、部分重叠、无重叠）经专门用例验证全部正确。</w:t>
@@ -3650,13 +3166,11 @@
     <w:p>
       <w:pPr>
         <w:pStyle w:val="Heading2"/>
-        <w:keepNext/>
-        <w:spacing w:before="120" w:after="240"/>
       </w:pPr>
       <w:r>
         <w:rPr>
           <w:rFonts w:ascii="Arial" w:hAnsi="Arial" w:eastAsia="黑体"/>
-          <w:b/>
+          <w:b w:val="0"/>
           <w:color w:val="2E549C"/>
           <w:sz w:val="28"/>
         </w:rPr>
@@ -3664,61 +3178,24 @@
       </w:r>
     </w:p>
     <w:p>
-      <w:pPr>
-        <w:spacing w:line="336" w:lineRule="auto"/>
-        <w:ind w:firstLine="420"/>
-      </w:pPr>
       <w:r>
         <w:rPr>
           <w:rFonts w:ascii="Times New Roman" w:hAnsi="Times New Roman" w:eastAsia="宋体"/>
           <w:b w:val="0"/>
+          <w:color w:val="000000"/>
           <w:sz w:val="24"/>
         </w:rPr>
-        <w:t xml:space="preserve">状态机实现 </w:t>
-      </w:r>
-      <w:r>
-        <w:rPr>
-          <w:rFonts w:ascii="Consolas" w:hAnsi="Consolas" w:eastAsia="宋体"/>
-          <w:b w:val="0"/>
-          <w:sz w:val="22"/>
-        </w:rPr>
-        <w:t>待审核(0) → 已通过(1)/已驳回(2)</w:t>
-      </w:r>
-      <w:r>
-        <w:rPr>
-          <w:rFonts w:ascii="Times New Roman" w:hAnsi="Times New Roman" w:eastAsia="宋体"/>
-          <w:b w:val="0"/>
-          <w:sz w:val="24"/>
-        </w:rPr>
-        <w:t xml:space="preserve"> 与 </w:t>
-      </w:r>
-      <w:r>
-        <w:rPr>
-          <w:rFonts w:ascii="Consolas" w:hAnsi="Consolas" w:eastAsia="宋体"/>
-          <w:b w:val="0"/>
-          <w:sz w:val="22"/>
-        </w:rPr>
-        <w:t>待审核/已通过 → 已取消(3)</w:t>
-      </w:r>
-      <w:r>
-        <w:rPr>
-          <w:rFonts w:ascii="Times New Roman" w:hAnsi="Times New Roman" w:eastAsia="宋体"/>
-          <w:b w:val="0"/>
-          <w:sz w:val="24"/>
-        </w:rPr>
-        <w:t xml:space="preserve"> 的完整流转，审核记录带备注与审核人；开始前 1 小时内禁止取消（由服务端校验兜底）；批量审核仅对待审核记录生效。</w:t>
+        <w:t>状态机实现 `待审核(0) → 已通过(1)/已驳回(2)` 与 `待审核/已通过 → 已取消(3)` 的完整流转，审核记录带备注与审核人；开始前 1 小时内禁止取消（由服务端校验兜底）；批量审核仅对待审核记录生效。</w:t>
       </w:r>
     </w:p>
     <w:p>
       <w:pPr>
         <w:pStyle w:val="Heading2"/>
-        <w:keepNext/>
-        <w:spacing w:before="120" w:after="240"/>
       </w:pPr>
       <w:r>
         <w:rPr>
           <w:rFonts w:ascii="Arial" w:hAnsi="Arial" w:eastAsia="黑体"/>
-          <w:b/>
+          <w:b w:val="0"/>
           <w:color w:val="2E549C"/>
           <w:sz w:val="28"/>
         </w:rPr>
@@ -3733,6 +3210,7 @@
         <w:rPr>
           <w:rFonts w:ascii="Times New Roman" w:hAnsi="Times New Roman" w:eastAsia="宋体"/>
           <w:b w:val="0"/>
+          <w:color w:val="000000"/>
           <w:sz w:val="24"/>
         </w:rPr>
         <w:t>审核页支持一键通过/驳回、快捷驳回原因（时间冲突、用途不明确、教室维护、人数超限）、复选框批量通过/驳回；</w:t>
@@ -3746,6 +3224,7 @@
         <w:rPr>
           <w:rFonts w:ascii="Times New Roman" w:hAnsi="Times New Roman" w:eastAsia="宋体"/>
           <w:b w:val="0"/>
+          <w:color w:val="000000"/>
           <w:sz w:val="24"/>
         </w:rPr>
         <w:t>预约记录页支持多条件筛选与 EasyExcel 导出（合法 xlsx 文件头已验证）；</w:t>
@@ -3759,6 +3238,7 @@
         <w:rPr>
           <w:rFonts w:ascii="Times New Roman" w:hAnsi="Times New Roman" w:eastAsia="宋体"/>
           <w:b w:val="0"/>
+          <w:color w:val="000000"/>
           <w:sz w:val="24"/>
         </w:rPr>
         <w:t>数据看板使用 ECharts 呈现教室使用率排行（柱状图）、月度预约趋势（折线图）、热门时段分布（饼图），数据与库中一致。</w:t>
@@ -3767,13 +3247,11 @@
     <w:p>
       <w:pPr>
         <w:pStyle w:val="Heading2"/>
-        <w:keepNext/>
-        <w:spacing w:before="120" w:after="240"/>
       </w:pPr>
       <w:r>
         <w:rPr>
           <w:rFonts w:ascii="Arial" w:hAnsi="Arial" w:eastAsia="黑体"/>
-          <w:b/>
+          <w:b w:val="0"/>
           <w:color w:val="2E549C"/>
           <w:sz w:val="28"/>
         </w:rPr>
@@ -3788,6 +3266,7 @@
         <w:rPr>
           <w:rFonts w:ascii="Times New Roman" w:hAnsi="Times New Roman" w:eastAsia="宋体"/>
           <w:b/>
+          <w:color w:val="000000"/>
           <w:sz w:val="24"/>
         </w:rPr>
         <w:t>独立 `ai` 包</w:t>
@@ -3796,105 +3275,10 @@
         <w:rPr>
           <w:rFonts w:ascii="Times New Roman" w:hAnsi="Times New Roman" w:eastAsia="宋体"/>
           <w:b w:val="0"/>
+          <w:color w:val="000000"/>
           <w:sz w:val="24"/>
         </w:rPr>
-        <w:t>：</w:t>
-      </w:r>
-      <w:r>
-        <w:rPr>
-          <w:rFonts w:ascii="Consolas" w:hAnsi="Consolas" w:eastAsia="宋体"/>
-          <w:b w:val="0"/>
-          <w:sz w:val="22"/>
-        </w:rPr>
-        <w:t>AiProperties</w:t>
-      </w:r>
-      <w:r>
-        <w:rPr>
-          <w:rFonts w:ascii="Times New Roman" w:hAnsi="Times New Roman" w:eastAsia="宋体"/>
-          <w:b w:val="0"/>
-          <w:sz w:val="24"/>
-        </w:rPr>
-        <w:t xml:space="preserve"> 读取配置、</w:t>
-      </w:r>
-      <w:r>
-        <w:rPr>
-          <w:rFonts w:ascii="Consolas" w:hAnsi="Consolas" w:eastAsia="宋体"/>
-          <w:b w:val="0"/>
-          <w:sz w:val="22"/>
-        </w:rPr>
-        <w:t>AgnesClient</w:t>
-      </w:r>
-      <w:r>
-        <w:rPr>
-          <w:rFonts w:ascii="Times New Roman" w:hAnsi="Times New Roman" w:eastAsia="宋体"/>
-          <w:b w:val="0"/>
-          <w:sz w:val="24"/>
-        </w:rPr>
-        <w:t xml:space="preserve"> 封装 OpenAI v1 兼容调用（Bearer 认证、system/user 消息、</w:t>
-      </w:r>
-      <w:r>
-        <w:rPr>
-          <w:rFonts w:ascii="Consolas" w:hAnsi="Consolas" w:eastAsia="宋体"/>
-          <w:b w:val="0"/>
-          <w:sz w:val="22"/>
-        </w:rPr>
-        <w:t>temperature=0.3</w:t>
-      </w:r>
-      <w:r>
-        <w:rPr>
-          <w:rFonts w:ascii="Times New Roman" w:hAnsi="Times New Roman" w:eastAsia="宋体"/>
-          <w:b w:val="0"/>
-          <w:sz w:val="24"/>
-        </w:rPr>
-        <w:t>、</w:t>
-      </w:r>
-      <w:r>
-        <w:rPr>
-          <w:rFonts w:ascii="Consolas" w:hAnsi="Consolas" w:eastAsia="宋体"/>
-          <w:b w:val="0"/>
-          <w:sz w:val="22"/>
-        </w:rPr>
-        <w:t>response_format</w:t>
-      </w:r>
-      <w:r>
-        <w:rPr>
-          <w:rFonts w:ascii="Times New Roman" w:hAnsi="Times New Roman" w:eastAsia="宋体"/>
-          <w:b w:val="0"/>
-          <w:sz w:val="24"/>
-        </w:rPr>
-        <w:t xml:space="preserve"> 结构化输出、</w:t>
-      </w:r>
-      <w:r>
-        <w:rPr>
-          <w:rFonts w:ascii="Consolas" w:hAnsi="Consolas" w:eastAsia="宋体"/>
-          <w:b w:val="0"/>
-          <w:sz w:val="22"/>
-        </w:rPr>
-        <w:t>max_tokens=1024</w:t>
-      </w:r>
-      <w:r>
-        <w:rPr>
-          <w:rFonts w:ascii="Times New Roman" w:hAnsi="Times New Roman" w:eastAsia="宋体"/>
-          <w:b w:val="0"/>
-          <w:sz w:val="24"/>
-        </w:rPr>
-        <w:t>）、</w:t>
-      </w:r>
-      <w:r>
-        <w:rPr>
-          <w:rFonts w:ascii="Consolas" w:hAnsi="Consolas" w:eastAsia="宋体"/>
-          <w:b w:val="0"/>
-          <w:sz w:val="22"/>
-        </w:rPr>
-        <w:t>AiFallbackEngine</w:t>
-      </w:r>
-      <w:r>
-        <w:rPr>
-          <w:rFonts w:ascii="Times New Roman" w:hAnsi="Times New Roman" w:eastAsia="宋体"/>
-          <w:b w:val="0"/>
-          <w:sz w:val="24"/>
-        </w:rPr>
-        <w:t xml:space="preserve"> 实现本地规则模拟，四个 Service 实现（推荐/解析/问答/合规）通过依赖注入调用业务数据；</w:t>
+        <w:t>：`AiProperties` 读取配置、`AgnesClient` 封装 OpenAI v1 兼容调用（Bearer 认证、system/user 消息、`temperature=0.3`、`response_format` 结构化输出、`max_tokens=1024`）、`AiFallbackEngine` 实现本地规则模拟，四个 Service 实现（推荐/解析/问答/合规）通过依赖注入调用业务数据；</w:t>
       </w:r>
     </w:p>
     <w:p>
@@ -3905,6 +3289,7 @@
         <w:rPr>
           <w:rFonts w:ascii="Times New Roman" w:hAnsi="Times New Roman" w:eastAsia="宋体"/>
           <w:b/>
+          <w:color w:val="000000"/>
           <w:sz w:val="24"/>
         </w:rPr>
         <w:t>双开关控制</w:t>
@@ -3913,57 +3298,10 @@
         <w:rPr>
           <w:rFonts w:ascii="Times New Roman" w:hAnsi="Times New Roman" w:eastAsia="宋体"/>
           <w:b w:val="0"/>
+          <w:color w:val="000000"/>
           <w:sz w:val="24"/>
         </w:rPr>
-        <w:t>：</w:t>
-      </w:r>
-      <w:r>
-        <w:rPr>
-          <w:rFonts w:ascii="Consolas" w:hAnsi="Consolas" w:eastAsia="宋体"/>
-          <w:b w:val="0"/>
-          <w:sz w:val="22"/>
-        </w:rPr>
-        <w:t>ai.enable</w:t>
-      </w:r>
-      <w:r>
-        <w:rPr>
-          <w:rFonts w:ascii="Times New Roman" w:hAnsi="Times New Roman" w:eastAsia="宋体"/>
-          <w:b w:val="0"/>
-          <w:sz w:val="24"/>
-        </w:rPr>
-        <w:t xml:space="preserve">（application.yml）AND </w:t>
-      </w:r>
-      <w:r>
-        <w:rPr>
-          <w:rFonts w:ascii="Consolas" w:hAnsi="Consolas" w:eastAsia="宋体"/>
-          <w:b w:val="0"/>
-          <w:sz w:val="22"/>
-        </w:rPr>
-        <w:t>ai_config.ai_enable</w:t>
-      </w:r>
-      <w:r>
-        <w:rPr>
-          <w:rFonts w:ascii="Times New Roman" w:hAnsi="Times New Roman" w:eastAsia="宋体"/>
-          <w:b w:val="0"/>
-          <w:sz w:val="24"/>
-        </w:rPr>
-        <w:t xml:space="preserve">（数据库）同时为 true 时 AI 可用；任一为 false 时接口返回 </w:t>
-      </w:r>
-      <w:r>
-        <w:rPr>
-          <w:rFonts w:ascii="Consolas" w:hAnsi="Consolas" w:eastAsia="宋体"/>
-          <w:b w:val="0"/>
-          <w:sz w:val="22"/>
-        </w:rPr>
-        <w:t>enabled=false</w:t>
-      </w:r>
-      <w:r>
-        <w:rPr>
-          <w:rFonts w:ascii="Times New Roman" w:hAnsi="Times New Roman" w:eastAsia="宋体"/>
-          <w:b w:val="0"/>
-          <w:sz w:val="24"/>
-        </w:rPr>
-        <w:t xml:space="preserve"> 友好提示，前端隐藏/禁用 AI 入口，系统完全退化为纯预约系统；</w:t>
+        <w:t>：`ai.enable`（application.yml）AND `ai_config.ai_enable`（数据库）同时为 true 时 AI 可用；任一为 false 时接口返回 `enabled=false` 友好提示，前端隐藏/禁用 AI 入口，系统完全退化为纯预约系统；</w:t>
       </w:r>
     </w:p>
     <w:p>
@@ -3974,6 +3312,7 @@
         <w:rPr>
           <w:rFonts w:ascii="Times New Roman" w:hAnsi="Times New Roman" w:eastAsia="宋体"/>
           <w:b/>
+          <w:color w:val="000000"/>
           <w:sz w:val="24"/>
         </w:rPr>
         <w:t>RPM 限流保护</w:t>
@@ -3982,6 +3321,7 @@
         <w:rPr>
           <w:rFonts w:ascii="Times New Roman" w:hAnsi="Times New Roman" w:eastAsia="宋体"/>
           <w:b w:val="0"/>
+          <w:color w:val="000000"/>
           <w:sz w:val="24"/>
         </w:rPr>
         <w:t>：客户端固定 60s 窗口计数（RPM≈20），超限返回友好提示并降级；</w:t>
@@ -3995,6 +3335,7 @@
         <w:rPr>
           <w:rFonts w:ascii="Times New Roman" w:hAnsi="Times New Roman" w:eastAsia="宋体"/>
           <w:b/>
+          <w:color w:val="000000"/>
           <w:sz w:val="24"/>
         </w:rPr>
         <w:t>降级引擎</w:t>
@@ -4003,6 +3344,7 @@
         <w:rPr>
           <w:rFonts w:ascii="Times New Roman" w:hAnsi="Times New Roman" w:eastAsia="宋体"/>
           <w:b w:val="0"/>
+          <w:color w:val="000000"/>
           <w:sz w:val="24"/>
         </w:rPr>
         <w:t>：超时（读取 60s / 连接 10s）/报错/限流/密钥缺失时自动切换本地规则模拟（正则解析、规则打分推荐、FAQ 问答、关键词合规），HTTP 200、不阻断业务，降级原因透出到响应 message 可观测；</w:t>
@@ -4016,6 +3358,7 @@
         <w:rPr>
           <w:rFonts w:ascii="Times New Roman" w:hAnsi="Times New Roman" w:eastAsia="宋体"/>
           <w:b/>
+          <w:color w:val="000000"/>
           <w:sz w:val="24"/>
         </w:rPr>
         <w:t>合规边界</w:t>
@@ -4024,9 +3367,181 @@
         <w:rPr>
           <w:rFonts w:ascii="Times New Roman" w:hAnsi="Times New Roman" w:eastAsia="宋体"/>
           <w:b w:val="0"/>
+          <w:color w:val="000000"/>
           <w:sz w:val="24"/>
         </w:rPr>
         <w:t>：AI 绝对只读不写，审核/取消/提交等业务操作始终由用户手动执行并走既有校验流程；所有 AI 输出标注「AI 生成，仅供参考」。</w:t>
+      </w:r>
+    </w:p>
+    <w:p>
+      <w:pPr>
+        <w:pStyle w:val="Heading2"/>
+      </w:pPr>
+      <w:r>
+        <w:rPr>
+          <w:rFonts w:ascii="Arial" w:hAnsi="Arial" w:eastAsia="黑体"/>
+          <w:b w:val="0"/>
+          <w:color w:val="2E549C"/>
+          <w:sz w:val="28"/>
+        </w:rPr>
+        <w:t>6.5 Redis 加分项实现（Docker 容器化 / 可注销会话 / 缓存一致性 / 故障降级）</w:t>
+      </w:r>
+    </w:p>
+    <w:p>
+      <w:r>
+        <w:rPr>
+          <w:rFonts w:ascii="Times New Roman" w:hAnsi="Times New Roman" w:eastAsia="宋体"/>
+          <w:b w:val="0"/>
+          <w:color w:val="000000"/>
+          <w:sz w:val="24"/>
+        </w:rPr>
+        <w:t>本项目按《需求设计文档.md》2.2 节第 145 行定义，将 Redis 作为可选加分项接入，用途严格限定为两件事：</w:t>
+      </w:r>
+      <w:r>
+        <w:rPr>
+          <w:rFonts w:ascii="Times New Roman" w:hAnsi="Times New Roman" w:eastAsia="宋体"/>
+          <w:b/>
+          <w:color w:val="000000"/>
+          <w:sz w:val="24"/>
+        </w:rPr>
+        <w:t>缓存热门教室数据、存储登录 Token</w:t>
+      </w:r>
+      <w:r>
+        <w:rPr>
+          <w:rFonts w:ascii="Times New Roman" w:hAnsi="Times New Roman" w:eastAsia="宋体"/>
+          <w:b w:val="0"/>
+          <w:color w:val="000000"/>
+          <w:sz w:val="24"/>
+        </w:rPr>
+        <w:t>，未新增任何需求外能力。</w:t>
+      </w:r>
+    </w:p>
+    <w:p>
+      <w:pPr>
+        <w:pStyle w:val="ListBullet"/>
+      </w:pPr>
+      <w:r>
+        <w:rPr>
+          <w:rFonts w:ascii="Times New Roman" w:hAnsi="Times New Roman" w:eastAsia="宋体"/>
+          <w:b/>
+          <w:color w:val="000000"/>
+          <w:sz w:val="24"/>
+        </w:rPr>
+        <w:t>Docker 容器化部署</w:t>
+      </w:r>
+      <w:r>
+        <w:rPr>
+          <w:rFonts w:ascii="Times New Roman" w:hAnsi="Times New Roman" w:eastAsia="宋体"/>
+          <w:b w:val="0"/>
+          <w:color w:val="000000"/>
+          <w:sz w:val="24"/>
+        </w:rPr>
+        <w:t>：与 MySQL 一致，Redis 7.0 以官方镜像 `redis:7.0` 容器运行（`reservation-redis`，映射 `6379:6379`），`docker exec reservation-redis redis-cli ping` 返回 PONG 即连通；后端仅引入 `spring-boot-starter-data-redis`（默认 Lettuce 客户端，版本随 Spring Boot 3.2.10 parent 统一管理），未引入 Redisson、连接池等任何额外组件。</w:t>
+      </w:r>
+    </w:p>
+    <w:p>
+      <w:pPr>
+        <w:pStyle w:val="ListBullet"/>
+      </w:pPr>
+      <w:r>
+        <w:rPr>
+          <w:rFonts w:ascii="Times New Roman" w:hAnsi="Times New Roman" w:eastAsia="宋体"/>
+          <w:b/>
+          <w:color w:val="000000"/>
+          <w:sz w:val="24"/>
+        </w:rPr>
+        <w:t>可注销 / 单点会话</w:t>
+      </w:r>
+      <w:r>
+        <w:rPr>
+          <w:rFonts w:ascii="Times New Roman" w:hAnsi="Times New Roman" w:eastAsia="宋体"/>
+          <w:b w:val="0"/>
+          <w:color w:val="000000"/>
+          <w:sz w:val="24"/>
+        </w:rPr>
+        <w:t>：纯 JWT 的短板是签发后到期前无法主动作废。本项目登录成功将 Token 写入 Redis（Key 固定 `auth:token:{userId}`，TTL 与 JWT 24h 一致，单一数据源），拦截器在 JWT 验签、账号状态校验通过后再查 Redis 比对当前会话——① 退出登录删除该 Key，旧 Token 立刻 401；② 同一账号再次登录覆盖该 Key，旧设备 Token 立刻失效，实现「单点会话」；③ TTL 到期自动清理，不产生垃圾 Key。</w:t>
+      </w:r>
+    </w:p>
+    <w:p>
+      <w:pPr>
+        <w:pStyle w:val="ListBullet"/>
+      </w:pPr>
+      <w:r>
+        <w:rPr>
+          <w:rFonts w:ascii="Times New Roman" w:hAnsi="Times New Roman" w:eastAsia="宋体"/>
+          <w:b/>
+          <w:color w:val="000000"/>
+          <w:sz w:val="24"/>
+        </w:rPr>
+        <w:t>缓存一致性（Cache-Aside 写后失效）</w:t>
+      </w:r>
+      <w:r>
+        <w:rPr>
+          <w:rFonts w:ascii="Times New Roman" w:hAnsi="Times New Roman" w:eastAsia="宋体"/>
+          <w:b w:val="0"/>
+          <w:color w:val="000000"/>
+          <w:sz w:val="24"/>
+        </w:rPr>
+        <w:t xml:space="preserve">：只缓存两类「高频读、变化慢」数据——数据看板三个聚合接口（使用率/月度趋势/时段分布，缓存 60s）与学生端教室列表（短缓存 60s，「今日剩余时段」等动态数据不做长缓存）。采用「写后失效」：预约提交/取消/单条审核/批量审核、教室增改/删除/启停/批量启停后，用 </w:t>
+      </w:r>
+      <w:r>
+        <w:rPr>
+          <w:rFonts w:ascii="Times New Roman" w:hAnsi="Times New Roman" w:eastAsia="宋体"/>
+          <w:b/>
+          <w:color w:val="000000"/>
+          <w:sz w:val="24"/>
+        </w:rPr>
+        <w:t>SCAN 游标</w:t>
+      </w:r>
+      <w:r>
+        <w:rPr>
+          <w:rFonts w:ascii="Times New Roman" w:hAnsi="Times New Roman" w:eastAsia="宋体"/>
+          <w:b w:val="0"/>
+          <w:color w:val="000000"/>
+          <w:sz w:val="24"/>
+        </w:rPr>
+        <w:t>批量删除对应缓存 Key（不阻塞 Redis），下次请求回源重建；Key 带查询参数指纹，不同筛选条件互不串缓存，缓存数据与库中数据一致。</w:t>
+      </w:r>
+    </w:p>
+    <w:p>
+      <w:pPr>
+        <w:pStyle w:val="ListBullet"/>
+      </w:pPr>
+      <w:r>
+        <w:rPr>
+          <w:rFonts w:ascii="Times New Roman" w:hAnsi="Times New Roman" w:eastAsia="宋体"/>
+          <w:b/>
+          <w:color w:val="000000"/>
+          <w:sz w:val="24"/>
+        </w:rPr>
+        <w:t>故障降级（非持久化依赖）</w:t>
+      </w:r>
+      <w:r>
+        <w:rPr>
+          <w:rFonts w:ascii="Times New Roman" w:hAnsi="Times New Roman" w:eastAsia="宋体"/>
+          <w:b w:val="0"/>
+          <w:color w:val="000000"/>
+          <w:sz w:val="24"/>
+        </w:rPr>
+        <w:t>：`redis.enable` 一键启停（默认 true，置 false 后系统退化为纯 JWT + 直接查库）；唯一 Redis 封装 `RedisCache` 对所有操作 try-catch，连接失败/命令超时（3s 快速失败）时——登录照常签发 JWT（退化为无状态校验）、拦截器三态会话校验（VALID/INVALID/SKIP）降级为仅 JWT 放行、查询接口直接回源查库，接口行为与不启用缓存完全一致，日志打印降级告警；容器重启后下次请求自动重建缓存、下次登录自动重建会话。设计风格与 AI 模块超时降级一致：</w:t>
+      </w:r>
+      <w:r>
+        <w:rPr>
+          <w:rFonts w:ascii="Times New Roman" w:hAnsi="Times New Roman" w:eastAsia="宋体"/>
+          <w:b/>
+          <w:color w:val="000000"/>
+          <w:sz w:val="24"/>
+        </w:rPr>
+        <w:t>Redis 只做加速与会话增强，绝不做持久化依赖</w:t>
+      </w:r>
+      <w:r>
+        <w:rPr>
+          <w:rFonts w:ascii="Times New Roman" w:hAnsi="Times New Roman" w:eastAsia="宋体"/>
+          <w:b w:val="0"/>
+          <w:color w:val="000000"/>
+          <w:sz w:val="24"/>
+        </w:rPr>
+        <w:t>。</w:t>
       </w:r>
     </w:p>
     <w:p>
@@ -4037,13 +3552,11 @@
     <w:p>
       <w:pPr>
         <w:pStyle w:val="Heading1"/>
-        <w:keepNext/>
-        <w:spacing w:before="120" w:after="240"/>
       </w:pPr>
       <w:r>
         <w:rPr>
           <w:rFonts w:ascii="Arial" w:hAnsi="Arial" w:eastAsia="黑体"/>
-          <w:b/>
+          <w:b w:val="0"/>
           <w:color w:val="1F3B73"/>
           <w:sz w:val="36"/>
         </w:rPr>
@@ -4053,13 +3566,11 @@
     <w:p>
       <w:pPr>
         <w:pStyle w:val="Heading2"/>
-        <w:keepNext/>
-        <w:spacing w:before="120" w:after="240"/>
       </w:pPr>
       <w:r>
         <w:rPr>
           <w:rFonts w:ascii="Arial" w:hAnsi="Arial" w:eastAsia="黑体"/>
-          <w:b/>
+          <w:b w:val="0"/>
           <w:color w:val="2E549C"/>
           <w:sz w:val="28"/>
         </w:rPr>
@@ -4067,14 +3578,11 @@
       </w:r>
     </w:p>
     <w:p>
-      <w:pPr>
-        <w:spacing w:line="336" w:lineRule="auto"/>
-        <w:ind w:firstLine="420"/>
-      </w:pPr>
       <w:r>
         <w:rPr>
           <w:rFonts w:ascii="Times New Roman" w:hAnsi="Times New Roman" w:eastAsia="宋体"/>
           <w:b w:val="0"/>
+          <w:color w:val="000000"/>
           <w:sz w:val="24"/>
         </w:rPr>
         <w:t>系统采用自动化脚本测试 + 浏览器实测相结合的验证方式，测试脚本可重复执行、结束后自动恢复数据库初始基线。</w:t>
@@ -4083,13 +3591,11 @@
     <w:p>
       <w:pPr>
         <w:pStyle w:val="Heading2"/>
-        <w:keepNext/>
-        <w:spacing w:before="120" w:after="240"/>
       </w:pPr>
       <w:r>
         <w:rPr>
           <w:rFonts w:ascii="Arial" w:hAnsi="Arial" w:eastAsia="黑体"/>
-          <w:b/>
+          <w:b w:val="0"/>
           <w:color w:val="2E549C"/>
           <w:sz w:val="28"/>
         </w:rPr>
@@ -4100,7 +3606,6 @@
       <w:tblPr>
         <w:tblStyle w:val="TableGrid"/>
         <w:tblW w:type="auto" w:w="0"/>
-        <w:jc w:val="center"/>
         <w:tblLook w:firstColumn="1" w:firstRow="1" w:lastColumn="0" w:lastRow="0" w:noHBand="0" w:noVBand="1" w:val="04A0"/>
       </w:tblPr>
       <w:tblGrid>
@@ -4114,20 +3619,13 @@
         <w:tc>
           <w:tcPr>
             <w:tcW w:type="dxa" w:w="1768"/>
-            <w:shd w:val="clear" w:fill="4472C4"/>
           </w:tcPr>
           <w:p>
             <w:r>
               <w:rPr>
-                <w:color w:val="FFFFFF"/>
-              </w:rPr>
-            </w:r>
-            <w:r>
-              <w:rPr>
                 <w:rFonts w:ascii="Times New Roman" w:hAnsi="Times New Roman" w:eastAsia="宋体"/>
                 <w:b/>
-                <w:color w:val="FFFFFF"/>
-                <w:sz w:val="21"/>
+                <w:sz w:val="24"/>
               </w:rPr>
               <w:t>运行模式</w:t>
             </w:r>
@@ -4136,20 +3634,13 @@
         <w:tc>
           <w:tcPr>
             <w:tcW w:type="dxa" w:w="1768"/>
-            <w:shd w:val="clear" w:fill="4472C4"/>
           </w:tcPr>
           <w:p>
             <w:r>
               <w:rPr>
-                <w:color w:val="FFFFFF"/>
-              </w:rPr>
-            </w:r>
-            <w:r>
-              <w:rPr>
                 <w:rFonts w:ascii="Times New Roman" w:hAnsi="Times New Roman" w:eastAsia="宋体"/>
                 <w:b/>
-                <w:color w:val="FFFFFF"/>
-                <w:sz w:val="21"/>
+                <w:sz w:val="24"/>
               </w:rPr>
               <w:t>用例总数</w:t>
             </w:r>
@@ -4158,20 +3649,13 @@
         <w:tc>
           <w:tcPr>
             <w:tcW w:type="dxa" w:w="1768"/>
-            <w:shd w:val="clear" w:fill="4472C4"/>
           </w:tcPr>
           <w:p>
             <w:r>
               <w:rPr>
-                <w:color w:val="FFFFFF"/>
-              </w:rPr>
-            </w:r>
-            <w:r>
-              <w:rPr>
                 <w:rFonts w:ascii="Times New Roman" w:hAnsi="Times New Roman" w:eastAsia="宋体"/>
                 <w:b/>
-                <w:color w:val="FFFFFF"/>
-                <w:sz w:val="21"/>
+                <w:sz w:val="24"/>
               </w:rPr>
               <w:t>通过</w:t>
             </w:r>
@@ -4180,20 +3664,13 @@
         <w:tc>
           <w:tcPr>
             <w:tcW w:type="dxa" w:w="1768"/>
-            <w:shd w:val="clear" w:fill="4472C4"/>
           </w:tcPr>
           <w:p>
             <w:r>
               <w:rPr>
-                <w:color w:val="FFFFFF"/>
-              </w:rPr>
-            </w:r>
-            <w:r>
-              <w:rPr>
                 <w:rFonts w:ascii="Times New Roman" w:hAnsi="Times New Roman" w:eastAsia="宋体"/>
                 <w:b/>
-                <w:color w:val="FFFFFF"/>
-                <w:sz w:val="21"/>
+                <w:sz w:val="24"/>
               </w:rPr>
               <w:t>失败</w:t>
             </w:r>
@@ -4202,20 +3679,13 @@
         <w:tc>
           <w:tcPr>
             <w:tcW w:type="dxa" w:w="1768"/>
-            <w:shd w:val="clear" w:fill="4472C4"/>
           </w:tcPr>
           <w:p>
             <w:r>
               <w:rPr>
-                <w:color w:val="FFFFFF"/>
-              </w:rPr>
-            </w:r>
-            <w:r>
-              <w:rPr>
                 <w:rFonts w:ascii="Times New Roman" w:hAnsi="Times New Roman" w:eastAsia="宋体"/>
                 <w:b/>
-                <w:color w:val="FFFFFF"/>
-                <w:sz w:val="21"/>
+                <w:sz w:val="24"/>
               </w:rPr>
               <w:t>说明</w:t>
             </w:r>
@@ -4228,12 +3698,11 @@
             <w:tcW w:type="dxa" w:w="1768"/>
           </w:tcPr>
           <w:p>
-            <w:r/>
             <w:r>
               <w:rPr>
                 <w:rFonts w:ascii="Times New Roman" w:hAnsi="Times New Roman" w:eastAsia="宋体"/>
                 <w:b w:val="0"/>
-                <w:sz w:val="21"/>
+                <w:sz w:val="24"/>
               </w:rPr>
               <w:t>交付配置（AI 关闭）</w:t>
             </w:r>
@@ -4244,12 +3713,11 @@
             <w:tcW w:type="dxa" w:w="1768"/>
           </w:tcPr>
           <w:p>
-            <w:r/>
             <w:r>
               <w:rPr>
                 <w:rFonts w:ascii="Times New Roman" w:hAnsi="Times New Roman" w:eastAsia="宋体"/>
                 <w:b w:val="0"/>
-                <w:sz w:val="21"/>
+                <w:sz w:val="24"/>
               </w:rPr>
               <w:t>228</w:t>
             </w:r>
@@ -4260,12 +3728,11 @@
             <w:tcW w:type="dxa" w:w="1768"/>
           </w:tcPr>
           <w:p>
-            <w:r/>
             <w:r>
               <w:rPr>
                 <w:rFonts w:ascii="Times New Roman" w:hAnsi="Times New Roman" w:eastAsia="宋体"/>
                 <w:b w:val="0"/>
-                <w:sz w:val="21"/>
+                <w:sz w:val="24"/>
               </w:rPr>
               <w:t>228</w:t>
             </w:r>
@@ -4276,12 +3743,11 @@
             <w:tcW w:type="dxa" w:w="1768"/>
           </w:tcPr>
           <w:p>
-            <w:r/>
             <w:r>
               <w:rPr>
                 <w:rFonts w:ascii="Times New Roman" w:hAnsi="Times New Roman" w:eastAsia="宋体"/>
                 <w:b w:val="0"/>
-                <w:sz w:val="21"/>
+                <w:sz w:val="24"/>
               </w:rPr>
               <w:t>0</w:t>
             </w:r>
@@ -4292,12 +3758,11 @@
             <w:tcW w:type="dxa" w:w="1768"/>
           </w:tcPr>
           <w:p>
-            <w:r/>
             <w:r>
               <w:rPr>
                 <w:rFonts w:ascii="Times New Roman" w:hAnsi="Times New Roman" w:eastAsia="宋体"/>
                 <w:b w:val="0"/>
-                <w:sz w:val="21"/>
+                <w:sz w:val="24"/>
               </w:rPr>
               <w:t>R1-R6 共 210 条基线零回归 + R7 关闭路径/权限/边界/只读 18 条</w:t>
             </w:r>
@@ -4310,12 +3775,11 @@
             <w:tcW w:type="dxa" w:w="1768"/>
           </w:tcPr>
           <w:p>
-            <w:r/>
             <w:r>
               <w:rPr>
                 <w:rFonts w:ascii="Times New Roman" w:hAnsi="Times New Roman" w:eastAsia="宋体"/>
                 <w:b w:val="0"/>
-                <w:sz w:val="21"/>
+                <w:sz w:val="24"/>
               </w:rPr>
               <w:t>联调模式（AI 开启）</w:t>
             </w:r>
@@ -4326,12 +3790,11 @@
             <w:tcW w:type="dxa" w:w="1768"/>
           </w:tcPr>
           <w:p>
-            <w:r/>
             <w:r>
               <w:rPr>
                 <w:rFonts w:ascii="Times New Roman" w:hAnsi="Times New Roman" w:eastAsia="宋体"/>
                 <w:b w:val="0"/>
-                <w:sz w:val="21"/>
+                <w:sz w:val="24"/>
               </w:rPr>
               <w:t>234</w:t>
             </w:r>
@@ -4342,12 +3805,11 @@
             <w:tcW w:type="dxa" w:w="1768"/>
           </w:tcPr>
           <w:p>
-            <w:r/>
             <w:r>
               <w:rPr>
                 <w:rFonts w:ascii="Times New Roman" w:hAnsi="Times New Roman" w:eastAsia="宋体"/>
                 <w:b w:val="0"/>
-                <w:sz w:val="21"/>
+                <w:sz w:val="24"/>
               </w:rPr>
               <w:t>234</w:t>
             </w:r>
@@ -4358,12 +3820,11 @@
             <w:tcW w:type="dxa" w:w="1768"/>
           </w:tcPr>
           <w:p>
-            <w:r/>
             <w:r>
               <w:rPr>
                 <w:rFonts w:ascii="Times New Roman" w:hAnsi="Times New Roman" w:eastAsia="宋体"/>
                 <w:b w:val="0"/>
-                <w:sz w:val="21"/>
+                <w:sz w:val="24"/>
               </w:rPr>
               <w:t>0</w:t>
             </w:r>
@@ -4374,12 +3835,11 @@
             <w:tcW w:type="dxa" w:w="1768"/>
           </w:tcPr>
           <w:p>
-            <w:r/>
             <w:r>
               <w:rPr>
                 <w:rFonts w:ascii="Times New Roman" w:hAnsi="Times New Roman" w:eastAsia="宋体"/>
                 <w:b w:val="0"/>
-                <w:sz w:val="21"/>
+                <w:sz w:val="24"/>
               </w:rPr>
               <w:t>额外执行开启路径功能与降级用例 11 条</w:t>
             </w:r>
@@ -4387,30 +3847,23 @@
         </w:tc>
       </w:tr>
     </w:tbl>
-    <w:p/>
     <w:p>
-      <w:pPr>
-        <w:spacing w:line="336" w:lineRule="auto"/>
-        <w:ind w:firstLine="420"/>
-      </w:pPr>
       <w:r>
         <w:rPr>
           <w:rFonts w:ascii="Times New Roman" w:hAnsi="Times New Roman" w:eastAsia="宋体"/>
           <w:b w:val="0"/>
+          <w:color w:val="000000"/>
           <w:sz w:val="24"/>
         </w:rPr>
         <w:t>R1-R6 基线用例按轮次分布：R1 基础 21 条、R2 用户与教室管理 80 条、R3 预约核心 54 条、R4 体验升级 28 条、R5 亮点功能 27 条、R6 联调优化 46 条，全部通过。</w:t>
       </w:r>
     </w:p>
     <w:p>
-      <w:pPr>
-        <w:spacing w:line="336" w:lineRule="auto"/>
-        <w:ind w:firstLine="420"/>
-      </w:pPr>
       <w:r>
         <w:rPr>
           <w:rFonts w:ascii="Times New Roman" w:hAnsi="Times New Roman" w:eastAsia="宋体"/>
           <w:b w:val="0"/>
+          <w:color w:val="000000"/>
           <w:sz w:val="24"/>
         </w:rPr>
         <w:t>关键回归锚点：冲突检测四类边界、状态流转 0/1/2/3、开始前 1 小时取消限制、统计口径与库一致、权限矩阵（日历登录即可、stats 管理员权限）、列表与详情接口不含 password、导出 xlsx 合法文件头。</w:t>
@@ -4419,13 +3872,11 @@
     <w:p>
       <w:pPr>
         <w:pStyle w:val="Heading2"/>
-        <w:keepNext/>
-        <w:spacing w:before="120" w:after="240"/>
       </w:pPr>
       <w:r>
         <w:rPr>
           <w:rFonts w:ascii="Arial" w:hAnsi="Arial" w:eastAsia="黑体"/>
-          <w:b/>
+          <w:b w:val="0"/>
           <w:color w:val="2E549C"/>
           <w:sz w:val="28"/>
         </w:rPr>
@@ -4440,6 +3891,7 @@
         <w:rPr>
           <w:rFonts w:ascii="Times New Roman" w:hAnsi="Times New Roman" w:eastAsia="宋体"/>
           <w:b w:val="0"/>
+          <w:color w:val="000000"/>
           <w:sz w:val="24"/>
         </w:rPr>
         <w:t>学生端：教室浏览/筛选 → 预约提交 → 冲突提示 → 我的预约/取消 → 个人中心数据概览 → 日历总览，全流程顺畅；</w:t>
@@ -4453,6 +3905,7 @@
         <w:rPr>
           <w:rFonts w:ascii="Times New Roman" w:hAnsi="Times New Roman" w:eastAsia="宋体"/>
           <w:b w:val="0"/>
+          <w:color w:val="000000"/>
           <w:sz w:val="24"/>
         </w:rPr>
         <w:t>管理端：首页概览 → 教室管理 → 审核（通过/驳回/批量）→ 用户管理 → 预约记录导出 → 数据看板，全流程顺畅；</w:t>
@@ -4466,6 +3919,7 @@
         <w:rPr>
           <w:rFonts w:ascii="Times New Roman" w:hAnsi="Times New Roman" w:eastAsia="宋体"/>
           <w:b w:val="0"/>
+          <w:color w:val="000000"/>
           <w:sz w:val="24"/>
         </w:rPr>
         <w:t>AI 场景：推荐卡 Top3（含理由与标注）、快速预约（自然语言解析 → 参数预填 → 选教室 → 双重校验提交）、悬浮助手（相关问题命中、无关问题预设话术）、审核页合规标签（通过/违规红色高亮+原因），全部验证通过。</w:t>
@@ -4474,13 +3928,11 @@
     <w:p>
       <w:pPr>
         <w:pStyle w:val="Heading2"/>
-        <w:keepNext/>
-        <w:spacing w:before="120" w:after="240"/>
       </w:pPr>
       <w:r>
         <w:rPr>
           <w:rFonts w:ascii="Arial" w:hAnsi="Arial" w:eastAsia="黑体"/>
-          <w:b/>
+          <w:b w:val="0"/>
           <w:color w:val="2E549C"/>
           <w:sz w:val="28"/>
         </w:rPr>
@@ -4488,17 +3940,143 @@
       </w:r>
     </w:p>
     <w:p>
+      <w:r>
+        <w:rPr>
+          <w:rFonts w:ascii="Times New Roman" w:hAnsi="Times New Roman" w:eastAsia="宋体"/>
+          <w:b w:val="0"/>
+          <w:color w:val="000000"/>
+          <w:sz w:val="24"/>
+        </w:rPr>
+        <w:t>每轮迭代结束后对既有用例执行全量回归，R1-R6 210 条基线用例全程零回归失败；R7 阶段联调发现并修复 3 个问题（recommend 接口 500、降级原因不可观测、R6 基线用例时间依赖），修复后均回归通过。</w:t>
+      </w:r>
+    </w:p>
+    <w:p>
       <w:pPr>
-        <w:spacing w:line="336" w:lineRule="auto"/>
-        <w:ind w:firstLine="420"/>
+        <w:pStyle w:val="Heading2"/>
+      </w:pPr>
+      <w:r>
+        <w:rPr>
+          <w:rFonts w:ascii="Arial" w:hAnsi="Arial" w:eastAsia="黑体"/>
+          <w:b w:val="0"/>
+          <w:color w:val="2E549C"/>
+          <w:sz w:val="28"/>
+        </w:rPr>
+        <w:t>7.5 Redis 加分项验证（2026-09-13 实机走查）</w:t>
+      </w:r>
+    </w:p>
+    <w:p>
+      <w:pPr>
+        <w:pStyle w:val="ListBullet"/>
       </w:pPr>
       <w:r>
         <w:rPr>
           <w:rFonts w:ascii="Times New Roman" w:hAnsi="Times New Roman" w:eastAsia="宋体"/>
-          <w:b w:val="0"/>
+          <w:b/>
+          <w:color w:val="000000"/>
           <w:sz w:val="24"/>
         </w:rPr>
-        <w:t>每轮迭代结束后对既有用例执行全量回归，R1-R6 210 条基线用例全程零回归失败；R7 阶段联调发现并修复 3 个问题（recommend 接口 500、降级原因不可观测、R6 基线用例时间依赖），修复后均回归通过。</w:t>
+        <w:t>构建</w:t>
+      </w:r>
+      <w:r>
+        <w:rPr>
+          <w:rFonts w:ascii="Times New Roman" w:hAnsi="Times New Roman" w:eastAsia="宋体"/>
+          <w:b w:val="0"/>
+          <w:color w:val="000000"/>
+          <w:sz w:val="24"/>
+        </w:rPr>
+        <w:t>：后端 `mvn compile`、前端 `npm run build` 均通过；</w:t>
+      </w:r>
+    </w:p>
+    <w:p>
+      <w:pPr>
+        <w:pStyle w:val="ListBullet"/>
+      </w:pPr>
+      <w:r>
+        <w:rPr>
+          <w:rFonts w:ascii="Times New Roman" w:hAnsi="Times New Roman" w:eastAsia="宋体"/>
+          <w:b/>
+          <w:color w:val="000000"/>
+          <w:sz w:val="24"/>
+        </w:rPr>
+        <w:t>Token 会话</w:t>
+      </w:r>
+      <w:r>
+        <w:rPr>
+          <w:rFonts w:ascii="Times New Roman" w:hAnsi="Times New Roman" w:eastAsia="宋体"/>
+          <w:b w:val="0"/>
+          <w:color w:val="000000"/>
+          <w:sz w:val="24"/>
+        </w:rPr>
+        <w:t>：学生登录后 Redis 出现 `auth:token:{userId}`（TTL≈24h 与 JWT 一致）；同账号二次登录后旧 Token 访问 401（单点会话）；登出后 Key 立即删除、登出前 Token 再访问 401（可注销会话）；</w:t>
+      </w:r>
+    </w:p>
+    <w:p>
+      <w:pPr>
+        <w:pStyle w:val="ListBullet"/>
+      </w:pPr>
+      <w:r>
+        <w:rPr>
+          <w:rFonts w:ascii="Times New Roman" w:hAnsi="Times New Roman" w:eastAsia="宋体"/>
+          <w:b/>
+          <w:color w:val="000000"/>
+          <w:sz w:val="24"/>
+        </w:rPr>
+        <w:t>缓存与一致性</w:t>
+      </w:r>
+      <w:r>
+        <w:rPr>
+          <w:rFonts w:ascii="Times New Roman" w:hAnsi="Times New Roman" w:eastAsia="宋体"/>
+          <w:b w:val="0"/>
+          <w:color w:val="000000"/>
+          <w:sz w:val="24"/>
+        </w:rPr>
+        <w:t>：看板接口冷 37ms → 热 17ms、教室列表冷 63ms → 热 16ms，前后数据一致；提交预约后缓存 Key 由 2 → 0 主动失效，再次请求缓存自动重建且数据正确；</w:t>
+      </w:r>
+    </w:p>
+    <w:p>
+      <w:pPr>
+        <w:pStyle w:val="ListBullet"/>
+      </w:pPr>
+      <w:r>
+        <w:rPr>
+          <w:rFonts w:ascii="Times New Roman" w:hAnsi="Times New Roman" w:eastAsia="宋体"/>
+          <w:b/>
+          <w:color w:val="000000"/>
+          <w:sz w:val="24"/>
+        </w:rPr>
+        <w:t>故障降级</w:t>
+      </w:r>
+      <w:r>
+        <w:rPr>
+          <w:rFonts w:ascii="Times New Roman" w:hAnsi="Times New Roman" w:eastAsia="宋体"/>
+          <w:b w:val="0"/>
+          <w:color w:val="000000"/>
+          <w:sz w:val="24"/>
+        </w:rPr>
+        <w:t>：`docker stop reservation-redis` 期间登录/鉴权/教室列表/数据看板全部 200 自动回源，后端日志出现「降级为仅 JWT 校验」「回源查库」等 WARN；`docker start` 后 `ping=PONG`，缓存与会话自动恢复；</w:t>
+      </w:r>
+    </w:p>
+    <w:p>
+      <w:pPr>
+        <w:pStyle w:val="ListBullet"/>
+      </w:pPr>
+      <w:r>
+        <w:rPr>
+          <w:rFonts w:ascii="Times New Roman" w:hAnsi="Times New Roman" w:eastAsia="宋体"/>
+          <w:b/>
+          <w:color w:val="000000"/>
+          <w:sz w:val="24"/>
+        </w:rPr>
+        <w:t>数据基线</w:t>
+      </w:r>
+      <w:r>
+        <w:rPr>
+          <w:rFonts w:ascii="Times New Roman" w:hAnsi="Times New Roman" w:eastAsia="宋体"/>
+          <w:b w:val="0"/>
+          <w:color w:val="000000"/>
+          <w:sz w:val="24"/>
+        </w:rPr>
+        <w:t>：走查前后预约基线 14 条不变，走查产生的测试数据随用随删。</w:t>
       </w:r>
     </w:p>
     <w:p>
@@ -4509,13 +4087,11 @@
     <w:p>
       <w:pPr>
         <w:pStyle w:val="Heading1"/>
-        <w:keepNext/>
-        <w:spacing w:before="120" w:after="240"/>
       </w:pPr>
       <w:r>
         <w:rPr>
           <w:rFonts w:ascii="Arial" w:hAnsi="Arial" w:eastAsia="黑体"/>
-          <w:b/>
+          <w:b w:val="0"/>
           <w:color w:val="1F3B73"/>
           <w:sz w:val="36"/>
         </w:rPr>
@@ -4523,14 +4099,11 @@
       </w:r>
     </w:p>
     <w:p>
-      <w:pPr>
-        <w:spacing w:line="336" w:lineRule="auto"/>
-        <w:ind w:firstLine="420"/>
-      </w:pPr>
       <w:r>
         <w:rPr>
           <w:rFonts w:ascii="Times New Roman" w:hAnsi="Times New Roman" w:eastAsia="宋体"/>
           <w:b w:val="0"/>
+          <w:color w:val="000000"/>
           <w:sz w:val="24"/>
         </w:rPr>
         <w:t>本项目 AI 能力采用「</w:t>
@@ -4539,6 +4112,7 @@
         <w:rPr>
           <w:rFonts w:ascii="Times New Roman" w:hAnsi="Times New Roman" w:eastAsia="宋体"/>
           <w:b/>
+          <w:color w:val="000000"/>
           <w:sz w:val="24"/>
         </w:rPr>
         <w:t>轻量场景化真实接入 + 规则模拟兜底</w:t>
@@ -4547,6 +4121,7 @@
         <w:rPr>
           <w:rFonts w:ascii="Times New Roman" w:hAnsi="Times New Roman" w:eastAsia="宋体"/>
           <w:b w:val="0"/>
+          <w:color w:val="000000"/>
           <w:sz w:val="24"/>
         </w:rPr>
         <w:t>」方案，接入 Agnes AI（模型 agnes-2.0-flash，国内节点，OpenAI v1 兼容接口）：</w:t>
@@ -4560,6 +4135,7 @@
         <w:rPr>
           <w:rFonts w:ascii="Times New Roman" w:hAnsi="Times New Roman" w:eastAsia="宋体"/>
           <w:b/>
+          <w:color w:val="000000"/>
           <w:sz w:val="24"/>
         </w:rPr>
         <w:t>真实链路已验证</w:t>
@@ -4568,25 +4144,10 @@
         <w:rPr>
           <w:rFonts w:ascii="Times New Roman" w:hAnsi="Times New Roman" w:eastAsia="宋体"/>
           <w:b w:val="0"/>
+          <w:color w:val="000000"/>
           <w:sz w:val="24"/>
         </w:rPr>
-        <w:t xml:space="preserve">：客户端按 OpenAI v1 规范调用 </w:t>
-      </w:r>
-      <w:r>
-        <w:rPr>
-          <w:rFonts w:ascii="Consolas" w:hAnsi="Consolas" w:eastAsia="宋体"/>
-          <w:b w:val="0"/>
-          <w:sz w:val="22"/>
-        </w:rPr>
-        <w:t>POST {base-url}/chat/completions</w:t>
-      </w:r>
-      <w:r>
-        <w:rPr>
-          <w:rFonts w:ascii="Times New Roman" w:hAnsi="Times New Roman" w:eastAsia="宋体"/>
-          <w:b w:val="0"/>
-          <w:sz w:val="24"/>
-        </w:rPr>
-        <w:t>，Bearer 认证、模型名、请求格式均正确；实测请求送达 Agnes 服务器并收到官方响应，自然语言解析场景返回结构化 JSON（日期/时段/人数/类型/用途字段全部正确），证明接入链路完整可用；</w:t>
+        <w:t>：客户端按 OpenAI v1 规范调用 `POST {base-url}/chat/completions`，Bearer 认证、模型名、请求格式均正确；实测请求送达 Agnes 服务器并收到官方响应，自然语言解析场景返回结构化 JSON（日期/时段/人数/类型/用途字段全部正确），证明接入链路完整可用；</w:t>
       </w:r>
     </w:p>
     <w:p>
@@ -4597,6 +4158,7 @@
         <w:rPr>
           <w:rFonts w:ascii="Times New Roman" w:hAnsi="Times New Roman" w:eastAsia="宋体"/>
           <w:b/>
+          <w:color w:val="000000"/>
           <w:sz w:val="24"/>
         </w:rPr>
         <w:t>免费档限流与自动降级</w:t>
@@ -4605,6 +4167,7 @@
         <w:rPr>
           <w:rFonts w:ascii="Times New Roman" w:hAnsi="Times New Roman" w:eastAsia="宋体"/>
           <w:b w:val="0"/>
+          <w:color w:val="000000"/>
           <w:sz w:val="24"/>
         </w:rPr>
         <w:t>：Agnes 免费档存在严格调用限流（实测连续调用触发 HTTP 429，官方提示升级 Token Plan）。系统据此实现「免费额度限流时自动降级规则模拟」：任一 AI 调用遇到限流/超时/报错/密钥缺失，立即切换本地规则引擎输出可用结果，保证演示与生产使用不中断；</w:t>
@@ -4618,6 +4181,7 @@
         <w:rPr>
           <w:rFonts w:ascii="Times New Roman" w:hAnsi="Times New Roman" w:eastAsia="宋体"/>
           <w:b/>
+          <w:color w:val="000000"/>
           <w:sz w:val="24"/>
         </w:rPr>
         <w:t>双保险口径</w:t>
@@ -4626,6 +4190,7 @@
         <w:rPr>
           <w:rFonts w:ascii="Times New Roman" w:hAnsi="Times New Roman" w:eastAsia="宋体"/>
           <w:b w:val="0"/>
+          <w:color w:val="000000"/>
           <w:sz w:val="24"/>
         </w:rPr>
         <w:t>：真实接入链路已实测验证（可作为技术亮点），规则模拟降级保证任何环境下零翻车——这正是本系统 AI 模块的设计亮点：不依赖第三方服务的稳定性，核心业务永远可用。</w:t>
@@ -4639,13 +4204,11 @@
     <w:p>
       <w:pPr>
         <w:pStyle w:val="Heading1"/>
-        <w:keepNext/>
-        <w:spacing w:before="120" w:after="240"/>
       </w:pPr>
       <w:r>
         <w:rPr>
           <w:rFonts w:ascii="Arial" w:hAnsi="Arial" w:eastAsia="黑体"/>
-          <w:b/>
+          <w:b w:val="0"/>
           <w:color w:val="1F3B73"/>
           <w:sz w:val="36"/>
         </w:rPr>
@@ -4655,13 +4218,11 @@
     <w:p>
       <w:pPr>
         <w:pStyle w:val="Heading2"/>
-        <w:keepNext/>
-        <w:spacing w:before="120" w:after="240"/>
       </w:pPr>
       <w:r>
         <w:rPr>
           <w:rFonts w:ascii="Arial" w:hAnsi="Arial" w:eastAsia="黑体"/>
-          <w:b/>
+          <w:b w:val="0"/>
           <w:color w:val="2E549C"/>
           <w:sz w:val="28"/>
         </w:rPr>
@@ -4669,14 +4230,11 @@
       </w:r>
     </w:p>
     <w:p>
-      <w:pPr>
-        <w:spacing w:line="336" w:lineRule="auto"/>
-        <w:ind w:firstLine="420"/>
-      </w:pPr>
       <w:r>
         <w:rPr>
           <w:rFonts w:ascii="Times New Roman" w:hAnsi="Times New Roman" w:eastAsia="宋体"/>
           <w:b w:val="0"/>
+          <w:color w:val="000000"/>
           <w:sz w:val="24"/>
         </w:rPr>
         <w:t>本项目完成了高校实验室/教室预约管理系统的全流程建设：</w:t>
@@ -4690,6 +4248,7 @@
         <w:rPr>
           <w:rFonts w:ascii="Times New Roman" w:hAnsi="Times New Roman" w:eastAsia="宋体"/>
           <w:b/>
+          <w:color w:val="000000"/>
           <w:sz w:val="24"/>
         </w:rPr>
         <w:t>业务闭环完整</w:t>
@@ -4698,9 +4257,10 @@
         <w:rPr>
           <w:rFonts w:ascii="Times New Roman" w:hAnsi="Times New Roman" w:eastAsia="宋体"/>
           <w:b w:val="0"/>
+          <w:color w:val="000000"/>
           <w:sz w:val="24"/>
         </w:rPr>
-        <w:t>：13 页功能、35 个接口、5 张表，覆盖浏览、预约、冲突检测、审核、统计全链路；</w:t>
+        <w:t>：13 页功能、36 个接口、5 张表，覆盖浏览、预约、冲突检测、审核、统计全链路；</w:t>
       </w:r>
     </w:p>
     <w:p>
@@ -4711,6 +4271,7 @@
         <w:rPr>
           <w:rFonts w:ascii="Times New Roman" w:hAnsi="Times New Roman" w:eastAsia="宋体"/>
           <w:b/>
+          <w:color w:val="000000"/>
           <w:sz w:val="24"/>
         </w:rPr>
         <w:t>核心逻辑严谨</w:t>
@@ -4719,6 +4280,7 @@
         <w:rPr>
           <w:rFonts w:ascii="Times New Roman" w:hAnsi="Times New Roman" w:eastAsia="宋体"/>
           <w:b w:val="0"/>
+          <w:color w:val="000000"/>
           <w:sz w:val="24"/>
         </w:rPr>
         <w:t>：前后端双重冲突校验、完整状态机、权限矩阵，边界场景全部验证通过；</w:t>
@@ -4732,6 +4294,7 @@
         <w:rPr>
           <w:rFonts w:ascii="Times New Roman" w:hAnsi="Times New Roman" w:eastAsia="宋体"/>
           <w:b/>
+          <w:color w:val="000000"/>
           <w:sz w:val="24"/>
         </w:rPr>
         <w:t>AI 差异化拔高</w:t>
@@ -4740,6 +4303,7 @@
         <w:rPr>
           <w:rFonts w:ascii="Times New Roman" w:hAnsi="Times New Roman" w:eastAsia="宋体"/>
           <w:b w:val="0"/>
+          <w:color w:val="000000"/>
           <w:sz w:val="24"/>
         </w:rPr>
         <w:t>：以低耦合、可插拔方式接入场景化 AI，四项能力全部落地并具备降级容错，不占用核心业务周期；</w:t>
@@ -4753,6 +4317,30 @@
         <w:rPr>
           <w:rFonts w:ascii="Times New Roman" w:hAnsi="Times New Roman" w:eastAsia="宋体"/>
           <w:b/>
+          <w:color w:val="000000"/>
+          <w:sz w:val="24"/>
+        </w:rPr>
+        <w:t>Redis 加分落地</w:t>
+      </w:r>
+      <w:r>
+        <w:rPr>
+          <w:rFonts w:ascii="Times New Roman" w:hAnsi="Times New Roman" w:eastAsia="宋体"/>
+          <w:b w:val="0"/>
+          <w:color w:val="000000"/>
+          <w:sz w:val="24"/>
+        </w:rPr>
+        <w:t>：Docker 容器化 Redis 7.0，登录会话可注销/单点、高频读数据短缓存写后失效、故障自动降级，全部实机验证通过；</w:t>
+      </w:r>
+    </w:p>
+    <w:p>
+      <w:pPr>
+        <w:pStyle w:val="ListBullet"/>
+      </w:pPr>
+      <w:r>
+        <w:rPr>
+          <w:rFonts w:ascii="Times New Roman" w:hAnsi="Times New Roman" w:eastAsia="宋体"/>
+          <w:b/>
+          <w:color w:val="000000"/>
           <w:sz w:val="24"/>
         </w:rPr>
         <w:t>质量保障扎实</w:t>
@@ -4761,6 +4349,7 @@
         <w:rPr>
           <w:rFonts w:ascii="Times New Roman" w:hAnsi="Times New Roman" w:eastAsia="宋体"/>
           <w:b w:val="0"/>
+          <w:color w:val="000000"/>
           <w:sz w:val="24"/>
         </w:rPr>
         <w:t>：234 条自动化用例 + 浏览器实测全通过，交付物自包含可运行。</w:t>
@@ -4769,13 +4358,11 @@
     <w:p>
       <w:pPr>
         <w:pStyle w:val="Heading2"/>
-        <w:keepNext/>
-        <w:spacing w:before="120" w:after="240"/>
       </w:pPr>
       <w:r>
         <w:rPr>
           <w:rFonts w:ascii="Arial" w:hAnsi="Arial" w:eastAsia="黑体"/>
-          <w:b/>
+          <w:b w:val="0"/>
           <w:color w:val="2E549C"/>
           <w:sz w:val="28"/>
         </w:rPr>
@@ -4790,9 +4377,10 @@
         <w:rPr>
           <w:rFonts w:ascii="Times New Roman" w:hAnsi="Times New Roman" w:eastAsia="宋体"/>
           <w:b w:val="0"/>
+          <w:color w:val="000000"/>
           <w:sz w:val="24"/>
         </w:rPr>
-        <w:t>引入 Redis 缓存热门教室数据与登录 Token，进一步提升性能；</w:t>
+        <w:t>在 Redis 缓存与会话基础上，进一步引入分布式锁、消息队列等高级能力，支撑更高并发场景；</w:t>
       </w:r>
     </w:p>
     <w:p>
@@ -4803,6 +4391,7 @@
         <w:rPr>
           <w:rFonts w:ascii="Times New Roman" w:hAnsi="Times New Roman" w:eastAsia="宋体"/>
           <w:b w:val="0"/>
+          <w:color w:val="000000"/>
           <w:sz w:val="24"/>
         </w:rPr>
         <w:t>将 AI 能力扩展至教室使用率预测、课程表联动等场景；</w:t>
@@ -4816,6 +4405,7 @@
         <w:rPr>
           <w:rFonts w:ascii="Times New Roman" w:hAnsi="Times New Roman" w:eastAsia="宋体"/>
           <w:b w:val="0"/>
+          <w:color w:val="000000"/>
           <w:sz w:val="24"/>
         </w:rPr>
         <w:t>增加消息推送（邮件/站内信）通知审核结果；</w:t>
@@ -4829,6 +4419,7 @@
         <w:rPr>
           <w:rFonts w:ascii="Times New Roman" w:hAnsi="Times New Roman" w:eastAsia="宋体"/>
           <w:b w:val="0"/>
+          <w:color w:val="000000"/>
           <w:sz w:val="24"/>
         </w:rPr>
         <w:t>探索多校区资源统一调度与更细粒度的资源权限控制。</w:t>
@@ -4842,13 +4433,11 @@
     <w:p>
       <w:pPr>
         <w:pStyle w:val="Heading1"/>
-        <w:keepNext/>
-        <w:spacing w:before="120" w:after="240"/>
       </w:pPr>
       <w:r>
         <w:rPr>
           <w:rFonts w:ascii="Arial" w:hAnsi="Arial" w:eastAsia="黑体"/>
-          <w:b/>
+          <w:b w:val="0"/>
           <w:color w:val="1F3B73"/>
           <w:sz w:val="36"/>
         </w:rPr>
@@ -4863,6 +4452,7 @@
         <w:rPr>
           <w:rFonts w:ascii="Times New Roman" w:hAnsi="Times New Roman" w:eastAsia="宋体"/>
           <w:b w:val="0"/>
+          <w:color w:val="000000"/>
           <w:sz w:val="24"/>
         </w:rPr>
         <w:t>需求分析与设计说明书 V3.1（AI 赋能冲优版），本项目内部文档</w:t>
@@ -4876,6 +4466,7 @@
         <w:rPr>
           <w:rFonts w:ascii="Times New Roman" w:hAnsi="Times New Roman" w:eastAsia="宋体"/>
           <w:b w:val="0"/>
+          <w:color w:val="000000"/>
           <w:sz w:val="24"/>
         </w:rPr>
         <w:t>项目技术开发规格书 spec.md，本项目内部文档</w:t>
@@ -4889,6 +4480,7 @@
         <w:rPr>
           <w:rFonts w:ascii="Times New Roman" w:hAnsi="Times New Roman" w:eastAsia="宋体"/>
           <w:b w:val="0"/>
+          <w:color w:val="000000"/>
           <w:sz w:val="24"/>
         </w:rPr>
         <w:t>Spring Boot 3.2 官方文档：https://spring.io/projects/spring-boot</w:t>
@@ -4902,6 +4494,7 @@
         <w:rPr>
           <w:rFonts w:ascii="Times New Roman" w:hAnsi="Times New Roman" w:eastAsia="宋体"/>
           <w:b w:val="0"/>
+          <w:color w:val="000000"/>
           <w:sz w:val="24"/>
         </w:rPr>
         <w:t>Vue 3 官方文档：https://vuejs.org/</w:t>
@@ -4915,6 +4508,7 @@
         <w:rPr>
           <w:rFonts w:ascii="Times New Roman" w:hAnsi="Times New Roman" w:eastAsia="宋体"/>
           <w:b w:val="0"/>
+          <w:color w:val="000000"/>
           <w:sz w:val="24"/>
         </w:rPr>
         <w:t>Element Plus 官方文档：https://element-plus.org/</w:t>
@@ -4928,6 +4522,7 @@
         <w:rPr>
           <w:rFonts w:ascii="Times New Roman" w:hAnsi="Times New Roman" w:eastAsia="宋体"/>
           <w:b w:val="0"/>
+          <w:color w:val="000000"/>
           <w:sz w:val="24"/>
         </w:rPr>
         <w:t>MyBatis-Plus 官方文档：https://baomidou.com/</w:t>
@@ -4941,6 +4536,7 @@
         <w:rPr>
           <w:rFonts w:ascii="Times New Roman" w:hAnsi="Times New Roman" w:eastAsia="宋体"/>
           <w:b w:val="0"/>
+          <w:color w:val="000000"/>
           <w:sz w:val="24"/>
         </w:rPr>
         <w:t>ECharts 官方文档：https://echarts.apache.org/</w:t>
@@ -4954,6 +4550,7 @@
         <w:rPr>
           <w:rFonts w:ascii="Times New Roman" w:hAnsi="Times New Roman" w:eastAsia="宋体"/>
           <w:b w:val="0"/>
+          <w:color w:val="000000"/>
           <w:sz w:val="24"/>
         </w:rPr>
         <w:t>FullCalendar 官方文档：https://fullcalendar.io/</w:t>
@@ -4967,6 +4564,7 @@
         <w:rPr>
           <w:rFonts w:ascii="Times New Roman" w:hAnsi="Times New Roman" w:eastAsia="宋体"/>
           <w:b w:val="0"/>
+          <w:color w:val="000000"/>
           <w:sz w:val="24"/>
         </w:rPr>
         <w:t>Agnes AI 开放平台接口文档（OpenAI v1 兼容规范）</w:t>
@@ -5345,6 +4943,10 @@
     <w:name w:val="Normal"/>
     <w:qFormat/>
     <w:rsid w:val="00FC693F"/>
+    <w:rPr>
+      <w:rFonts w:ascii="Times New Roman" w:hAnsi="Times New Roman" w:eastAsia="宋体"/>
+      <w:sz w:val="24"/>
+    </w:rPr>
   </w:style>
   <w:style w:type="paragraph" w:styleId="Header">
     <w:name w:val="header"/>
@@ -5405,11 +5007,11 @@
       <w:outlineLvl w:val="0"/>
     </w:pPr>
     <w:rPr>
-      <w:rFonts w:asciiTheme="majorHAnsi" w:eastAsiaTheme="majorEastAsia" w:hAnsiTheme="majorHAnsi" w:cstheme="majorBidi"/>
+      <w:rFonts w:asciiTheme="majorHAnsi" w:eastAsiaTheme="majorEastAsia" w:hAnsiTheme="majorHAnsi" w:cstheme="majorBidi" w:ascii="Arial" w:hAnsi="Arial" w:eastAsia="黑体"/>
       <w:b/>
       <w:bCs/>
-      <w:color w:val="365F91" w:themeColor="accent1" w:themeShade="BF"/>
-      <w:sz w:val="28"/>
+      <w:color w:val="1F3B73"/>
+      <w:sz w:val="36"/>
       <w:szCs w:val="28"/>
     </w:rPr>
   </w:style>
@@ -5429,11 +5031,11 @@
       <w:outlineLvl w:val="1"/>
     </w:pPr>
     <w:rPr>
-      <w:rFonts w:asciiTheme="majorHAnsi" w:eastAsiaTheme="majorEastAsia" w:hAnsiTheme="majorHAnsi" w:cstheme="majorBidi"/>
+      <w:rFonts w:asciiTheme="majorHAnsi" w:eastAsiaTheme="majorEastAsia" w:hAnsiTheme="majorHAnsi" w:cstheme="majorBidi" w:ascii="Arial" w:hAnsi="Arial" w:eastAsia="黑体"/>
       <w:b/>
       <w:bCs/>
-      <w:color w:val="4F81BD" w:themeColor="accent1"/>
-      <w:sz w:val="26"/>
+      <w:color w:val="2E549C"/>
+      <w:sz w:val="28"/>
       <w:szCs w:val="26"/>
     </w:rPr>
   </w:style>
